--- a/Fase 2/Evidencias Grupales/2.4_GuiaEstudiante_Fase 2_DesarrolloProyecto APT.docx
+++ b/Fase 2/Evidencias Grupales/2.4_GuiaEstudiante_Fase 2_DesarrolloProyecto APT.docx
@@ -1,11 +1,8 @@
 
 <file path=word/document.xml><?xml version="1.0" encoding="utf-8"?>
-<w:document xmlns:wpc="http://schemas.microsoft.com/office/word/2010/wordprocessingCanvas" xmlns:cx="http://schemas.microsoft.com/office/drawing/2014/chartex" xmlns:mc="http://schemas.openxmlformats.org/markup-compatibility/2006" xmlns:o="urn:schemas-microsoft-com:office:office" xmlns:r="http://schemas.openxmlformats.org/officeDocument/2006/relationships" xmlns:m="http://schemas.openxmlformats.org/officeDocument/2006/math" xmlns:v="urn:schemas-microsoft-com:vml" xmlns:wp14="http://schemas.microsoft.com/office/word/2010/wordprocessingDrawing" xmlns:wp="http://schemas.openxmlformats.org/drawingml/2006/wordprocessingDrawing" xmlns:w10="urn:schemas-microsoft-com:office:word" xmlns:w="http://schemas.openxmlformats.org/wordprocessingml/2006/main" xmlns:w14="http://schemas.microsoft.com/office/word/2010/wordml" xmlns:w15="http://schemas.microsoft.com/office/word/2012/wordml" xmlns:w16se="http://schemas.microsoft.com/office/word/2015/wordml/symex" xmlns:wpg="http://schemas.microsoft.com/office/word/2010/wordprocessingGroup" xmlns:wpi="http://schemas.microsoft.com/office/word/2010/wordprocessingInk" xmlns:wne="http://schemas.microsoft.com/office/word/2006/wordml" xmlns:wps="http://schemas.microsoft.com/office/word/2010/wordprocessingShape" mc:Ignorable="w14 w15 w16se wp14">
+<w:document xmlns:wpc="http://schemas.microsoft.com/office/word/2010/wordprocessingCanvas" xmlns:cx="http://schemas.microsoft.com/office/drawing/2014/chartex" xmlns:cx1="http://schemas.microsoft.com/office/drawing/2015/9/8/chartex" xmlns:cx2="http://schemas.microsoft.com/office/drawing/2015/10/21/chartex" xmlns:cx3="http://schemas.microsoft.com/office/drawing/2016/5/9/chartex" xmlns:cx4="http://schemas.microsoft.com/office/drawing/2016/5/10/chartex" xmlns:cx5="http://schemas.microsoft.com/office/drawing/2016/5/11/chartex" xmlns:cx6="http://schemas.microsoft.com/office/drawing/2016/5/12/chartex" xmlns:cx7="http://schemas.microsoft.com/office/drawing/2016/5/13/chartex" xmlns:cx8="http://schemas.microsoft.com/office/drawing/2016/5/14/chartex" xmlns:mc="http://schemas.openxmlformats.org/markup-compatibility/2006" xmlns:aink="http://schemas.microsoft.com/office/drawing/2016/ink" xmlns:am3d="http://schemas.microsoft.com/office/drawing/2017/model3d" xmlns:o="urn:schemas-microsoft-com:office:office" xmlns:oel="http://schemas.microsoft.com/office/2019/extlst" xmlns:r="http://schemas.openxmlformats.org/officeDocument/2006/relationships" xmlns:m="http://schemas.openxmlformats.org/officeDocument/2006/math" xmlns:v="urn:schemas-microsoft-com:vml" xmlns:wp14="http://schemas.microsoft.com/office/word/2010/wordprocessingDrawing" xmlns:wp="http://schemas.openxmlformats.org/drawingml/2006/wordprocessingDrawing" xmlns:w10="urn:schemas-microsoft-com:office:word" xmlns:w="http://schemas.openxmlformats.org/wordprocessingml/2006/main" xmlns:w14="http://schemas.microsoft.com/office/word/2010/wordml" xmlns:w15="http://schemas.microsoft.com/office/word/2012/wordml" xmlns:w16cex="http://schemas.microsoft.com/office/word/2018/wordml/cex" xmlns:w16cid="http://schemas.microsoft.com/office/word/2016/wordml/cid" xmlns:w16="http://schemas.microsoft.com/office/word/2018/wordml" xmlns:w16du="http://schemas.microsoft.com/office/word/2023/wordml/word16du" xmlns:w16sdtdh="http://schemas.microsoft.com/office/word/2020/wordml/sdtdatahash" xmlns:w16sdtfl="http://schemas.microsoft.com/office/word/2024/wordml/sdtformatlock" xmlns:w16se="http://schemas.microsoft.com/office/word/2015/wordml/symex" xmlns:wpg="http://schemas.microsoft.com/office/word/2010/wordprocessingGroup" xmlns:wpi="http://schemas.microsoft.com/office/word/2010/wordprocessingInk" xmlns:wne="http://schemas.microsoft.com/office/word/2006/wordml" xmlns:wps="http://schemas.microsoft.com/office/word/2010/wordprocessingShape" mc:Ignorable="w14 w15 w16se w16cid w16 w16cex w16sdtdh w16sdtfl w16du wp14">
   <w:body>
-    <w:p>
-      <w:bookmarkStart w:id="0" w:name="_GoBack"/>
-      <w:bookmarkEnd w:id="0"/>
-    </w:p>
+    <w:p/>
     <w:p>
       <w:pPr>
         <w:rPr>
@@ -165,6 +162,7 @@
                                 </w:rPr>
                                 <w:t xml:space="preserve">Asignatura </w:t>
                               </w:r>
+                              <w:proofErr w:type="spellStart"/>
                               <w:r>
                                 <w:rPr>
                                   <w:b/>
@@ -174,6 +172,7 @@
                                 </w:rPr>
                                 <w:t>Capstone</w:t>
                               </w:r>
+                              <w:proofErr w:type="spellEnd"/>
                             </w:p>
                           </w:txbxContent>
                         </wps:txbx>
@@ -238,7 +237,7 @@
           </mc:Choice>
           <mc:Fallback>
             <w:pict>
-              <v:group w14:anchorId="39581AEC" id="Grupo 27" o:spid="_x0000_s1026" style="position:absolute;margin-left:0;margin-top:.75pt;width:491.25pt;height:123pt;z-index:251659264;mso-position-horizontal:center;mso-position-horizontal-relative:margin;mso-width-relative:margin;mso-height-relative:margin" coordsize="59912,15621" o:gfxdata="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">
+              <v:group w14:anchorId="39581AEC" id="Grupo 27" o:spid="_x0000_s1026" style="position:absolute;margin-left:0;margin-top:.75pt;width:491.25pt;height:123pt;z-index:251659264;mso-position-horizontal:center;mso-position-horizontal-relative:margin;mso-width-relative:margin;mso-height-relative:margin" coordsize="59912,15621" o:gfxdata="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">
                 <v:shapetype id="_x0000_t202" coordsize="21600,21600" o:spt="202" path="m,l,21600r21600,l21600,xe">
                   <v:stroke joinstyle="miter"/>
                   <v:path gradientshapeok="t" o:connecttype="rect"/>
@@ -341,6 +340,7 @@
                           </w:rPr>
                           <w:t xml:space="preserve">Asignatura </w:t>
                         </w:r>
+                        <w:proofErr w:type="spellStart"/>
                         <w:r>
                           <w:rPr>
                             <w:b/>
@@ -350,6 +350,7 @@
                           </w:rPr>
                           <w:t>Capstone</w:t>
                         </w:r>
+                        <w:proofErr w:type="spellEnd"/>
                       </w:p>
                     </w:txbxContent>
                   </v:textbox>
@@ -646,40 +647,409 @@
                 <w:szCs w:val="20"/>
                 <w:lang w:eastAsia="es-CL"/>
               </w:rPr>
-              <w:t xml:space="preserve">En esta </w:t>
-            </w:r>
-            <w:r>
-              <w:rPr>
-                <w:rFonts w:ascii="Calibri" w:hAnsi="Calibri" w:cs="Arial"/>
-                <w:i/>
-                <w:color w:val="548DD4"/>
-                <w:sz w:val="20"/>
-                <w:szCs w:val="20"/>
-                <w:lang w:eastAsia="es-CL"/>
-              </w:rPr>
-              <w:t>sección</w:t>
-            </w:r>
-            <w:r>
-              <w:rPr>
-                <w:rFonts w:ascii="Calibri" w:hAnsi="Calibri" w:cs="Arial"/>
-                <w:i/>
-                <w:color w:val="548DD4"/>
-                <w:sz w:val="20"/>
-                <w:szCs w:val="20"/>
-                <w:lang w:eastAsia="es-CL"/>
-              </w:rPr>
-              <w:t xml:space="preserve"> deberá</w:t>
-            </w:r>
-            <w:r>
-              <w:rPr>
-                <w:rFonts w:ascii="Calibri" w:hAnsi="Calibri" w:cs="Arial"/>
-                <w:i/>
-                <w:color w:val="548DD4"/>
-                <w:sz w:val="20"/>
-                <w:szCs w:val="20"/>
-                <w:lang w:eastAsia="es-CL"/>
-              </w:rPr>
-              <w:t>s</w:t>
+              <w:t>Hasta la fecha, el proyecto APT ha avanzado de manera significativa según el plan de trabajo establecido. Se han completado satisfactoriamente las siguientes actividades clave:</w:t>
+            </w:r>
+          </w:p>
+          <w:p>
+            <w:pPr>
+              <w:numPr>
+                <w:ilvl w:val="0"/>
+                <w:numId w:val="2"/>
+              </w:numPr>
+              <w:spacing w:line="256" w:lineRule="auto"/>
+              <w:jc w:val="both"/>
+              <w:rPr>
+                <w:rFonts w:ascii="Calibri" w:hAnsi="Calibri" w:cs="Arial"/>
+                <w:i/>
+                <w:color w:val="548DD4"/>
+                <w:sz w:val="20"/>
+                <w:szCs w:val="20"/>
+                <w:lang w:eastAsia="es-CL"/>
+              </w:rPr>
+            </w:pPr>
+            <w:r>
+              <w:rPr>
+                <w:rFonts w:ascii="Calibri" w:hAnsi="Calibri" w:cs="Arial"/>
+                <w:b/>
+                <w:bCs/>
+                <w:i/>
+                <w:color w:val="548DD4"/>
+                <w:sz w:val="20"/>
+                <w:szCs w:val="20"/>
+                <w:lang w:eastAsia="es-CL"/>
+              </w:rPr>
+              <w:t>Levantamiento de requerimientos y priorización de funcionalidades</w:t>
+            </w:r>
+          </w:p>
+          <w:p>
+            <w:pPr>
+              <w:numPr>
+                <w:ilvl w:val="0"/>
+                <w:numId w:val="2"/>
+              </w:numPr>
+              <w:spacing w:line="256" w:lineRule="auto"/>
+              <w:jc w:val="both"/>
+              <w:rPr>
+                <w:rFonts w:ascii="Calibri" w:hAnsi="Calibri" w:cs="Arial"/>
+                <w:i/>
+                <w:color w:val="548DD4"/>
+                <w:sz w:val="20"/>
+                <w:szCs w:val="20"/>
+                <w:lang w:eastAsia="es-CL"/>
+              </w:rPr>
+            </w:pPr>
+            <w:r>
+              <w:rPr>
+                <w:rFonts w:ascii="Calibri" w:hAnsi="Calibri" w:cs="Arial"/>
+                <w:b/>
+                <w:bCs/>
+                <w:i/>
+                <w:color w:val="548DD4"/>
+                <w:sz w:val="20"/>
+                <w:szCs w:val="20"/>
+                <w:lang w:eastAsia="es-CL"/>
+              </w:rPr>
+              <w:t>Diseño de prototipos UX/UI</w:t>
+            </w:r>
+          </w:p>
+          <w:p>
+            <w:pPr>
+              <w:numPr>
+                <w:ilvl w:val="0"/>
+                <w:numId w:val="2"/>
+              </w:numPr>
+              <w:spacing w:line="256" w:lineRule="auto"/>
+              <w:jc w:val="both"/>
+              <w:rPr>
+                <w:rFonts w:ascii="Calibri" w:hAnsi="Calibri" w:cs="Arial"/>
+                <w:i/>
+                <w:color w:val="548DD4"/>
+                <w:sz w:val="20"/>
+                <w:szCs w:val="20"/>
+                <w:lang w:eastAsia="es-CL"/>
+              </w:rPr>
+            </w:pPr>
+            <w:r>
+              <w:rPr>
+                <w:rFonts w:ascii="Calibri" w:hAnsi="Calibri" w:cs="Arial"/>
+                <w:b/>
+                <w:bCs/>
+                <w:i/>
+                <w:color w:val="548DD4"/>
+                <w:sz w:val="20"/>
+                <w:szCs w:val="20"/>
+                <w:lang w:eastAsia="es-CL"/>
+              </w:rPr>
+              <w:t>Diseño de arquitectura del sistema</w:t>
+            </w:r>
+          </w:p>
+          <w:p>
+            <w:pPr>
+              <w:numPr>
+                <w:ilvl w:val="0"/>
+                <w:numId w:val="2"/>
+              </w:numPr>
+              <w:spacing w:line="256" w:lineRule="auto"/>
+              <w:jc w:val="both"/>
+              <w:rPr>
+                <w:rFonts w:ascii="Calibri" w:hAnsi="Calibri" w:cs="Arial"/>
+                <w:i/>
+                <w:color w:val="548DD4"/>
+                <w:sz w:val="20"/>
+                <w:szCs w:val="20"/>
+                <w:lang w:eastAsia="es-CL"/>
+              </w:rPr>
+            </w:pPr>
+            <w:r>
+              <w:rPr>
+                <w:rFonts w:ascii="Calibri" w:hAnsi="Calibri" w:cs="Arial"/>
+                <w:b/>
+                <w:bCs/>
+                <w:i/>
+                <w:color w:val="548DD4"/>
+                <w:sz w:val="20"/>
+                <w:szCs w:val="20"/>
+                <w:lang w:eastAsia="es-CL"/>
+              </w:rPr>
+              <w:t>Diseño e implementación de la base de datos relacional en MySQL</w:t>
+            </w:r>
+          </w:p>
+          <w:p>
+            <w:pPr>
+              <w:numPr>
+                <w:ilvl w:val="0"/>
+                <w:numId w:val="2"/>
+              </w:numPr>
+              <w:spacing w:line="256" w:lineRule="auto"/>
+              <w:jc w:val="both"/>
+              <w:rPr>
+                <w:rFonts w:ascii="Calibri" w:hAnsi="Calibri" w:cs="Arial"/>
+                <w:i/>
+                <w:color w:val="548DD4"/>
+                <w:sz w:val="20"/>
+                <w:szCs w:val="20"/>
+                <w:lang w:eastAsia="es-CL"/>
+              </w:rPr>
+            </w:pPr>
+            <w:r>
+              <w:rPr>
+                <w:rFonts w:ascii="Calibri" w:hAnsi="Calibri" w:cs="Arial"/>
+                <w:b/>
+                <w:bCs/>
+                <w:i/>
+                <w:color w:val="548DD4"/>
+                <w:sz w:val="20"/>
+                <w:szCs w:val="20"/>
+                <w:lang w:eastAsia="es-CL"/>
+              </w:rPr>
+              <w:t>Creación de la lógica completa de la aplicación</w:t>
+            </w:r>
+          </w:p>
+          <w:p>
+            <w:pPr>
+              <w:numPr>
+                <w:ilvl w:val="0"/>
+                <w:numId w:val="3"/>
+              </w:numPr>
+              <w:spacing w:line="256" w:lineRule="auto"/>
+              <w:jc w:val="both"/>
+              <w:rPr>
+                <w:rFonts w:ascii="Calibri" w:hAnsi="Calibri" w:cs="Arial"/>
+                <w:i/>
+                <w:color w:val="548DD4"/>
+                <w:sz w:val="20"/>
+                <w:szCs w:val="20"/>
+                <w:lang w:eastAsia="es-CL"/>
+              </w:rPr>
+            </w:pPr>
+            <w:r>
+              <w:rPr>
+                <w:rFonts w:ascii="Calibri" w:hAnsi="Calibri" w:cs="Arial"/>
+                <w:i/>
+                <w:color w:val="548DD4"/>
+                <w:sz w:val="20"/>
+                <w:szCs w:val="20"/>
+                <w:lang w:eastAsia="es-CL"/>
+              </w:rPr>
+              <w:t xml:space="preserve">Desarrollo de la </w:t>
+            </w:r>
+            <w:r>
+              <w:rPr>
+                <w:rFonts w:ascii="Calibri" w:hAnsi="Calibri" w:cs="Arial"/>
+                <w:b/>
+                <w:bCs/>
+                <w:i/>
+                <w:color w:val="548DD4"/>
+                <w:sz w:val="20"/>
+                <w:szCs w:val="20"/>
+                <w:lang w:eastAsia="es-CL"/>
+              </w:rPr>
+              <w:t>interfaz web</w:t>
+            </w:r>
+            <w:r>
+              <w:rPr>
+                <w:rFonts w:ascii="Calibri" w:hAnsi="Calibri" w:cs="Arial"/>
+                <w:i/>
+                <w:color w:val="548DD4"/>
+                <w:sz w:val="20"/>
+                <w:szCs w:val="20"/>
+                <w:lang w:eastAsia="es-CL"/>
+              </w:rPr>
+              <w:t xml:space="preserve"> con Django Templates</w:t>
+            </w:r>
+          </w:p>
+          <w:p>
+            <w:pPr>
+              <w:numPr>
+                <w:ilvl w:val="0"/>
+                <w:numId w:val="3"/>
+              </w:numPr>
+              <w:spacing w:line="256" w:lineRule="auto"/>
+              <w:jc w:val="both"/>
+              <w:rPr>
+                <w:rFonts w:ascii="Calibri" w:hAnsi="Calibri" w:cs="Arial"/>
+                <w:i/>
+                <w:color w:val="548DD4"/>
+                <w:sz w:val="20"/>
+                <w:szCs w:val="20"/>
+                <w:lang w:eastAsia="es-CL"/>
+              </w:rPr>
+            </w:pPr>
+            <w:r>
+              <w:rPr>
+                <w:rFonts w:ascii="Calibri" w:hAnsi="Calibri" w:cs="Arial"/>
+                <w:b/>
+                <w:bCs/>
+                <w:i/>
+                <w:color w:val="548DD4"/>
+                <w:sz w:val="20"/>
+                <w:szCs w:val="20"/>
+                <w:lang w:eastAsia="es-CL"/>
+              </w:rPr>
+              <w:t>Integración de funcionalidades</w:t>
+            </w:r>
+            <w:r>
+              <w:rPr>
+                <w:rFonts w:ascii="Calibri" w:hAnsi="Calibri" w:cs="Arial"/>
+                <w:i/>
+                <w:color w:val="548DD4"/>
+                <w:sz w:val="20"/>
+                <w:szCs w:val="20"/>
+                <w:lang w:eastAsia="es-CL"/>
+              </w:rPr>
+              <w:t xml:space="preserve"> entre </w:t>
+            </w:r>
+            <w:proofErr w:type="spellStart"/>
+            <w:r>
+              <w:rPr>
+                <w:rFonts w:ascii="Calibri" w:hAnsi="Calibri" w:cs="Arial"/>
+                <w:i/>
+                <w:color w:val="548DD4"/>
+                <w:sz w:val="20"/>
+                <w:szCs w:val="20"/>
+                <w:lang w:eastAsia="es-CL"/>
+              </w:rPr>
+              <w:t>frontend</w:t>
+            </w:r>
+            <w:proofErr w:type="spellEnd"/>
+            <w:r>
+              <w:rPr>
+                <w:rFonts w:ascii="Calibri" w:hAnsi="Calibri" w:cs="Arial"/>
+                <w:i/>
+                <w:color w:val="548DD4"/>
+                <w:sz w:val="20"/>
+                <w:szCs w:val="20"/>
+                <w:lang w:eastAsia="es-CL"/>
+              </w:rPr>
+              <w:t xml:space="preserve">, </w:t>
+            </w:r>
+            <w:proofErr w:type="spellStart"/>
+            <w:r>
+              <w:rPr>
+                <w:rFonts w:ascii="Calibri" w:hAnsi="Calibri" w:cs="Arial"/>
+                <w:i/>
+                <w:color w:val="548DD4"/>
+                <w:sz w:val="20"/>
+                <w:szCs w:val="20"/>
+                <w:lang w:eastAsia="es-CL"/>
+              </w:rPr>
+              <w:t>backend</w:t>
+            </w:r>
+            <w:proofErr w:type="spellEnd"/>
+          </w:p>
+          <w:p>
+            <w:pPr>
+              <w:numPr>
+                <w:ilvl w:val="0"/>
+                <w:numId w:val="3"/>
+              </w:numPr>
+              <w:spacing w:line="256" w:lineRule="auto"/>
+              <w:jc w:val="both"/>
+              <w:rPr>
+                <w:rFonts w:ascii="Calibri" w:hAnsi="Calibri" w:cs="Arial"/>
+                <w:i/>
+                <w:color w:val="548DD4"/>
+                <w:sz w:val="20"/>
+                <w:szCs w:val="20"/>
+                <w:lang w:eastAsia="es-CL"/>
+              </w:rPr>
+            </w:pPr>
+            <w:r>
+              <w:rPr>
+                <w:rFonts w:ascii="Calibri" w:hAnsi="Calibri" w:cs="Arial"/>
+                <w:b/>
+                <w:bCs/>
+                <w:i/>
+                <w:color w:val="548DD4"/>
+                <w:sz w:val="20"/>
+                <w:szCs w:val="20"/>
+                <w:lang w:eastAsia="es-CL"/>
+              </w:rPr>
+              <w:t>Integración con funcionalidades de IA</w:t>
+            </w:r>
+          </w:p>
+          <w:p>
+            <w:pPr>
+              <w:numPr>
+                <w:ilvl w:val="0"/>
+                <w:numId w:val="3"/>
+              </w:numPr>
+              <w:spacing w:line="256" w:lineRule="auto"/>
+              <w:jc w:val="both"/>
+              <w:rPr>
+                <w:rFonts w:ascii="Calibri" w:hAnsi="Calibri" w:cs="Arial"/>
+                <w:i/>
+                <w:color w:val="548DD4"/>
+                <w:sz w:val="20"/>
+                <w:szCs w:val="20"/>
+                <w:lang w:eastAsia="es-CL"/>
+              </w:rPr>
+            </w:pPr>
+            <w:r>
+              <w:rPr>
+                <w:rFonts w:ascii="Calibri" w:hAnsi="Calibri" w:cs="Arial"/>
+                <w:i/>
+                <w:color w:val="548DD4"/>
+                <w:sz w:val="20"/>
+                <w:szCs w:val="20"/>
+                <w:lang w:eastAsia="es-CL"/>
+              </w:rPr>
+              <w:t xml:space="preserve">Creación de </w:t>
+            </w:r>
+            <w:proofErr w:type="spellStart"/>
+            <w:r>
+              <w:rPr>
+                <w:rFonts w:ascii="Calibri" w:hAnsi="Calibri" w:cs="Arial"/>
+                <w:i/>
+                <w:color w:val="548DD4"/>
+                <w:sz w:val="20"/>
+                <w:szCs w:val="20"/>
+                <w:lang w:eastAsia="es-CL"/>
+              </w:rPr>
+              <w:t>Dashboard</w:t>
+            </w:r>
+            <w:proofErr w:type="spellEnd"/>
+            <w:r>
+              <w:rPr>
+                <w:rFonts w:ascii="Calibri" w:hAnsi="Calibri" w:cs="Arial"/>
+                <w:i/>
+                <w:color w:val="548DD4"/>
+                <w:sz w:val="20"/>
+                <w:szCs w:val="20"/>
+                <w:lang w:eastAsia="es-CL"/>
+              </w:rPr>
+              <w:t xml:space="preserve"> de BI para administración del sitio</w:t>
+            </w:r>
+          </w:p>
+          <w:p>
+            <w:pPr>
+              <w:numPr>
+                <w:ilvl w:val="0"/>
+                <w:numId w:val="3"/>
+              </w:numPr>
+              <w:spacing w:line="256" w:lineRule="auto"/>
+              <w:jc w:val="both"/>
+              <w:rPr>
+                <w:rFonts w:ascii="Calibri" w:hAnsi="Calibri" w:cs="Arial"/>
+                <w:i/>
+                <w:color w:val="548DD4"/>
+                <w:sz w:val="20"/>
+                <w:szCs w:val="20"/>
+                <w:lang w:eastAsia="es-CL"/>
+              </w:rPr>
+            </w:pPr>
+            <w:r>
+              <w:rPr>
+                <w:rFonts w:ascii="Calibri" w:hAnsi="Calibri" w:cs="Arial"/>
+                <w:b/>
+                <w:bCs/>
+                <w:i/>
+                <w:color w:val="548DD4"/>
+                <w:sz w:val="20"/>
+                <w:szCs w:val="20"/>
+                <w:lang w:eastAsia="es-CL"/>
+              </w:rPr>
+              <w:t>Pruebas funcionales y de usabilidad</w:t>
             </w:r>
             <w:r>
               <w:rPr>
@@ -692,96 +1062,87 @@
               </w:rPr>
               <w:t xml:space="preserve"> </w:t>
             </w:r>
-            <w:r>
-              <w:rPr>
-                <w:rFonts w:ascii="Calibri" w:hAnsi="Calibri" w:cs="Arial"/>
-                <w:i/>
-                <w:color w:val="548DD4"/>
-                <w:sz w:val="20"/>
-                <w:szCs w:val="20"/>
-                <w:lang w:eastAsia="es-CL"/>
-              </w:rPr>
-              <w:t xml:space="preserve">realizar un resumen de los avances que has realizado en tu proyecto APT. </w:t>
-            </w:r>
-            <w:r>
-              <w:rPr>
-                <w:rFonts w:ascii="Calibri" w:hAnsi="Calibri" w:cs="Arial"/>
-                <w:i/>
-                <w:color w:val="548DD4"/>
-                <w:sz w:val="20"/>
-                <w:szCs w:val="20"/>
-                <w:lang w:eastAsia="es-CL"/>
-              </w:rPr>
-              <w:t xml:space="preserve">Relata </w:t>
-            </w:r>
-            <w:r>
-              <w:rPr>
-                <w:rFonts w:ascii="Calibri" w:hAnsi="Calibri" w:cs="Arial"/>
-                <w:i/>
-                <w:color w:val="548DD4"/>
-                <w:sz w:val="20"/>
-                <w:szCs w:val="20"/>
-                <w:lang w:eastAsia="es-CL"/>
-              </w:rPr>
-              <w:t xml:space="preserve">brevemente </w:t>
-            </w:r>
-            <w:r>
-              <w:rPr>
-                <w:rFonts w:ascii="Calibri" w:hAnsi="Calibri" w:cs="Arial"/>
-                <w:i/>
-                <w:color w:val="548DD4"/>
-                <w:sz w:val="20"/>
-                <w:szCs w:val="20"/>
-                <w:lang w:eastAsia="es-CL"/>
-              </w:rPr>
-              <w:t xml:space="preserve">qué </w:t>
-            </w:r>
-            <w:r>
-              <w:rPr>
-                <w:rFonts w:ascii="Calibri" w:hAnsi="Calibri" w:cs="Arial"/>
-                <w:i/>
-                <w:color w:val="548DD4"/>
-                <w:sz w:val="20"/>
-                <w:szCs w:val="20"/>
-                <w:lang w:eastAsia="es-CL"/>
-              </w:rPr>
-              <w:t xml:space="preserve">actividades </w:t>
-            </w:r>
-            <w:r>
-              <w:rPr>
-                <w:rFonts w:ascii="Calibri" w:hAnsi="Calibri" w:cs="Arial"/>
-                <w:i/>
-                <w:color w:val="548DD4"/>
-                <w:sz w:val="20"/>
-                <w:szCs w:val="20"/>
-                <w:lang w:eastAsia="es-CL"/>
-              </w:rPr>
-              <w:t>del proyecto has llevado a cabo y qué objetivos específicos has cumplido hasta el minuto y de qué manera.</w:t>
-            </w:r>
-          </w:p>
-          <w:p>
-            <w:pPr>
-              <w:jc w:val="both"/>
-              <w:rPr>
-                <w:rFonts w:ascii="Calibri" w:hAnsi="Calibri" w:cs="Arial"/>
-                <w:i/>
-                <w:color w:val="548DD4"/>
-                <w:sz w:val="20"/>
-                <w:szCs w:val="20"/>
-                <w:lang w:eastAsia="es-CL"/>
-              </w:rPr>
-            </w:pPr>
-            <w:r>
-              <w:rPr>
-                <w:rFonts w:ascii="Calibri" w:hAnsi="Calibri" w:cs="Arial"/>
-                <w:i/>
-                <w:color w:val="548DD4"/>
-                <w:sz w:val="20"/>
-                <w:szCs w:val="20"/>
-                <w:lang w:eastAsia="es-CL"/>
-              </w:rPr>
-              <w:t>En caso que hayas realizado ajustes a los objetivos o metodología, debes incluir dichos apartados nuevamente en este informe, señalando cuáles son dichos ajustes.</w:t>
-            </w:r>
+          </w:p>
+          <w:p>
+            <w:pPr>
+              <w:numPr>
+                <w:ilvl w:val="0"/>
+                <w:numId w:val="3"/>
+              </w:numPr>
+              <w:spacing w:line="256" w:lineRule="auto"/>
+              <w:jc w:val="both"/>
+              <w:rPr>
+                <w:rFonts w:ascii="Calibri" w:hAnsi="Calibri" w:cs="Arial"/>
+                <w:i/>
+                <w:color w:val="548DD4"/>
+                <w:sz w:val="20"/>
+                <w:szCs w:val="20"/>
+                <w:lang w:eastAsia="es-CL"/>
+              </w:rPr>
+            </w:pPr>
+            <w:r>
+              <w:rPr>
+                <w:rFonts w:ascii="Calibri" w:hAnsi="Calibri" w:cs="Arial"/>
+                <w:b/>
+                <w:bCs/>
+                <w:i/>
+                <w:color w:val="548DD4"/>
+                <w:sz w:val="20"/>
+                <w:szCs w:val="20"/>
+                <w:lang w:eastAsia="es-CL"/>
+              </w:rPr>
+              <w:t>Documentación del proyecto</w:t>
+            </w:r>
+            <w:r>
+              <w:rPr>
+                <w:rFonts w:ascii="Calibri" w:hAnsi="Calibri" w:cs="Arial"/>
+                <w:b/>
+                <w:bCs/>
+                <w:i/>
+                <w:color w:val="548DD4"/>
+                <w:sz w:val="20"/>
+                <w:szCs w:val="20"/>
+                <w:lang w:eastAsia="es-CL"/>
+              </w:rPr>
+              <w:t xml:space="preserve"> </w:t>
+            </w:r>
+          </w:p>
+          <w:p>
+            <w:pPr>
+              <w:jc w:val="both"/>
+              <w:rPr>
+                <w:rFonts w:ascii="Calibri" w:hAnsi="Calibri" w:cs="Arial"/>
+                <w:i/>
+                <w:color w:val="548DD4"/>
+                <w:sz w:val="20"/>
+                <w:szCs w:val="20"/>
+                <w:lang w:eastAsia="es-CL"/>
+              </w:rPr>
+            </w:pPr>
+            <w:r>
+              <w:rPr>
+                <w:rFonts w:ascii="Calibri" w:hAnsi="Calibri" w:cs="Arial"/>
+                <w:i/>
+                <w:color w:val="548DD4"/>
+                <w:sz w:val="20"/>
+                <w:szCs w:val="20"/>
+                <w:lang w:eastAsia="es-CL"/>
+              </w:rPr>
+              <w:t>Estas actividades se están desarrollando dentro de los plazos planificados y sin necesidad de ajustes metodológicos o en los objetivos del proyecto.</w:t>
+            </w:r>
+          </w:p>
+          <w:p>
+            <w:pPr>
+              <w:jc w:val="both"/>
+              <w:rPr>
+                <w:rFonts w:ascii="Calibri" w:hAnsi="Calibri" w:cs="Arial"/>
+                <w:i/>
+                <w:color w:val="548DD4"/>
+                <w:sz w:val="20"/>
+                <w:szCs w:val="20"/>
+                <w:lang w:eastAsia="es-CL"/>
+              </w:rPr>
+            </w:pPr>
           </w:p>
         </w:tc>
       </w:tr>
@@ -806,6 +1167,7 @@
                 <w:rFonts w:ascii="Calibri" w:hAnsi="Calibri"/>
                 <w:color w:val="1F3864" w:themeColor="accent1" w:themeShade="80"/>
               </w:rPr>
+              <w:lastRenderedPageBreak/>
               <w:t>Objetivos</w:t>
             </w:r>
           </w:p>
@@ -1344,7 +1706,6 @@
                 <w:sz w:val="28"/>
                 <w:szCs w:val="28"/>
               </w:rPr>
-              <w:lastRenderedPageBreak/>
               <w:t>2</w:t>
             </w:r>
             <w:r>
@@ -1446,8 +1807,8 @@
         <w:gridCol w:w="1276"/>
         <w:gridCol w:w="1275"/>
         <w:gridCol w:w="1276"/>
-        <w:gridCol w:w="1418"/>
-        <w:gridCol w:w="850"/>
+        <w:gridCol w:w="1276"/>
+        <w:gridCol w:w="992"/>
       </w:tblGrid>
       <w:tr>
         <w:trPr>
@@ -1474,6 +1835,7 @@
                 <w:color w:val="1F3864" w:themeColor="accent1" w:themeShade="80"/>
                 <w:sz w:val="18"/>
               </w:rPr>
+              <w:lastRenderedPageBreak/>
               <w:t>Plan de Trabajo</w:t>
             </w:r>
           </w:p>
@@ -1654,7 +2016,7 @@
         </w:tc>
         <w:tc>
           <w:tcPr>
-            <w:tcW w:w="1418" w:type="dxa"/>
+            <w:tcW w:w="1276" w:type="dxa"/>
             <w:vAlign w:val="center"/>
           </w:tcPr>
           <w:p>
@@ -1678,7 +2040,7 @@
         </w:tc>
         <w:tc>
           <w:tcPr>
-            <w:tcW w:w="850" w:type="dxa"/>
+            <w:tcW w:w="992" w:type="dxa"/>
             <w:vAlign w:val="center"/>
           </w:tcPr>
           <w:p>
@@ -1716,6 +2078,12 @@
         <w:tc>
           <w:tcPr>
             <w:tcW w:w="1328" w:type="dxa"/>
+            <w:tcBorders>
+              <w:top w:val="single" w:sz="4" w:space="0" w:color="BFBFBF" w:themeColor="background1" w:themeShade="BF"/>
+              <w:left w:val="single" w:sz="4" w:space="0" w:color="BFBFBF" w:themeColor="background1" w:themeShade="BF"/>
+              <w:bottom w:val="single" w:sz="4" w:space="0" w:color="BFBFBF" w:themeColor="background1" w:themeShade="BF"/>
+              <w:right w:val="single" w:sz="4" w:space="0" w:color="BFBFBF" w:themeColor="background1" w:themeShade="BF"/>
+            </w:tcBorders>
           </w:tcPr>
           <w:p>
             <w:pPr>
@@ -1730,50 +2098,33 @@
               <w:rPr>
                 <w:rFonts w:ascii="Calibri" w:hAnsi="Calibri" w:cs="Arial"/>
                 <w:i/>
-                <w:color w:val="548DD4"/>
-                <w:sz w:val="18"/>
-                <w:szCs w:val="20"/>
-                <w:lang w:eastAsia="es-CL"/>
-              </w:rPr>
-              <w:t xml:space="preserve">Nombra las competencias o unidades de competencias </w:t>
-            </w:r>
-            <w:r>
-              <w:rPr>
-                <w:rFonts w:ascii="Calibri" w:hAnsi="Calibri" w:cs="Arial"/>
-                <w:i/>
-                <w:color w:val="548DD4"/>
-                <w:sz w:val="18"/>
-                <w:szCs w:val="20"/>
-                <w:lang w:eastAsia="es-CL"/>
-              </w:rPr>
-              <w:t xml:space="preserve">que se relacionan con las diferentes actividades </w:t>
-            </w:r>
-            <w:r>
-              <w:rPr>
-                <w:rFonts w:ascii="Calibri" w:hAnsi="Calibri" w:cs="Arial"/>
-                <w:i/>
-                <w:color w:val="548DD4"/>
-                <w:sz w:val="18"/>
-                <w:szCs w:val="20"/>
-                <w:lang w:eastAsia="es-CL"/>
-              </w:rPr>
-              <w:t>requeridas para el desarrollo de</w:t>
-            </w:r>
-            <w:r>
-              <w:rPr>
-                <w:rFonts w:ascii="Calibri" w:hAnsi="Calibri" w:cs="Arial"/>
-                <w:i/>
-                <w:color w:val="548DD4"/>
-                <w:sz w:val="18"/>
-                <w:szCs w:val="20"/>
-                <w:lang w:eastAsia="es-CL"/>
-              </w:rPr>
-              <w:t>l proyecto APT</w:t>
-            </w:r>
-            <w:r>
-              <w:rPr>
-                <w:rFonts w:ascii="Calibri" w:hAnsi="Calibri" w:cs="Arial"/>
-                <w:i/>
+                <w:iCs/>
+                <w:color w:val="548DD4"/>
+                <w:sz w:val="18"/>
+                <w:szCs w:val="20"/>
+                <w:lang w:eastAsia="es-CL"/>
+              </w:rPr>
+              <w:t xml:space="preserve">Diseño y desarrollo de aplicaciones web y móviles utilizando </w:t>
+            </w:r>
+            <w:proofErr w:type="spellStart"/>
+            <w:r>
+              <w:rPr>
+                <w:rFonts w:ascii="Calibri" w:hAnsi="Calibri" w:cs="Arial"/>
+                <w:i/>
+                <w:iCs/>
+                <w:color w:val="548DD4"/>
+                <w:sz w:val="18"/>
+                <w:szCs w:val="20"/>
+                <w:lang w:eastAsia="es-CL"/>
+              </w:rPr>
+              <w:t>frameworks</w:t>
+            </w:r>
+            <w:proofErr w:type="spellEnd"/>
+            <w:r>
+              <w:rPr>
+                <w:rFonts w:ascii="Calibri" w:hAnsi="Calibri" w:cs="Arial"/>
+                <w:i/>
+                <w:iCs/>
                 <w:color w:val="548DD4"/>
                 <w:sz w:val="18"/>
                 <w:szCs w:val="20"/>
@@ -1786,79 +2137,48 @@
         <w:tc>
           <w:tcPr>
             <w:tcW w:w="1077" w:type="dxa"/>
-          </w:tcPr>
-          <w:p>
-            <w:pPr>
-              <w:jc w:val="both"/>
-              <w:rPr>
-                <w:rFonts w:ascii="Calibri" w:hAnsi="Calibri" w:cs="Arial"/>
-                <w:i/>
-                <w:color w:val="548DD4"/>
-                <w:sz w:val="18"/>
-                <w:szCs w:val="20"/>
-                <w:lang w:eastAsia="es-CL"/>
-              </w:rPr>
-            </w:pPr>
-            <w:r>
-              <w:rPr>
-                <w:rFonts w:ascii="Calibri" w:hAnsi="Calibri" w:cs="Arial"/>
-                <w:i/>
-                <w:color w:val="548DD4"/>
-                <w:sz w:val="18"/>
-                <w:szCs w:val="20"/>
-                <w:lang w:eastAsia="es-CL"/>
-              </w:rPr>
-              <w:t>Nombra</w:t>
-            </w:r>
-            <w:r>
-              <w:rPr>
-                <w:rFonts w:ascii="Calibri" w:hAnsi="Calibri" w:cs="Arial"/>
-                <w:i/>
-                <w:color w:val="548DD4"/>
-                <w:sz w:val="18"/>
-                <w:szCs w:val="20"/>
-                <w:lang w:eastAsia="es-CL"/>
-              </w:rPr>
-              <w:t xml:space="preserve"> la</w:t>
-            </w:r>
-            <w:r>
-              <w:rPr>
-                <w:rFonts w:ascii="Calibri" w:hAnsi="Calibri" w:cs="Arial"/>
-                <w:i/>
-                <w:color w:val="548DD4"/>
-                <w:sz w:val="18"/>
-                <w:szCs w:val="20"/>
-                <w:lang w:eastAsia="es-CL"/>
-              </w:rPr>
-              <w:t>s</w:t>
-            </w:r>
-            <w:r>
-              <w:rPr>
-                <w:rFonts w:ascii="Calibri" w:hAnsi="Calibri" w:cs="Arial"/>
-                <w:i/>
-                <w:color w:val="548DD4"/>
-                <w:sz w:val="18"/>
-                <w:szCs w:val="20"/>
-                <w:lang w:eastAsia="es-CL"/>
-              </w:rPr>
-              <w:t xml:space="preserve"> </w:t>
-            </w:r>
-            <w:r>
-              <w:rPr>
-                <w:rFonts w:ascii="Calibri" w:hAnsi="Calibri" w:cs="Arial"/>
-                <w:i/>
-                <w:color w:val="548DD4"/>
-                <w:sz w:val="18"/>
-                <w:szCs w:val="20"/>
-                <w:lang w:eastAsia="es-CL"/>
-              </w:rPr>
-              <w:t xml:space="preserve">actividades que se necesitan para desarrollar el proyecto APT. </w:t>
+            <w:tcBorders>
+              <w:top w:val="single" w:sz="4" w:space="0" w:color="BFBFBF" w:themeColor="background1" w:themeShade="BF"/>
+              <w:left w:val="single" w:sz="4" w:space="0" w:color="BFBFBF" w:themeColor="background1" w:themeShade="BF"/>
+              <w:bottom w:val="single" w:sz="4" w:space="0" w:color="BFBFBF" w:themeColor="background1" w:themeShade="BF"/>
+              <w:right w:val="single" w:sz="4" w:space="0" w:color="BFBFBF" w:themeColor="background1" w:themeShade="BF"/>
+            </w:tcBorders>
+          </w:tcPr>
+          <w:p>
+            <w:pPr>
+              <w:jc w:val="both"/>
+              <w:rPr>
+                <w:rFonts w:ascii="Calibri" w:hAnsi="Calibri" w:cs="Arial"/>
+                <w:i/>
+                <w:color w:val="548DD4"/>
+                <w:sz w:val="18"/>
+                <w:szCs w:val="20"/>
+                <w:lang w:eastAsia="es-CL"/>
+              </w:rPr>
+            </w:pPr>
+            <w:r>
+              <w:rPr>
+                <w:rFonts w:ascii="Calibri" w:hAnsi="Calibri" w:cs="Arial"/>
+                <w:i/>
+                <w:iCs/>
+                <w:color w:val="548DD4"/>
+                <w:sz w:val="18"/>
+                <w:szCs w:val="20"/>
+                <w:lang w:eastAsia="es-CL"/>
+              </w:rPr>
+              <w:t>Levantamiento de necesidades del usuario, definición de funcionalidades clave y priorización de tareas.</w:t>
             </w:r>
           </w:p>
         </w:tc>
         <w:tc>
           <w:tcPr>
             <w:tcW w:w="1276" w:type="dxa"/>
+            <w:tcBorders>
+              <w:top w:val="single" w:sz="4" w:space="0" w:color="BFBFBF" w:themeColor="background1" w:themeShade="BF"/>
+              <w:left w:val="single" w:sz="4" w:space="0" w:color="BFBFBF" w:themeColor="background1" w:themeShade="BF"/>
+              <w:bottom w:val="single" w:sz="4" w:space="0" w:color="BFBFBF" w:themeColor="background1" w:themeShade="BF"/>
+              <w:right w:val="single" w:sz="4" w:space="0" w:color="BFBFBF" w:themeColor="background1" w:themeShade="BF"/>
+            </w:tcBorders>
           </w:tcPr>
           <w:p>
             <w:pPr>
@@ -1873,40 +2193,25 @@
               <w:rPr>
                 <w:rFonts w:ascii="Calibri" w:hAnsi="Calibri" w:cs="Arial"/>
                 <w:i/>
-                <w:color w:val="548DD4"/>
-                <w:sz w:val="18"/>
-                <w:szCs w:val="20"/>
-                <w:lang w:eastAsia="es-CL"/>
-              </w:rPr>
-              <w:t>Nombra los recursos necesarios para llevar a cabo las actividades</w:t>
-            </w:r>
-            <w:r>
-              <w:rPr>
-                <w:rFonts w:ascii="Calibri" w:hAnsi="Calibri" w:cs="Arial"/>
-                <w:i/>
-                <w:color w:val="548DD4"/>
-                <w:sz w:val="18"/>
-                <w:szCs w:val="20"/>
-                <w:lang w:eastAsia="es-CL"/>
-              </w:rPr>
-              <w:t xml:space="preserve"> </w:t>
-            </w:r>
-            <w:r>
-              <w:rPr>
-                <w:rFonts w:ascii="Calibri" w:hAnsi="Calibri" w:cs="Arial"/>
-                <w:i/>
-                <w:color w:val="548DD4"/>
-                <w:sz w:val="18"/>
-                <w:szCs w:val="20"/>
-                <w:lang w:eastAsia="es-CL"/>
-              </w:rPr>
-              <w:t>definidas.</w:t>
+                <w:iCs/>
+                <w:color w:val="548DD4"/>
+                <w:sz w:val="18"/>
+                <w:szCs w:val="20"/>
+                <w:lang w:eastAsia="es-CL"/>
+              </w:rPr>
+              <w:t>Computador personal, acceso a internet, herramientas de gestión como Trello o Jira</w:t>
             </w:r>
           </w:p>
         </w:tc>
         <w:tc>
           <w:tcPr>
             <w:tcW w:w="1276" w:type="dxa"/>
+            <w:tcBorders>
+              <w:top w:val="single" w:sz="4" w:space="0" w:color="BFBFBF" w:themeColor="background1" w:themeShade="BF"/>
+              <w:left w:val="single" w:sz="4" w:space="0" w:color="BFBFBF" w:themeColor="background1" w:themeShade="BF"/>
+              <w:bottom w:val="single" w:sz="4" w:space="0" w:color="BFBFBF" w:themeColor="background1" w:themeShade="BF"/>
+              <w:right w:val="single" w:sz="4" w:space="0" w:color="BFBFBF" w:themeColor="background1" w:themeShade="BF"/>
+            </w:tcBorders>
           </w:tcPr>
           <w:p>
             <w:pPr>
@@ -1921,244 +2226,151 @@
               <w:rPr>
                 <w:rFonts w:ascii="Calibri" w:hAnsi="Calibri" w:cs="Arial"/>
                 <w:i/>
-                <w:color w:val="548DD4"/>
-                <w:sz w:val="18"/>
-                <w:szCs w:val="20"/>
-                <w:lang w:eastAsia="es-CL"/>
-              </w:rPr>
-              <w:t xml:space="preserve">Señala </w:t>
-            </w:r>
-            <w:r>
-              <w:rPr>
-                <w:rFonts w:ascii="Calibri" w:hAnsi="Calibri" w:cs="Arial"/>
-                <w:i/>
-                <w:color w:val="548DD4"/>
-                <w:sz w:val="18"/>
-                <w:szCs w:val="20"/>
-                <w:lang w:eastAsia="es-CL"/>
-              </w:rPr>
-              <w:t>la duración de</w:t>
-            </w:r>
-            <w:r>
-              <w:rPr>
-                <w:rFonts w:ascii="Calibri" w:hAnsi="Calibri" w:cs="Arial"/>
-                <w:i/>
-                <w:color w:val="548DD4"/>
-                <w:sz w:val="18"/>
-                <w:szCs w:val="20"/>
-                <w:lang w:eastAsia="es-CL"/>
-              </w:rPr>
-              <w:t xml:space="preserve"> cada </w:t>
-            </w:r>
-            <w:r>
-              <w:rPr>
-                <w:rFonts w:ascii="Calibri" w:hAnsi="Calibri" w:cs="Arial"/>
-                <w:i/>
-                <w:color w:val="548DD4"/>
-                <w:sz w:val="18"/>
-                <w:szCs w:val="20"/>
-                <w:lang w:eastAsia="es-CL"/>
-              </w:rPr>
-              <w:t>actividad</w:t>
-            </w:r>
-            <w:r>
-              <w:rPr>
-                <w:rFonts w:ascii="Calibri" w:hAnsi="Calibri" w:cs="Arial"/>
-                <w:i/>
-                <w:color w:val="548DD4"/>
-                <w:sz w:val="18"/>
-                <w:szCs w:val="20"/>
-                <w:lang w:eastAsia="es-CL"/>
-              </w:rPr>
-              <w:t xml:space="preserve">. </w:t>
+                <w:iCs/>
+                <w:color w:val="548DD4"/>
+                <w:sz w:val="18"/>
+                <w:szCs w:val="20"/>
+                <w:lang w:eastAsia="es-CL"/>
+              </w:rPr>
+              <w:t>1 semana</w:t>
             </w:r>
           </w:p>
         </w:tc>
         <w:tc>
           <w:tcPr>
             <w:tcW w:w="1275" w:type="dxa"/>
-          </w:tcPr>
-          <w:p>
-            <w:pPr>
-              <w:jc w:val="both"/>
-              <w:rPr>
-                <w:rFonts w:ascii="Calibri" w:hAnsi="Calibri" w:cs="Arial"/>
-                <w:i/>
-                <w:color w:val="548DD4"/>
-                <w:sz w:val="18"/>
-                <w:szCs w:val="20"/>
-                <w:lang w:eastAsia="es-CL"/>
-              </w:rPr>
-            </w:pPr>
-            <w:r>
-              <w:rPr>
-                <w:rFonts w:ascii="Calibri" w:hAnsi="Calibri" w:cs="Arial"/>
-                <w:i/>
-                <w:color w:val="548DD4"/>
-                <w:sz w:val="18"/>
-                <w:szCs w:val="20"/>
-                <w:lang w:eastAsia="es-CL"/>
-              </w:rPr>
-              <w:t xml:space="preserve">Escribe el </w:t>
-            </w:r>
-            <w:r>
-              <w:rPr>
-                <w:rFonts w:ascii="Calibri" w:hAnsi="Calibri" w:cs="Arial"/>
-                <w:i/>
-                <w:color w:val="548DD4"/>
-                <w:sz w:val="18"/>
-                <w:szCs w:val="20"/>
-                <w:lang w:eastAsia="es-CL"/>
-              </w:rPr>
-              <w:t xml:space="preserve">nombre del integrante del equipo responsable de </w:t>
-            </w:r>
-            <w:r>
-              <w:rPr>
-                <w:rFonts w:ascii="Calibri" w:hAnsi="Calibri" w:cs="Arial"/>
-                <w:i/>
-                <w:color w:val="548DD4"/>
-                <w:sz w:val="18"/>
-                <w:szCs w:val="20"/>
-                <w:lang w:eastAsia="es-CL"/>
-              </w:rPr>
-              <w:t xml:space="preserve">cada </w:t>
-            </w:r>
-            <w:r>
-              <w:rPr>
-                <w:rFonts w:ascii="Calibri" w:hAnsi="Calibri" w:cs="Arial"/>
-                <w:i/>
-                <w:color w:val="548DD4"/>
-                <w:sz w:val="18"/>
-                <w:szCs w:val="20"/>
-                <w:lang w:eastAsia="es-CL"/>
-              </w:rPr>
-              <w:t>actividad.</w:t>
+            <w:tcBorders>
+              <w:top w:val="single" w:sz="4" w:space="0" w:color="BFBFBF" w:themeColor="background1" w:themeShade="BF"/>
+              <w:left w:val="single" w:sz="4" w:space="0" w:color="BFBFBF" w:themeColor="background1" w:themeShade="BF"/>
+              <w:bottom w:val="single" w:sz="4" w:space="0" w:color="BFBFBF" w:themeColor="background1" w:themeShade="BF"/>
+              <w:right w:val="single" w:sz="4" w:space="0" w:color="BFBFBF" w:themeColor="background1" w:themeShade="BF"/>
+            </w:tcBorders>
+          </w:tcPr>
+          <w:p>
+            <w:pPr>
+              <w:spacing w:after="0" w:line="240" w:lineRule="auto"/>
+              <w:jc w:val="both"/>
+              <w:rPr>
+                <w:rFonts w:ascii="Calibri" w:hAnsi="Calibri" w:cs="Arial"/>
+                <w:i/>
+                <w:color w:val="548DD4"/>
+                <w:sz w:val="18"/>
+                <w:szCs w:val="20"/>
+                <w:lang w:eastAsia="es-CL"/>
+              </w:rPr>
+            </w:pPr>
+            <w:r>
+              <w:rPr>
+                <w:rFonts w:ascii="Calibri" w:hAnsi="Calibri" w:cs="Arial"/>
+                <w:b/>
+                <w:bCs/>
+                <w:i/>
+                <w:color w:val="548DD4"/>
+                <w:sz w:val="18"/>
+                <w:szCs w:val="20"/>
+                <w:lang w:eastAsia="es-CL"/>
+              </w:rPr>
+              <w:t>Lino Barrera</w:t>
+            </w:r>
+          </w:p>
+          <w:p>
+            <w:pPr>
+              <w:spacing w:after="0" w:line="240" w:lineRule="auto"/>
+              <w:jc w:val="both"/>
+              <w:rPr>
+                <w:rFonts w:ascii="Calibri" w:hAnsi="Calibri" w:cs="Arial"/>
+                <w:i/>
+                <w:color w:val="548DD4"/>
+                <w:sz w:val="18"/>
+                <w:szCs w:val="20"/>
+                <w:lang w:eastAsia="es-CL"/>
+              </w:rPr>
+            </w:pPr>
+            <w:r>
+              <w:rPr>
+                <w:rFonts w:ascii="Calibri" w:hAnsi="Calibri" w:cs="Arial"/>
+                <w:b/>
+                <w:bCs/>
+                <w:i/>
+                <w:color w:val="548DD4"/>
+                <w:sz w:val="18"/>
+                <w:szCs w:val="20"/>
+                <w:lang w:eastAsia="es-CL"/>
+              </w:rPr>
+              <w:t>Jordán Órdenes</w:t>
+            </w:r>
+          </w:p>
+          <w:p>
+            <w:pPr>
+              <w:jc w:val="both"/>
+              <w:rPr>
+                <w:rFonts w:ascii="Calibri" w:hAnsi="Calibri" w:cs="Arial"/>
+                <w:i/>
+                <w:color w:val="548DD4"/>
+                <w:sz w:val="18"/>
+                <w:szCs w:val="20"/>
+                <w:lang w:eastAsia="es-CL"/>
+              </w:rPr>
+            </w:pPr>
+            <w:r>
+              <w:rPr>
+                <w:rFonts w:ascii="Calibri" w:hAnsi="Calibri" w:cs="Arial"/>
+                <w:i/>
+                <w:color w:val="548DD4"/>
+                <w:sz w:val="18"/>
+                <w:szCs w:val="20"/>
+                <w:lang w:eastAsia="es-CL"/>
+              </w:rPr>
+              <w:t>.</w:t>
             </w:r>
           </w:p>
         </w:tc>
         <w:tc>
           <w:tcPr>
             <w:tcW w:w="1276" w:type="dxa"/>
-          </w:tcPr>
-          <w:p>
-            <w:pPr>
-              <w:jc w:val="both"/>
-              <w:rPr>
-                <w:rFonts w:ascii="Calibri" w:hAnsi="Calibri" w:cs="Arial"/>
-                <w:i/>
-                <w:color w:val="548DD4"/>
-                <w:sz w:val="18"/>
-                <w:szCs w:val="20"/>
-                <w:lang w:eastAsia="es-CL"/>
-              </w:rPr>
-            </w:pPr>
-            <w:r>
-              <w:rPr>
-                <w:rFonts w:ascii="Calibri" w:hAnsi="Calibri" w:cs="Arial"/>
-                <w:i/>
-                <w:color w:val="548DD4"/>
-                <w:sz w:val="18"/>
-                <w:szCs w:val="20"/>
-                <w:lang w:eastAsia="es-CL"/>
-              </w:rPr>
-              <w:t xml:space="preserve">Señala </w:t>
-            </w:r>
-            <w:r>
-              <w:rPr>
-                <w:rFonts w:ascii="Calibri" w:hAnsi="Calibri" w:cs="Arial"/>
-                <w:i/>
-                <w:color w:val="548DD4"/>
-                <w:sz w:val="18"/>
-                <w:szCs w:val="20"/>
-                <w:lang w:eastAsia="es-CL"/>
-              </w:rPr>
-              <w:t>las dific</w:t>
-            </w:r>
-            <w:r>
-              <w:rPr>
-                <w:rFonts w:ascii="Calibri" w:hAnsi="Calibri" w:cs="Arial"/>
-                <w:i/>
-                <w:color w:val="548DD4"/>
-                <w:sz w:val="18"/>
-                <w:szCs w:val="20"/>
-                <w:lang w:eastAsia="es-CL"/>
-              </w:rPr>
-              <w:t>ult</w:t>
-            </w:r>
-            <w:r>
-              <w:rPr>
-                <w:rFonts w:ascii="Calibri" w:hAnsi="Calibri" w:cs="Arial"/>
-                <w:i/>
-                <w:color w:val="548DD4"/>
-                <w:sz w:val="18"/>
-                <w:szCs w:val="20"/>
-                <w:lang w:eastAsia="es-CL"/>
-              </w:rPr>
-              <w:t>ades o facilitadores que se podrían presentar durante la ejecución de cada una de las actividades propuestas.</w:t>
-            </w:r>
-          </w:p>
-        </w:tc>
-        <w:tc>
-          <w:tcPr>
-            <w:tcW w:w="1418" w:type="dxa"/>
-          </w:tcPr>
-          <w:p>
-            <w:pPr>
-              <w:jc w:val="both"/>
-              <w:rPr>
-                <w:rFonts w:ascii="Calibri" w:hAnsi="Calibri" w:cs="Arial"/>
-                <w:i/>
-                <w:color w:val="548DD4"/>
-                <w:sz w:val="18"/>
-                <w:szCs w:val="20"/>
-                <w:lang w:eastAsia="es-CL"/>
-              </w:rPr>
-            </w:pPr>
-            <w:r>
-              <w:rPr>
-                <w:rFonts w:ascii="Calibri" w:hAnsi="Calibri" w:cs="Arial"/>
-                <w:i/>
-                <w:color w:val="548DD4"/>
-                <w:sz w:val="18"/>
-                <w:szCs w:val="20"/>
-                <w:lang w:eastAsia="es-CL"/>
-              </w:rPr>
-              <w:t>D</w:t>
-            </w:r>
-            <w:r>
-              <w:rPr>
-                <w:rFonts w:ascii="Calibri" w:hAnsi="Calibri" w:cs="Arial"/>
-                <w:i/>
-                <w:color w:val="548DD4"/>
-                <w:sz w:val="18"/>
-                <w:szCs w:val="20"/>
-                <w:lang w:eastAsia="es-CL"/>
-              </w:rPr>
-              <w:t>escribe</w:t>
-            </w:r>
-            <w:r>
-              <w:rPr>
-                <w:rFonts w:ascii="Calibri" w:hAnsi="Calibri" w:cs="Arial"/>
-                <w:i/>
-                <w:color w:val="548DD4"/>
-                <w:sz w:val="18"/>
-                <w:szCs w:val="20"/>
-                <w:lang w:eastAsia="es-CL"/>
-              </w:rPr>
-              <w:t xml:space="preserve"> el estado de avance </w:t>
-            </w:r>
-            <w:r>
-              <w:rPr>
-                <w:rFonts w:ascii="Calibri" w:hAnsi="Calibri" w:cs="Arial"/>
-                <w:i/>
-                <w:color w:val="548DD4"/>
-                <w:sz w:val="18"/>
-                <w:szCs w:val="20"/>
-                <w:lang w:eastAsia="es-CL"/>
-              </w:rPr>
-              <w:t>de cada actividad.</w:t>
-            </w:r>
-          </w:p>
+            <w:tcBorders>
+              <w:top w:val="single" w:sz="4" w:space="0" w:color="BFBFBF" w:themeColor="background1" w:themeShade="BF"/>
+              <w:left w:val="single" w:sz="4" w:space="0" w:color="BFBFBF" w:themeColor="background1" w:themeShade="BF"/>
+              <w:bottom w:val="single" w:sz="4" w:space="0" w:color="BFBFBF" w:themeColor="background1" w:themeShade="BF"/>
+              <w:right w:val="single" w:sz="4" w:space="0" w:color="BFBFBF" w:themeColor="background1" w:themeShade="BF"/>
+            </w:tcBorders>
+          </w:tcPr>
+          <w:p>
+            <w:pPr>
+              <w:jc w:val="both"/>
+              <w:rPr>
+                <w:rFonts w:ascii="Calibri" w:hAnsi="Calibri" w:cs="Arial"/>
+                <w:i/>
+                <w:color w:val="548DD4"/>
+                <w:sz w:val="18"/>
+                <w:szCs w:val="20"/>
+                <w:lang w:eastAsia="es-CL"/>
+              </w:rPr>
+            </w:pPr>
+            <w:r>
+              <w:rPr>
+                <w:rFonts w:ascii="Calibri" w:hAnsi="Calibri" w:cs="Arial"/>
+                <w:i/>
+                <w:iCs/>
+                <w:color w:val="548DD4"/>
+                <w:sz w:val="18"/>
+                <w:szCs w:val="20"/>
+                <w:lang w:eastAsia="es-CL"/>
+              </w:rPr>
+              <w:t>Puede dificultarse por ambigüedad en requerimientos; facilitador: reuniones regulares para aclarar objetivos.</w:t>
+            </w:r>
+          </w:p>
+        </w:tc>
+        <w:tc>
+          <w:tcPr>
+            <w:tcW w:w="1276" w:type="dxa"/>
+            <w:tcBorders>
+              <w:top w:val="single" w:sz="4" w:space="0" w:color="BFBFBF" w:themeColor="background1" w:themeShade="BF"/>
+              <w:left w:val="single" w:sz="4" w:space="0" w:color="BFBFBF" w:themeColor="background1" w:themeShade="BF"/>
+              <w:bottom w:val="single" w:sz="4" w:space="0" w:color="BFBFBF" w:themeColor="background1" w:themeShade="BF"/>
+              <w:right w:val="single" w:sz="4" w:space="0" w:color="BFBFBF" w:themeColor="background1" w:themeShade="BF"/>
+            </w:tcBorders>
+          </w:tcPr>
           <w:p>
             <w:pPr>
               <w:jc w:val="both"/>
@@ -2171,34 +2383,18 @@
                 <w:lang w:eastAsia="es-CL"/>
               </w:rPr>
             </w:pPr>
-          </w:p>
-          <w:p>
-            <w:pPr>
-              <w:jc w:val="both"/>
-              <w:rPr>
-                <w:rFonts w:ascii="Calibri" w:hAnsi="Calibri" w:cs="Arial"/>
-                <w:i/>
-                <w:color w:val="548DD4"/>
-                <w:sz w:val="18"/>
-                <w:szCs w:val="20"/>
-                <w:lang w:eastAsia="es-CL"/>
-              </w:rPr>
-            </w:pPr>
-            <w:r>
-              <w:rPr>
-                <w:rFonts w:ascii="Calibri" w:hAnsi="Calibri" w:cs="Arial"/>
-                <w:i/>
-                <w:color w:val="548DD4"/>
-                <w:sz w:val="18"/>
-                <w:szCs w:val="20"/>
-                <w:lang w:eastAsia="es-CL"/>
-              </w:rPr>
-              <w:t xml:space="preserve">Tipos de estado: </w:t>
-            </w:r>
-          </w:p>
-          <w:p>
-            <w:pPr>
-              <w:jc w:val="both"/>
+            <w:r>
+              <w:rPr>
+                <w:rFonts w:ascii="Calibri" w:hAnsi="Calibri" w:cs="Arial"/>
+                <w:i/>
+                <w:color w:val="548DD4"/>
+                <w:sz w:val="18"/>
+                <w:szCs w:val="20"/>
+                <w:lang w:eastAsia="es-CL"/>
+              </w:rPr>
+              <w:t>Completado</w:t>
+            </w:r>
+            <w:r>
               <w:rPr>
                 <w:rFonts w:ascii="Calibri" w:hAnsi="Calibri" w:cs="Arial"/>
                 <w:i/>
@@ -2207,101 +2403,3260 @@
                 <w:szCs w:val="20"/>
                 <w:lang w:eastAsia="es-CL"/>
               </w:rPr>
-            </w:pPr>
-            <w:r>
-              <w:rPr>
-                <w:rFonts w:ascii="Calibri" w:hAnsi="Calibri" w:cs="Arial"/>
-                <w:i/>
-                <w:color w:val="548DD4"/>
-                <w:sz w:val="18"/>
-                <w:szCs w:val="20"/>
-                <w:lang w:eastAsia="es-CL"/>
-              </w:rPr>
-              <w:t>En curso/ Con retraso/ No iniciado/ Completado/ Ajustada</w:t>
-            </w:r>
-            <w:r>
-              <w:rPr>
-                <w:rFonts w:ascii="Calibri" w:hAnsi="Calibri" w:cs="Arial"/>
-                <w:i/>
-                <w:color w:val="C00000"/>
-                <w:sz w:val="16"/>
-                <w:szCs w:val="20"/>
-                <w:lang w:eastAsia="es-CL"/>
-              </w:rPr>
               <w:t xml:space="preserve"> </w:t>
             </w:r>
           </w:p>
         </w:tc>
         <w:tc>
           <w:tcPr>
-            <w:tcW w:w="850" w:type="dxa"/>
-          </w:tcPr>
-          <w:p>
-            <w:pPr>
-              <w:jc w:val="both"/>
-              <w:rPr>
-                <w:rFonts w:ascii="Calibri" w:hAnsi="Calibri" w:cs="Arial"/>
-                <w:i/>
-                <w:color w:val="548DD4"/>
-                <w:sz w:val="18"/>
-                <w:szCs w:val="20"/>
-                <w:lang w:eastAsia="es-CL"/>
-              </w:rPr>
-            </w:pPr>
-            <w:r>
-              <w:rPr>
-                <w:rFonts w:ascii="Calibri" w:hAnsi="Calibri" w:cs="Arial"/>
-                <w:i/>
-                <w:color w:val="548DD4"/>
-                <w:sz w:val="18"/>
-                <w:szCs w:val="20"/>
-                <w:lang w:eastAsia="es-CL"/>
-              </w:rPr>
-              <w:t>S</w:t>
-            </w:r>
-            <w:r>
-              <w:rPr>
-                <w:rFonts w:ascii="Calibri" w:hAnsi="Calibri" w:cs="Arial"/>
-                <w:i/>
-                <w:color w:val="548DD4"/>
-                <w:sz w:val="18"/>
-                <w:szCs w:val="20"/>
-                <w:lang w:eastAsia="es-CL"/>
-              </w:rPr>
-              <w:t>e</w:t>
-            </w:r>
-            <w:r>
-              <w:rPr>
-                <w:rFonts w:ascii="Calibri" w:hAnsi="Calibri" w:cs="Arial"/>
-                <w:i/>
-                <w:color w:val="548DD4"/>
-                <w:sz w:val="18"/>
-                <w:szCs w:val="20"/>
-                <w:lang w:eastAsia="es-CL"/>
-              </w:rPr>
-              <w:t xml:space="preserve">ñala los ajustes o reformulaciones </w:t>
-            </w:r>
-            <w:r>
-              <w:rPr>
-                <w:rFonts w:ascii="Calibri" w:hAnsi="Calibri" w:cs="Arial"/>
-                <w:i/>
-                <w:color w:val="548DD4"/>
-                <w:sz w:val="18"/>
-                <w:szCs w:val="20"/>
-                <w:lang w:eastAsia="es-CL"/>
-              </w:rPr>
-              <w:t>que has realiza</w:t>
-            </w:r>
-            <w:r>
-              <w:rPr>
-                <w:rFonts w:ascii="Calibri" w:hAnsi="Calibri" w:cs="Arial"/>
-                <w:i/>
-                <w:color w:val="548DD4"/>
-                <w:sz w:val="18"/>
-                <w:szCs w:val="20"/>
-                <w:lang w:eastAsia="es-CL"/>
-              </w:rPr>
-              <w:t xml:space="preserve">do. </w:t>
+            <w:tcW w:w="992" w:type="dxa"/>
+            <w:tcBorders>
+              <w:top w:val="single" w:sz="4" w:space="0" w:color="BFBFBF" w:themeColor="background1" w:themeShade="BF"/>
+              <w:left w:val="single" w:sz="4" w:space="0" w:color="BFBFBF" w:themeColor="background1" w:themeShade="BF"/>
+              <w:bottom w:val="single" w:sz="4" w:space="0" w:color="BFBFBF" w:themeColor="background1" w:themeShade="BF"/>
+              <w:right w:val="single" w:sz="4" w:space="0" w:color="BFBFBF" w:themeColor="background1" w:themeShade="BF"/>
+            </w:tcBorders>
+          </w:tcPr>
+          <w:p>
+            <w:pPr>
+              <w:jc w:val="both"/>
+              <w:rPr>
+                <w:rFonts w:ascii="Calibri" w:hAnsi="Calibri" w:cs="Arial"/>
+                <w:i/>
+                <w:color w:val="548DD4"/>
+                <w:sz w:val="18"/>
+                <w:szCs w:val="20"/>
+                <w:lang w:eastAsia="es-CL"/>
+              </w:rPr>
+            </w:pPr>
+            <w:r>
+              <w:rPr>
+                <w:rFonts w:ascii="Calibri" w:hAnsi="Calibri" w:cs="Calibri"/>
+                <w:i/>
+                <w:iCs/>
+                <w:color w:val="548DD4"/>
+                <w:sz w:val="18"/>
+                <w:szCs w:val="18"/>
+              </w:rPr>
+              <w:t>Sin ajustes</w:t>
+            </w:r>
+          </w:p>
+        </w:tc>
+      </w:tr>
+      <w:tr>
+        <w:trPr>
+          <w:trHeight w:val="2410"/>
+        </w:trPr>
+        <w:tc>
+          <w:tcPr>
+            <w:tcW w:w="1328" w:type="dxa"/>
+            <w:tcBorders>
+              <w:top w:val="single" w:sz="4" w:space="0" w:color="BFBFBF" w:themeColor="background1" w:themeShade="BF"/>
+              <w:left w:val="single" w:sz="4" w:space="0" w:color="BFBFBF" w:themeColor="background1" w:themeShade="BF"/>
+              <w:bottom w:val="single" w:sz="4" w:space="0" w:color="BFBFBF" w:themeColor="background1" w:themeShade="BF"/>
+              <w:right w:val="single" w:sz="4" w:space="0" w:color="BFBFBF" w:themeColor="background1" w:themeShade="BF"/>
+            </w:tcBorders>
+          </w:tcPr>
+          <w:p>
+            <w:pPr>
+              <w:jc w:val="both"/>
+              <w:rPr>
+                <w:rFonts w:ascii="Calibri" w:hAnsi="Calibri" w:cs="Arial"/>
+                <w:i/>
+                <w:color w:val="548DD4"/>
+                <w:sz w:val="18"/>
+                <w:szCs w:val="20"/>
+                <w:lang w:eastAsia="es-CL"/>
+              </w:rPr>
+            </w:pPr>
+            <w:r>
+              <w:rPr>
+                <w:rFonts w:ascii="Calibri" w:hAnsi="Calibri" w:cs="Calibri"/>
+                <w:i/>
+                <w:iCs/>
+                <w:color w:val="548DD4"/>
+                <w:sz w:val="18"/>
+                <w:szCs w:val="18"/>
+              </w:rPr>
+              <w:t xml:space="preserve">Creación de interfaces accesibles e intuitivas con </w:t>
+            </w:r>
+            <w:proofErr w:type="spellStart"/>
+            <w:r>
+              <w:rPr>
+                <w:rFonts w:ascii="Calibri" w:hAnsi="Calibri" w:cs="Calibri"/>
+                <w:i/>
+                <w:iCs/>
+                <w:color w:val="548DD4"/>
+                <w:sz w:val="18"/>
+                <w:szCs w:val="18"/>
+              </w:rPr>
+              <w:t>Ionic</w:t>
+            </w:r>
+            <w:proofErr w:type="spellEnd"/>
+            <w:r>
+              <w:rPr>
+                <w:rFonts w:ascii="Calibri" w:hAnsi="Calibri" w:cs="Calibri"/>
+                <w:i/>
+                <w:iCs/>
+                <w:color w:val="548DD4"/>
+                <w:sz w:val="18"/>
+                <w:szCs w:val="18"/>
+              </w:rPr>
+              <w:t xml:space="preserve"> y Angular/</w:t>
+            </w:r>
+            <w:proofErr w:type="spellStart"/>
+            <w:r>
+              <w:rPr>
+                <w:rFonts w:ascii="Calibri" w:hAnsi="Calibri" w:cs="Calibri"/>
+                <w:i/>
+                <w:iCs/>
+                <w:color w:val="548DD4"/>
+                <w:sz w:val="18"/>
+                <w:szCs w:val="18"/>
+              </w:rPr>
+              <w:t>React</w:t>
+            </w:r>
+            <w:proofErr w:type="spellEnd"/>
+          </w:p>
+        </w:tc>
+        <w:tc>
+          <w:tcPr>
+            <w:tcW w:w="1077" w:type="dxa"/>
+            <w:tcBorders>
+              <w:top w:val="single" w:sz="4" w:space="0" w:color="BFBFBF" w:themeColor="background1" w:themeShade="BF"/>
+              <w:left w:val="single" w:sz="4" w:space="0" w:color="BFBFBF" w:themeColor="background1" w:themeShade="BF"/>
+              <w:bottom w:val="single" w:sz="4" w:space="0" w:color="BFBFBF" w:themeColor="background1" w:themeShade="BF"/>
+              <w:right w:val="single" w:sz="4" w:space="0" w:color="BFBFBF" w:themeColor="background1" w:themeShade="BF"/>
+            </w:tcBorders>
+            <w:vAlign w:val="center"/>
+          </w:tcPr>
+          <w:p>
+            <w:pPr>
+              <w:jc w:val="both"/>
+              <w:rPr>
+                <w:rFonts w:ascii="Calibri" w:hAnsi="Calibri" w:cs="Arial"/>
+                <w:i/>
+                <w:color w:val="548DD4"/>
+                <w:sz w:val="18"/>
+                <w:szCs w:val="20"/>
+                <w:lang w:eastAsia="es-CL"/>
+              </w:rPr>
+            </w:pPr>
+            <w:r>
+              <w:rPr>
+                <w:rFonts w:ascii="Calibri" w:hAnsi="Calibri" w:cs="Calibri"/>
+                <w:i/>
+                <w:iCs/>
+                <w:color w:val="548DD4"/>
+                <w:sz w:val="18"/>
+                <w:szCs w:val="18"/>
+              </w:rPr>
+              <w:t>Diseño de prototipos de interfaz (UX/UI)</w:t>
+            </w:r>
+          </w:p>
+        </w:tc>
+        <w:tc>
+          <w:tcPr>
+            <w:tcW w:w="1276" w:type="dxa"/>
+            <w:tcBorders>
+              <w:top w:val="single" w:sz="4" w:space="0" w:color="BFBFBF" w:themeColor="background1" w:themeShade="BF"/>
+              <w:left w:val="single" w:sz="4" w:space="0" w:color="BFBFBF" w:themeColor="background1" w:themeShade="BF"/>
+              <w:bottom w:val="single" w:sz="4" w:space="0" w:color="BFBFBF" w:themeColor="background1" w:themeShade="BF"/>
+              <w:right w:val="single" w:sz="4" w:space="0" w:color="BFBFBF" w:themeColor="background1" w:themeShade="BF"/>
+            </w:tcBorders>
+          </w:tcPr>
+          <w:p>
+            <w:pPr>
+              <w:jc w:val="both"/>
+              <w:rPr>
+                <w:rFonts w:ascii="Calibri" w:hAnsi="Calibri" w:cs="Arial"/>
+                <w:i/>
+                <w:color w:val="548DD4"/>
+                <w:sz w:val="18"/>
+                <w:szCs w:val="20"/>
+                <w:lang w:eastAsia="es-CL"/>
+              </w:rPr>
+            </w:pPr>
+            <w:proofErr w:type="spellStart"/>
+            <w:r>
+              <w:rPr>
+                <w:rFonts w:ascii="Calibri" w:hAnsi="Calibri" w:cs="Calibri"/>
+                <w:i/>
+                <w:iCs/>
+                <w:color w:val="548DD4"/>
+                <w:sz w:val="18"/>
+                <w:szCs w:val="18"/>
+              </w:rPr>
+              <w:t>Figma</w:t>
+            </w:r>
+            <w:proofErr w:type="spellEnd"/>
+            <w:r>
+              <w:rPr>
+                <w:rFonts w:ascii="Calibri" w:hAnsi="Calibri" w:cs="Calibri"/>
+                <w:i/>
+                <w:iCs/>
+                <w:color w:val="548DD4"/>
+                <w:sz w:val="18"/>
+                <w:szCs w:val="18"/>
+              </w:rPr>
+              <w:t>, computador</w:t>
+            </w:r>
+          </w:p>
+        </w:tc>
+        <w:tc>
+          <w:tcPr>
+            <w:tcW w:w="1276" w:type="dxa"/>
+            <w:tcBorders>
+              <w:top w:val="single" w:sz="4" w:space="0" w:color="BFBFBF" w:themeColor="background1" w:themeShade="BF"/>
+              <w:left w:val="single" w:sz="4" w:space="0" w:color="BFBFBF" w:themeColor="background1" w:themeShade="BF"/>
+              <w:bottom w:val="single" w:sz="4" w:space="0" w:color="BFBFBF" w:themeColor="background1" w:themeShade="BF"/>
+              <w:right w:val="single" w:sz="4" w:space="0" w:color="BFBFBF" w:themeColor="background1" w:themeShade="BF"/>
+            </w:tcBorders>
+          </w:tcPr>
+          <w:p>
+            <w:pPr>
+              <w:jc w:val="both"/>
+              <w:rPr>
+                <w:rFonts w:ascii="Calibri" w:hAnsi="Calibri" w:cs="Arial"/>
+                <w:i/>
+                <w:color w:val="548DD4"/>
+                <w:sz w:val="18"/>
+                <w:szCs w:val="20"/>
+                <w:lang w:eastAsia="es-CL"/>
+              </w:rPr>
+            </w:pPr>
+            <w:r>
+              <w:rPr>
+                <w:rFonts w:ascii="Calibri" w:hAnsi="Calibri" w:cs="Calibri"/>
+                <w:i/>
+                <w:iCs/>
+                <w:color w:val="548DD4"/>
+                <w:sz w:val="18"/>
+                <w:szCs w:val="18"/>
+              </w:rPr>
+              <w:t>1 semana</w:t>
+            </w:r>
+          </w:p>
+        </w:tc>
+        <w:tc>
+          <w:tcPr>
+            <w:tcW w:w="1275" w:type="dxa"/>
+            <w:tcBorders>
+              <w:top w:val="single" w:sz="4" w:space="0" w:color="BFBFBF" w:themeColor="background1" w:themeShade="BF"/>
+              <w:left w:val="single" w:sz="4" w:space="0" w:color="BFBFBF" w:themeColor="background1" w:themeShade="BF"/>
+              <w:bottom w:val="single" w:sz="4" w:space="0" w:color="BFBFBF" w:themeColor="background1" w:themeShade="BF"/>
+              <w:right w:val="single" w:sz="4" w:space="0" w:color="BFBFBF" w:themeColor="background1" w:themeShade="BF"/>
+            </w:tcBorders>
+          </w:tcPr>
+          <w:p>
+            <w:pPr>
+              <w:spacing w:after="0" w:line="240" w:lineRule="auto"/>
+              <w:jc w:val="both"/>
+              <w:rPr>
+                <w:rFonts w:ascii="Calibri" w:hAnsi="Calibri" w:cs="Arial"/>
+                <w:i/>
+                <w:color w:val="548DD4"/>
+                <w:sz w:val="18"/>
+                <w:szCs w:val="20"/>
+                <w:lang w:eastAsia="es-CL"/>
+              </w:rPr>
+            </w:pPr>
+            <w:r>
+              <w:rPr>
+                <w:rFonts w:ascii="Calibri" w:hAnsi="Calibri" w:cs="Arial"/>
+                <w:b/>
+                <w:bCs/>
+                <w:i/>
+                <w:color w:val="548DD4"/>
+                <w:sz w:val="18"/>
+                <w:szCs w:val="20"/>
+                <w:lang w:eastAsia="es-CL"/>
+              </w:rPr>
+              <w:t>Lino Barrera</w:t>
+            </w:r>
+          </w:p>
+          <w:p>
+            <w:pPr>
+              <w:spacing w:after="0" w:line="240" w:lineRule="auto"/>
+              <w:jc w:val="both"/>
+              <w:rPr>
+                <w:rFonts w:ascii="Calibri" w:hAnsi="Calibri" w:cs="Arial"/>
+                <w:i/>
+                <w:color w:val="548DD4"/>
+                <w:sz w:val="18"/>
+                <w:szCs w:val="20"/>
+                <w:lang w:eastAsia="es-CL"/>
+              </w:rPr>
+            </w:pPr>
+            <w:r>
+              <w:rPr>
+                <w:rFonts w:ascii="Calibri" w:hAnsi="Calibri" w:cs="Arial"/>
+                <w:b/>
+                <w:bCs/>
+                <w:i/>
+                <w:color w:val="548DD4"/>
+                <w:sz w:val="18"/>
+                <w:szCs w:val="20"/>
+                <w:lang w:eastAsia="es-CL"/>
+              </w:rPr>
+              <w:t>Jordán Órdenes</w:t>
+            </w:r>
+          </w:p>
+          <w:p>
+            <w:pPr>
+              <w:jc w:val="both"/>
+              <w:rPr>
+                <w:rFonts w:ascii="Calibri" w:hAnsi="Calibri" w:cs="Arial"/>
+                <w:i/>
+                <w:color w:val="548DD4"/>
+                <w:sz w:val="18"/>
+                <w:szCs w:val="20"/>
+                <w:lang w:eastAsia="es-CL"/>
+              </w:rPr>
+            </w:pPr>
+          </w:p>
+        </w:tc>
+        <w:tc>
+          <w:tcPr>
+            <w:tcW w:w="1276" w:type="dxa"/>
+            <w:tcBorders>
+              <w:top w:val="single" w:sz="4" w:space="0" w:color="BFBFBF" w:themeColor="background1" w:themeShade="BF"/>
+              <w:left w:val="single" w:sz="4" w:space="0" w:color="BFBFBF" w:themeColor="background1" w:themeShade="BF"/>
+              <w:bottom w:val="single" w:sz="4" w:space="0" w:color="BFBFBF" w:themeColor="background1" w:themeShade="BF"/>
+              <w:right w:val="single" w:sz="4" w:space="0" w:color="BFBFBF" w:themeColor="background1" w:themeShade="BF"/>
+            </w:tcBorders>
+          </w:tcPr>
+          <w:p>
+            <w:pPr>
+              <w:jc w:val="both"/>
+              <w:rPr>
+                <w:rFonts w:ascii="Calibri" w:hAnsi="Calibri" w:cs="Arial"/>
+                <w:i/>
+                <w:color w:val="548DD4"/>
+                <w:sz w:val="18"/>
+                <w:szCs w:val="20"/>
+                <w:lang w:eastAsia="es-CL"/>
+              </w:rPr>
+            </w:pPr>
+            <w:r>
+              <w:rPr>
+                <w:rFonts w:ascii="Calibri" w:hAnsi="Calibri" w:cs="Calibri"/>
+                <w:i/>
+                <w:iCs/>
+                <w:color w:val="548DD4"/>
+                <w:sz w:val="18"/>
+                <w:szCs w:val="18"/>
+              </w:rPr>
+              <w:t>Puede facilitarse con inspiración de plataformas similares</w:t>
+            </w:r>
+          </w:p>
+        </w:tc>
+        <w:tc>
+          <w:tcPr>
+            <w:tcW w:w="1276" w:type="dxa"/>
+            <w:tcBorders>
+              <w:top w:val="single" w:sz="4" w:space="0" w:color="BFBFBF" w:themeColor="background1" w:themeShade="BF"/>
+              <w:left w:val="single" w:sz="4" w:space="0" w:color="BFBFBF" w:themeColor="background1" w:themeShade="BF"/>
+              <w:bottom w:val="single" w:sz="4" w:space="0" w:color="BFBFBF" w:themeColor="background1" w:themeShade="BF"/>
+              <w:right w:val="single" w:sz="4" w:space="0" w:color="BFBFBF" w:themeColor="background1" w:themeShade="BF"/>
+            </w:tcBorders>
+          </w:tcPr>
+          <w:p>
+            <w:pPr>
+              <w:jc w:val="both"/>
+              <w:rPr>
+                <w:rFonts w:ascii="Calibri" w:hAnsi="Calibri" w:cs="Arial"/>
+                <w:i/>
+                <w:color w:val="548DD4"/>
+                <w:sz w:val="18"/>
+                <w:szCs w:val="20"/>
+                <w:lang w:eastAsia="es-CL"/>
+              </w:rPr>
+            </w:pPr>
+            <w:r>
+              <w:rPr>
+                <w:rFonts w:ascii="Calibri" w:hAnsi="Calibri" w:cs="Calibri"/>
+                <w:i/>
+                <w:iCs/>
+                <w:color w:val="548DD4"/>
+                <w:sz w:val="18"/>
+                <w:szCs w:val="18"/>
+              </w:rPr>
+              <w:t>Completado</w:t>
+            </w:r>
+          </w:p>
+        </w:tc>
+        <w:tc>
+          <w:tcPr>
+            <w:tcW w:w="992" w:type="dxa"/>
+            <w:tcBorders>
+              <w:top w:val="single" w:sz="4" w:space="0" w:color="BFBFBF" w:themeColor="background1" w:themeShade="BF"/>
+              <w:left w:val="single" w:sz="4" w:space="0" w:color="BFBFBF" w:themeColor="background1" w:themeShade="BF"/>
+              <w:bottom w:val="single" w:sz="4" w:space="0" w:color="BFBFBF" w:themeColor="background1" w:themeShade="BF"/>
+              <w:right w:val="single" w:sz="4" w:space="0" w:color="BFBFBF" w:themeColor="background1" w:themeShade="BF"/>
+            </w:tcBorders>
+          </w:tcPr>
+          <w:p>
+            <w:pPr>
+              <w:jc w:val="both"/>
+              <w:rPr>
+                <w:rFonts w:ascii="Calibri" w:hAnsi="Calibri" w:cs="Arial"/>
+                <w:i/>
+                <w:color w:val="548DD4"/>
+                <w:sz w:val="18"/>
+                <w:szCs w:val="20"/>
+                <w:lang w:eastAsia="es-CL"/>
+              </w:rPr>
+            </w:pPr>
+            <w:r>
+              <w:rPr>
+                <w:rFonts w:ascii="Calibri" w:hAnsi="Calibri" w:cs="Calibri"/>
+                <w:i/>
+                <w:iCs/>
+                <w:color w:val="548DD4"/>
+                <w:sz w:val="18"/>
+                <w:szCs w:val="18"/>
+              </w:rPr>
+              <w:t>Sin ajustes</w:t>
+            </w:r>
+          </w:p>
+        </w:tc>
+      </w:tr>
+      <w:tr>
+        <w:trPr>
+          <w:trHeight w:val="2410"/>
+        </w:trPr>
+        <w:tc>
+          <w:tcPr>
+            <w:tcW w:w="1328" w:type="dxa"/>
+            <w:tcBorders>
+              <w:top w:val="single" w:sz="4" w:space="0" w:color="BFBFBF" w:themeColor="background1" w:themeShade="BF"/>
+              <w:left w:val="single" w:sz="4" w:space="0" w:color="BFBFBF" w:themeColor="background1" w:themeShade="BF"/>
+              <w:bottom w:val="single" w:sz="4" w:space="0" w:color="BFBFBF" w:themeColor="background1" w:themeShade="BF"/>
+              <w:right w:val="single" w:sz="4" w:space="0" w:color="BFBFBF" w:themeColor="background1" w:themeShade="BF"/>
+            </w:tcBorders>
+          </w:tcPr>
+          <w:p>
+            <w:pPr>
+              <w:jc w:val="both"/>
+              <w:rPr>
+                <w:rFonts w:ascii="Calibri" w:hAnsi="Calibri" w:cs="Arial"/>
+                <w:i/>
+                <w:color w:val="548DD4"/>
+                <w:sz w:val="18"/>
+                <w:szCs w:val="20"/>
+                <w:lang w:eastAsia="es-CL"/>
+              </w:rPr>
+            </w:pPr>
+            <w:r>
+              <w:rPr>
+                <w:rFonts w:ascii="Calibri" w:hAnsi="Calibri" w:cs="Calibri"/>
+                <w:i/>
+                <w:iCs/>
+                <w:color w:val="548DD4"/>
+                <w:sz w:val="18"/>
+                <w:szCs w:val="18"/>
+              </w:rPr>
+              <w:t xml:space="preserve">Implementación de arquitectura escalable </w:t>
+            </w:r>
+          </w:p>
+        </w:tc>
+        <w:tc>
+          <w:tcPr>
+            <w:tcW w:w="1077" w:type="dxa"/>
+            <w:tcBorders>
+              <w:top w:val="single" w:sz="4" w:space="0" w:color="BFBFBF" w:themeColor="background1" w:themeShade="BF"/>
+              <w:left w:val="single" w:sz="4" w:space="0" w:color="BFBFBF" w:themeColor="background1" w:themeShade="BF"/>
+              <w:bottom w:val="single" w:sz="4" w:space="0" w:color="BFBFBF" w:themeColor="background1" w:themeShade="BF"/>
+              <w:right w:val="single" w:sz="4" w:space="0" w:color="BFBFBF" w:themeColor="background1" w:themeShade="BF"/>
+            </w:tcBorders>
+            <w:vAlign w:val="center"/>
+          </w:tcPr>
+          <w:p>
+            <w:pPr>
+              <w:jc w:val="both"/>
+              <w:rPr>
+                <w:rFonts w:ascii="Calibri" w:hAnsi="Calibri" w:cs="Arial"/>
+                <w:i/>
+                <w:color w:val="548DD4"/>
+                <w:sz w:val="18"/>
+                <w:szCs w:val="20"/>
+                <w:lang w:eastAsia="es-CL"/>
+              </w:rPr>
+            </w:pPr>
+            <w:r>
+              <w:rPr>
+                <w:rFonts w:ascii="Calibri" w:hAnsi="Calibri" w:cs="Calibri"/>
+                <w:i/>
+                <w:iCs/>
+                <w:color w:val="548DD4"/>
+                <w:sz w:val="18"/>
+                <w:szCs w:val="18"/>
+              </w:rPr>
+              <w:t>Diseño de arquitectura del sistema</w:t>
+            </w:r>
+          </w:p>
+        </w:tc>
+        <w:tc>
+          <w:tcPr>
+            <w:tcW w:w="1276" w:type="dxa"/>
+            <w:tcBorders>
+              <w:top w:val="single" w:sz="4" w:space="0" w:color="BFBFBF" w:themeColor="background1" w:themeShade="BF"/>
+              <w:left w:val="single" w:sz="4" w:space="0" w:color="BFBFBF" w:themeColor="background1" w:themeShade="BF"/>
+              <w:bottom w:val="single" w:sz="4" w:space="0" w:color="BFBFBF" w:themeColor="background1" w:themeShade="BF"/>
+              <w:right w:val="single" w:sz="4" w:space="0" w:color="BFBFBF" w:themeColor="background1" w:themeShade="BF"/>
+            </w:tcBorders>
+          </w:tcPr>
+          <w:p>
+            <w:pPr>
+              <w:jc w:val="both"/>
+              <w:rPr>
+                <w:rFonts w:ascii="Calibri" w:hAnsi="Calibri" w:cs="Arial"/>
+                <w:i/>
+                <w:color w:val="548DD4"/>
+                <w:sz w:val="18"/>
+                <w:szCs w:val="20"/>
+                <w:lang w:eastAsia="es-CL"/>
+              </w:rPr>
+            </w:pPr>
+            <w:r>
+              <w:rPr>
+                <w:rFonts w:ascii="Calibri" w:hAnsi="Calibri" w:cs="Calibri"/>
+                <w:i/>
+                <w:iCs/>
+                <w:color w:val="548DD4"/>
+                <w:sz w:val="18"/>
+                <w:szCs w:val="18"/>
+              </w:rPr>
+              <w:t>Herramientas de diagramación, VS Code</w:t>
+            </w:r>
+          </w:p>
+        </w:tc>
+        <w:tc>
+          <w:tcPr>
+            <w:tcW w:w="1276" w:type="dxa"/>
+            <w:tcBorders>
+              <w:top w:val="single" w:sz="4" w:space="0" w:color="BFBFBF" w:themeColor="background1" w:themeShade="BF"/>
+              <w:left w:val="single" w:sz="4" w:space="0" w:color="BFBFBF" w:themeColor="background1" w:themeShade="BF"/>
+              <w:bottom w:val="single" w:sz="4" w:space="0" w:color="BFBFBF" w:themeColor="background1" w:themeShade="BF"/>
+              <w:right w:val="single" w:sz="4" w:space="0" w:color="BFBFBF" w:themeColor="background1" w:themeShade="BF"/>
+            </w:tcBorders>
+          </w:tcPr>
+          <w:p>
+            <w:pPr>
+              <w:jc w:val="both"/>
+              <w:rPr>
+                <w:rFonts w:ascii="Calibri" w:hAnsi="Calibri" w:cs="Arial"/>
+                <w:i/>
+                <w:color w:val="548DD4"/>
+                <w:sz w:val="18"/>
+                <w:szCs w:val="20"/>
+                <w:lang w:eastAsia="es-CL"/>
+              </w:rPr>
+            </w:pPr>
+            <w:r>
+              <w:rPr>
+                <w:rFonts w:ascii="Calibri" w:hAnsi="Calibri" w:cs="Calibri"/>
+                <w:i/>
+                <w:iCs/>
+                <w:color w:val="548DD4"/>
+                <w:sz w:val="18"/>
+                <w:szCs w:val="18"/>
+              </w:rPr>
+              <w:t>1 semana</w:t>
+            </w:r>
+          </w:p>
+        </w:tc>
+        <w:tc>
+          <w:tcPr>
+            <w:tcW w:w="1275" w:type="dxa"/>
+            <w:tcBorders>
+              <w:top w:val="single" w:sz="4" w:space="0" w:color="BFBFBF" w:themeColor="background1" w:themeShade="BF"/>
+              <w:left w:val="single" w:sz="4" w:space="0" w:color="BFBFBF" w:themeColor="background1" w:themeShade="BF"/>
+              <w:bottom w:val="single" w:sz="4" w:space="0" w:color="BFBFBF" w:themeColor="background1" w:themeShade="BF"/>
+              <w:right w:val="single" w:sz="4" w:space="0" w:color="BFBFBF" w:themeColor="background1" w:themeShade="BF"/>
+            </w:tcBorders>
+          </w:tcPr>
+          <w:p>
+            <w:pPr>
+              <w:spacing w:after="0" w:line="240" w:lineRule="auto"/>
+              <w:jc w:val="both"/>
+              <w:rPr>
+                <w:rFonts w:ascii="Calibri" w:hAnsi="Calibri" w:cs="Arial"/>
+                <w:i/>
+                <w:color w:val="548DD4"/>
+                <w:sz w:val="18"/>
+                <w:szCs w:val="20"/>
+                <w:lang w:eastAsia="es-CL"/>
+              </w:rPr>
+            </w:pPr>
+            <w:r>
+              <w:rPr>
+                <w:rFonts w:ascii="Calibri" w:hAnsi="Calibri" w:cs="Arial"/>
+                <w:b/>
+                <w:bCs/>
+                <w:i/>
+                <w:color w:val="548DD4"/>
+                <w:sz w:val="18"/>
+                <w:szCs w:val="20"/>
+                <w:lang w:eastAsia="es-CL"/>
+              </w:rPr>
+              <w:t>Lino Barrera</w:t>
+            </w:r>
+          </w:p>
+          <w:p>
+            <w:pPr>
+              <w:spacing w:after="0" w:line="240" w:lineRule="auto"/>
+              <w:jc w:val="both"/>
+              <w:rPr>
+                <w:rFonts w:ascii="Calibri" w:hAnsi="Calibri" w:cs="Arial"/>
+                <w:i/>
+                <w:color w:val="548DD4"/>
+                <w:sz w:val="18"/>
+                <w:szCs w:val="20"/>
+                <w:lang w:eastAsia="es-CL"/>
+              </w:rPr>
+            </w:pPr>
+            <w:r>
+              <w:rPr>
+                <w:rFonts w:ascii="Calibri" w:hAnsi="Calibri" w:cs="Arial"/>
+                <w:b/>
+                <w:bCs/>
+                <w:i/>
+                <w:color w:val="548DD4"/>
+                <w:sz w:val="18"/>
+                <w:szCs w:val="20"/>
+                <w:lang w:eastAsia="es-CL"/>
+              </w:rPr>
+              <w:t>Jordán Órdenes</w:t>
+            </w:r>
+          </w:p>
+          <w:p>
+            <w:pPr>
+              <w:jc w:val="both"/>
+              <w:rPr>
+                <w:rFonts w:ascii="Calibri" w:hAnsi="Calibri" w:cs="Arial"/>
+                <w:i/>
+                <w:color w:val="548DD4"/>
+                <w:sz w:val="18"/>
+                <w:szCs w:val="20"/>
+                <w:lang w:eastAsia="es-CL"/>
+              </w:rPr>
+            </w:pPr>
+          </w:p>
+        </w:tc>
+        <w:tc>
+          <w:tcPr>
+            <w:tcW w:w="1276" w:type="dxa"/>
+            <w:tcBorders>
+              <w:top w:val="single" w:sz="4" w:space="0" w:color="BFBFBF" w:themeColor="background1" w:themeShade="BF"/>
+              <w:left w:val="single" w:sz="4" w:space="0" w:color="BFBFBF" w:themeColor="background1" w:themeShade="BF"/>
+              <w:bottom w:val="single" w:sz="4" w:space="0" w:color="BFBFBF" w:themeColor="background1" w:themeShade="BF"/>
+              <w:right w:val="single" w:sz="4" w:space="0" w:color="BFBFBF" w:themeColor="background1" w:themeShade="BF"/>
+            </w:tcBorders>
+          </w:tcPr>
+          <w:p>
+            <w:pPr>
+              <w:jc w:val="both"/>
+              <w:rPr>
+                <w:rFonts w:ascii="Calibri" w:hAnsi="Calibri" w:cs="Arial"/>
+                <w:i/>
+                <w:color w:val="548DD4"/>
+                <w:sz w:val="18"/>
+                <w:szCs w:val="20"/>
+                <w:lang w:eastAsia="es-CL"/>
+              </w:rPr>
+            </w:pPr>
+            <w:r>
+              <w:rPr>
+                <w:rFonts w:ascii="Calibri" w:hAnsi="Calibri" w:cs="Calibri"/>
+                <w:i/>
+                <w:iCs/>
+                <w:color w:val="548DD4"/>
+                <w:sz w:val="18"/>
+                <w:szCs w:val="18"/>
+              </w:rPr>
+              <w:t>Puede complicarse la integración de múltiples tecnologías.</w:t>
+            </w:r>
+          </w:p>
+        </w:tc>
+        <w:tc>
+          <w:tcPr>
+            <w:tcW w:w="1276" w:type="dxa"/>
+            <w:tcBorders>
+              <w:top w:val="single" w:sz="4" w:space="0" w:color="BFBFBF" w:themeColor="background1" w:themeShade="BF"/>
+              <w:left w:val="single" w:sz="4" w:space="0" w:color="BFBFBF" w:themeColor="background1" w:themeShade="BF"/>
+              <w:bottom w:val="single" w:sz="4" w:space="0" w:color="BFBFBF" w:themeColor="background1" w:themeShade="BF"/>
+              <w:right w:val="single" w:sz="4" w:space="0" w:color="BFBFBF" w:themeColor="background1" w:themeShade="BF"/>
+            </w:tcBorders>
+          </w:tcPr>
+          <w:p>
+            <w:pPr>
+              <w:jc w:val="both"/>
+              <w:rPr>
+                <w:rFonts w:ascii="Calibri" w:hAnsi="Calibri" w:cs="Arial"/>
+                <w:i/>
+                <w:color w:val="548DD4"/>
+                <w:sz w:val="18"/>
+                <w:szCs w:val="20"/>
+                <w:lang w:eastAsia="es-CL"/>
+              </w:rPr>
+            </w:pPr>
+            <w:r>
+              <w:rPr>
+                <w:rFonts w:ascii="Calibri" w:hAnsi="Calibri" w:cs="Calibri"/>
+                <w:i/>
+                <w:iCs/>
+                <w:color w:val="548DD4"/>
+                <w:sz w:val="18"/>
+                <w:szCs w:val="18"/>
+              </w:rPr>
+              <w:t>Completado</w:t>
+            </w:r>
+          </w:p>
+        </w:tc>
+        <w:tc>
+          <w:tcPr>
+            <w:tcW w:w="992" w:type="dxa"/>
+            <w:tcBorders>
+              <w:top w:val="single" w:sz="4" w:space="0" w:color="BFBFBF" w:themeColor="background1" w:themeShade="BF"/>
+              <w:left w:val="single" w:sz="4" w:space="0" w:color="BFBFBF" w:themeColor="background1" w:themeShade="BF"/>
+              <w:bottom w:val="single" w:sz="4" w:space="0" w:color="BFBFBF" w:themeColor="background1" w:themeShade="BF"/>
+              <w:right w:val="single" w:sz="4" w:space="0" w:color="BFBFBF" w:themeColor="background1" w:themeShade="BF"/>
+            </w:tcBorders>
+          </w:tcPr>
+          <w:p>
+            <w:pPr>
+              <w:jc w:val="both"/>
+              <w:rPr>
+                <w:rFonts w:ascii="Calibri" w:hAnsi="Calibri" w:cs="Arial"/>
+                <w:i/>
+                <w:color w:val="548DD4"/>
+                <w:sz w:val="18"/>
+                <w:szCs w:val="20"/>
+                <w:lang w:eastAsia="es-CL"/>
+              </w:rPr>
+            </w:pPr>
+            <w:r>
+              <w:rPr>
+                <w:rFonts w:ascii="Calibri" w:hAnsi="Calibri" w:cs="Calibri"/>
+                <w:i/>
+                <w:iCs/>
+                <w:color w:val="548DD4"/>
+                <w:sz w:val="18"/>
+                <w:szCs w:val="18"/>
+              </w:rPr>
+              <w:t>Sin ajustes</w:t>
+            </w:r>
+          </w:p>
+        </w:tc>
+      </w:tr>
+      <w:tr>
+        <w:trPr>
+          <w:trHeight w:val="2410"/>
+        </w:trPr>
+        <w:tc>
+          <w:tcPr>
+            <w:tcW w:w="1328" w:type="dxa"/>
+            <w:tcBorders>
+              <w:top w:val="single" w:sz="4" w:space="0" w:color="BFBFBF" w:themeColor="background1" w:themeShade="BF"/>
+              <w:left w:val="single" w:sz="4" w:space="0" w:color="BFBFBF" w:themeColor="background1" w:themeShade="BF"/>
+              <w:bottom w:val="single" w:sz="4" w:space="0" w:color="BFBFBF" w:themeColor="background1" w:themeShade="BF"/>
+              <w:right w:val="single" w:sz="4" w:space="0" w:color="BFBFBF" w:themeColor="background1" w:themeShade="BF"/>
+            </w:tcBorders>
+          </w:tcPr>
+          <w:p>
+            <w:pPr>
+              <w:jc w:val="both"/>
+              <w:rPr>
+                <w:rFonts w:ascii="Calibri" w:hAnsi="Calibri" w:cs="Arial"/>
+                <w:i/>
+                <w:color w:val="548DD4"/>
+                <w:sz w:val="18"/>
+                <w:szCs w:val="20"/>
+                <w:lang w:eastAsia="es-CL"/>
+              </w:rPr>
+            </w:pPr>
+            <w:r>
+              <w:rPr>
+                <w:rFonts w:ascii="Calibri" w:hAnsi="Calibri" w:cs="Calibri"/>
+                <w:i/>
+                <w:iCs/>
+                <w:color w:val="548DD4"/>
+                <w:sz w:val="18"/>
+                <w:szCs w:val="18"/>
+              </w:rPr>
+              <w:lastRenderedPageBreak/>
+              <w:t xml:space="preserve">Desarrollo de </w:t>
+            </w:r>
+            <w:proofErr w:type="spellStart"/>
+            <w:r>
+              <w:rPr>
+                <w:rFonts w:ascii="Calibri" w:hAnsi="Calibri" w:cs="Calibri"/>
+                <w:i/>
+                <w:iCs/>
+                <w:color w:val="548DD4"/>
+                <w:sz w:val="18"/>
+                <w:szCs w:val="18"/>
+              </w:rPr>
+              <w:t>APIs</w:t>
+            </w:r>
+            <w:proofErr w:type="spellEnd"/>
+            <w:r>
+              <w:rPr>
+                <w:rFonts w:ascii="Calibri" w:hAnsi="Calibri" w:cs="Calibri"/>
+                <w:i/>
+                <w:iCs/>
+                <w:color w:val="548DD4"/>
+                <w:sz w:val="18"/>
+                <w:szCs w:val="18"/>
+              </w:rPr>
+              <w:t xml:space="preserve"> REST utilizando Django REST Framework</w:t>
+            </w:r>
+          </w:p>
+        </w:tc>
+        <w:tc>
+          <w:tcPr>
+            <w:tcW w:w="1077" w:type="dxa"/>
+            <w:tcBorders>
+              <w:top w:val="single" w:sz="4" w:space="0" w:color="BFBFBF" w:themeColor="background1" w:themeShade="BF"/>
+              <w:left w:val="single" w:sz="4" w:space="0" w:color="BFBFBF" w:themeColor="background1" w:themeShade="BF"/>
+              <w:bottom w:val="single" w:sz="4" w:space="0" w:color="BFBFBF" w:themeColor="background1" w:themeShade="BF"/>
+              <w:right w:val="single" w:sz="4" w:space="0" w:color="BFBFBF" w:themeColor="background1" w:themeShade="BF"/>
+            </w:tcBorders>
+            <w:vAlign w:val="center"/>
+          </w:tcPr>
+          <w:p>
+            <w:pPr>
+              <w:jc w:val="both"/>
+              <w:rPr>
+                <w:rFonts w:ascii="Calibri" w:hAnsi="Calibri" w:cs="Arial"/>
+                <w:i/>
+                <w:color w:val="548DD4"/>
+                <w:sz w:val="18"/>
+                <w:szCs w:val="20"/>
+                <w:lang w:eastAsia="es-CL"/>
+              </w:rPr>
+            </w:pPr>
+            <w:r>
+              <w:rPr>
+                <w:rFonts w:ascii="Calibri" w:hAnsi="Calibri" w:cs="Calibri"/>
+                <w:i/>
+                <w:iCs/>
+                <w:color w:val="548DD4"/>
+                <w:sz w:val="18"/>
+                <w:szCs w:val="18"/>
+              </w:rPr>
+              <w:t>Implementación de API REST para gestionar recomendaciones</w:t>
+            </w:r>
+          </w:p>
+        </w:tc>
+        <w:tc>
+          <w:tcPr>
+            <w:tcW w:w="1276" w:type="dxa"/>
+            <w:tcBorders>
+              <w:top w:val="single" w:sz="4" w:space="0" w:color="BFBFBF" w:themeColor="background1" w:themeShade="BF"/>
+              <w:left w:val="single" w:sz="4" w:space="0" w:color="BFBFBF" w:themeColor="background1" w:themeShade="BF"/>
+              <w:bottom w:val="single" w:sz="4" w:space="0" w:color="BFBFBF" w:themeColor="background1" w:themeShade="BF"/>
+              <w:right w:val="single" w:sz="4" w:space="0" w:color="BFBFBF" w:themeColor="background1" w:themeShade="BF"/>
+            </w:tcBorders>
+          </w:tcPr>
+          <w:p>
+            <w:pPr>
+              <w:jc w:val="both"/>
+              <w:rPr>
+                <w:rFonts w:ascii="Calibri" w:hAnsi="Calibri" w:cs="Arial"/>
+                <w:i/>
+                <w:color w:val="548DD4"/>
+                <w:sz w:val="18"/>
+                <w:szCs w:val="20"/>
+                <w:lang w:eastAsia="es-CL"/>
+              </w:rPr>
+            </w:pPr>
+            <w:r>
+              <w:rPr>
+                <w:rFonts w:ascii="Calibri" w:hAnsi="Calibri" w:cs="Calibri"/>
+                <w:i/>
+                <w:iCs/>
+                <w:color w:val="548DD4"/>
+                <w:sz w:val="18"/>
+                <w:szCs w:val="18"/>
+              </w:rPr>
+              <w:t>Django, DRF, Postman, computador</w:t>
+            </w:r>
+          </w:p>
+        </w:tc>
+        <w:tc>
+          <w:tcPr>
+            <w:tcW w:w="1276" w:type="dxa"/>
+            <w:tcBorders>
+              <w:top w:val="single" w:sz="4" w:space="0" w:color="BFBFBF" w:themeColor="background1" w:themeShade="BF"/>
+              <w:left w:val="single" w:sz="4" w:space="0" w:color="BFBFBF" w:themeColor="background1" w:themeShade="BF"/>
+              <w:bottom w:val="single" w:sz="4" w:space="0" w:color="BFBFBF" w:themeColor="background1" w:themeShade="BF"/>
+              <w:right w:val="single" w:sz="4" w:space="0" w:color="BFBFBF" w:themeColor="background1" w:themeShade="BF"/>
+            </w:tcBorders>
+          </w:tcPr>
+          <w:p>
+            <w:pPr>
+              <w:jc w:val="both"/>
+              <w:rPr>
+                <w:rFonts w:ascii="Calibri" w:hAnsi="Calibri" w:cs="Arial"/>
+                <w:i/>
+                <w:color w:val="548DD4"/>
+                <w:sz w:val="18"/>
+                <w:szCs w:val="20"/>
+                <w:lang w:eastAsia="es-CL"/>
+              </w:rPr>
+            </w:pPr>
+            <w:r>
+              <w:rPr>
+                <w:rFonts w:ascii="Calibri" w:hAnsi="Calibri" w:cs="Calibri"/>
+                <w:i/>
+                <w:iCs/>
+                <w:color w:val="548DD4"/>
+                <w:sz w:val="18"/>
+                <w:szCs w:val="18"/>
+              </w:rPr>
+              <w:t>2 semanas</w:t>
+            </w:r>
+          </w:p>
+        </w:tc>
+        <w:tc>
+          <w:tcPr>
+            <w:tcW w:w="1275" w:type="dxa"/>
+            <w:tcBorders>
+              <w:top w:val="single" w:sz="4" w:space="0" w:color="BFBFBF" w:themeColor="background1" w:themeShade="BF"/>
+              <w:left w:val="single" w:sz="4" w:space="0" w:color="BFBFBF" w:themeColor="background1" w:themeShade="BF"/>
+              <w:bottom w:val="single" w:sz="4" w:space="0" w:color="BFBFBF" w:themeColor="background1" w:themeShade="BF"/>
+              <w:right w:val="single" w:sz="4" w:space="0" w:color="BFBFBF" w:themeColor="background1" w:themeShade="BF"/>
+            </w:tcBorders>
+          </w:tcPr>
+          <w:p>
+            <w:pPr>
+              <w:spacing w:after="0" w:line="240" w:lineRule="auto"/>
+              <w:jc w:val="both"/>
+              <w:rPr>
+                <w:rFonts w:ascii="Calibri" w:hAnsi="Calibri" w:cs="Arial"/>
+                <w:i/>
+                <w:color w:val="548DD4"/>
+                <w:sz w:val="18"/>
+                <w:szCs w:val="20"/>
+                <w:lang w:eastAsia="es-CL"/>
+              </w:rPr>
+            </w:pPr>
+            <w:r>
+              <w:rPr>
+                <w:rFonts w:ascii="Calibri" w:hAnsi="Calibri" w:cs="Arial"/>
+                <w:b/>
+                <w:bCs/>
+                <w:i/>
+                <w:color w:val="548DD4"/>
+                <w:sz w:val="18"/>
+                <w:szCs w:val="20"/>
+                <w:lang w:eastAsia="es-CL"/>
+              </w:rPr>
+              <w:t>Lino Barrera</w:t>
+            </w:r>
+          </w:p>
+          <w:p>
+            <w:pPr>
+              <w:spacing w:after="0" w:line="240" w:lineRule="auto"/>
+              <w:jc w:val="both"/>
+              <w:rPr>
+                <w:rFonts w:ascii="Calibri" w:hAnsi="Calibri" w:cs="Arial"/>
+                <w:i/>
+                <w:color w:val="548DD4"/>
+                <w:sz w:val="18"/>
+                <w:szCs w:val="20"/>
+                <w:lang w:eastAsia="es-CL"/>
+              </w:rPr>
+            </w:pPr>
+            <w:r>
+              <w:rPr>
+                <w:rFonts w:ascii="Calibri" w:hAnsi="Calibri" w:cs="Arial"/>
+                <w:b/>
+                <w:bCs/>
+                <w:i/>
+                <w:color w:val="548DD4"/>
+                <w:sz w:val="18"/>
+                <w:szCs w:val="20"/>
+                <w:lang w:eastAsia="es-CL"/>
+              </w:rPr>
+              <w:t>Jordán Órdenes</w:t>
+            </w:r>
+          </w:p>
+          <w:p>
+            <w:pPr>
+              <w:jc w:val="both"/>
+              <w:rPr>
+                <w:rFonts w:ascii="Calibri" w:hAnsi="Calibri" w:cs="Arial"/>
+                <w:i/>
+                <w:color w:val="548DD4"/>
+                <w:sz w:val="18"/>
+                <w:szCs w:val="20"/>
+                <w:lang w:eastAsia="es-CL"/>
+              </w:rPr>
+            </w:pPr>
+          </w:p>
+        </w:tc>
+        <w:tc>
+          <w:tcPr>
+            <w:tcW w:w="1276" w:type="dxa"/>
+            <w:tcBorders>
+              <w:top w:val="single" w:sz="4" w:space="0" w:color="BFBFBF" w:themeColor="background1" w:themeShade="BF"/>
+              <w:left w:val="single" w:sz="4" w:space="0" w:color="BFBFBF" w:themeColor="background1" w:themeShade="BF"/>
+              <w:bottom w:val="single" w:sz="4" w:space="0" w:color="BFBFBF" w:themeColor="background1" w:themeShade="BF"/>
+              <w:right w:val="single" w:sz="4" w:space="0" w:color="BFBFBF" w:themeColor="background1" w:themeShade="BF"/>
+            </w:tcBorders>
+          </w:tcPr>
+          <w:p>
+            <w:pPr>
+              <w:jc w:val="both"/>
+              <w:rPr>
+                <w:rFonts w:ascii="Calibri" w:hAnsi="Calibri" w:cs="Arial"/>
+                <w:i/>
+                <w:color w:val="548DD4"/>
+                <w:sz w:val="18"/>
+                <w:szCs w:val="20"/>
+                <w:lang w:eastAsia="es-CL"/>
+              </w:rPr>
+            </w:pPr>
+            <w:r>
+              <w:rPr>
+                <w:rFonts w:ascii="Calibri" w:hAnsi="Calibri" w:cs="Calibri"/>
+                <w:i/>
+                <w:iCs/>
+                <w:color w:val="548DD4"/>
+                <w:sz w:val="18"/>
+                <w:szCs w:val="18"/>
+              </w:rPr>
+              <w:t>Puede dificultarse la seguridad y autenticación.</w:t>
+            </w:r>
+          </w:p>
+        </w:tc>
+        <w:tc>
+          <w:tcPr>
+            <w:tcW w:w="1276" w:type="dxa"/>
+            <w:tcBorders>
+              <w:top w:val="single" w:sz="4" w:space="0" w:color="BFBFBF" w:themeColor="background1" w:themeShade="BF"/>
+              <w:left w:val="single" w:sz="4" w:space="0" w:color="BFBFBF" w:themeColor="background1" w:themeShade="BF"/>
+              <w:bottom w:val="single" w:sz="4" w:space="0" w:color="BFBFBF" w:themeColor="background1" w:themeShade="BF"/>
+              <w:right w:val="single" w:sz="4" w:space="0" w:color="BFBFBF" w:themeColor="background1" w:themeShade="BF"/>
+            </w:tcBorders>
+          </w:tcPr>
+          <w:p>
+            <w:pPr>
+              <w:jc w:val="both"/>
+              <w:rPr>
+                <w:rFonts w:ascii="Calibri" w:hAnsi="Calibri" w:cs="Arial"/>
+                <w:i/>
+                <w:color w:val="548DD4"/>
+                <w:sz w:val="18"/>
+                <w:szCs w:val="20"/>
+                <w:lang w:eastAsia="es-CL"/>
+              </w:rPr>
+            </w:pPr>
+            <w:r>
+              <w:rPr>
+                <w:rFonts w:ascii="Calibri" w:hAnsi="Calibri" w:cs="Calibri"/>
+                <w:i/>
+                <w:iCs/>
+                <w:color w:val="548DD4"/>
+                <w:sz w:val="18"/>
+                <w:szCs w:val="18"/>
+              </w:rPr>
+              <w:t>Completado</w:t>
+            </w:r>
+          </w:p>
+        </w:tc>
+        <w:tc>
+          <w:tcPr>
+            <w:tcW w:w="992" w:type="dxa"/>
+            <w:tcBorders>
+              <w:top w:val="single" w:sz="4" w:space="0" w:color="BFBFBF" w:themeColor="background1" w:themeShade="BF"/>
+              <w:left w:val="single" w:sz="4" w:space="0" w:color="BFBFBF" w:themeColor="background1" w:themeShade="BF"/>
+              <w:bottom w:val="single" w:sz="4" w:space="0" w:color="BFBFBF" w:themeColor="background1" w:themeShade="BF"/>
+              <w:right w:val="single" w:sz="4" w:space="0" w:color="BFBFBF" w:themeColor="background1" w:themeShade="BF"/>
+            </w:tcBorders>
+          </w:tcPr>
+          <w:p>
+            <w:pPr>
+              <w:jc w:val="both"/>
+              <w:rPr>
+                <w:rFonts w:ascii="Calibri" w:hAnsi="Calibri" w:cs="Arial"/>
+                <w:i/>
+                <w:color w:val="548DD4"/>
+                <w:sz w:val="18"/>
+                <w:szCs w:val="20"/>
+                <w:lang w:eastAsia="es-CL"/>
+              </w:rPr>
+            </w:pPr>
+            <w:r>
+              <w:rPr>
+                <w:rFonts w:ascii="Calibri" w:hAnsi="Calibri" w:cs="Calibri"/>
+                <w:i/>
+                <w:iCs/>
+                <w:color w:val="548DD4"/>
+                <w:sz w:val="18"/>
+                <w:szCs w:val="18"/>
+              </w:rPr>
+              <w:t>Sin ajustes</w:t>
+            </w:r>
+          </w:p>
+        </w:tc>
+      </w:tr>
+      <w:tr>
+        <w:trPr>
+          <w:trHeight w:val="2410"/>
+        </w:trPr>
+        <w:tc>
+          <w:tcPr>
+            <w:tcW w:w="1328" w:type="dxa"/>
+            <w:tcBorders>
+              <w:top w:val="single" w:sz="4" w:space="0" w:color="BFBFBF" w:themeColor="background1" w:themeShade="BF"/>
+              <w:left w:val="single" w:sz="4" w:space="0" w:color="BFBFBF" w:themeColor="background1" w:themeShade="BF"/>
+              <w:bottom w:val="single" w:sz="4" w:space="0" w:color="BFBFBF" w:themeColor="background1" w:themeShade="BF"/>
+              <w:right w:val="single" w:sz="4" w:space="0" w:color="BFBFBF" w:themeColor="background1" w:themeShade="BF"/>
+            </w:tcBorders>
+          </w:tcPr>
+          <w:p>
+            <w:pPr>
+              <w:jc w:val="both"/>
+              <w:rPr>
+                <w:rFonts w:ascii="Calibri" w:hAnsi="Calibri" w:cs="Arial"/>
+                <w:i/>
+                <w:color w:val="548DD4"/>
+                <w:sz w:val="18"/>
+                <w:szCs w:val="20"/>
+                <w:lang w:eastAsia="es-CL"/>
+              </w:rPr>
+            </w:pPr>
+            <w:r>
+              <w:rPr>
+                <w:rFonts w:ascii="Calibri" w:hAnsi="Calibri" w:cs="Calibri"/>
+                <w:i/>
+                <w:iCs/>
+                <w:color w:val="548DD4"/>
+                <w:sz w:val="18"/>
+                <w:szCs w:val="18"/>
+              </w:rPr>
+              <w:t>Implementación de base de datos relacional con MySQL</w:t>
+            </w:r>
+          </w:p>
+        </w:tc>
+        <w:tc>
+          <w:tcPr>
+            <w:tcW w:w="1077" w:type="dxa"/>
+            <w:tcBorders>
+              <w:top w:val="single" w:sz="4" w:space="0" w:color="BFBFBF" w:themeColor="background1" w:themeShade="BF"/>
+              <w:left w:val="single" w:sz="4" w:space="0" w:color="BFBFBF" w:themeColor="background1" w:themeShade="BF"/>
+              <w:bottom w:val="single" w:sz="4" w:space="0" w:color="BFBFBF" w:themeColor="background1" w:themeShade="BF"/>
+              <w:right w:val="single" w:sz="4" w:space="0" w:color="BFBFBF" w:themeColor="background1" w:themeShade="BF"/>
+            </w:tcBorders>
+            <w:vAlign w:val="center"/>
+          </w:tcPr>
+          <w:p>
+            <w:pPr>
+              <w:jc w:val="both"/>
+              <w:rPr>
+                <w:rFonts w:ascii="Calibri" w:hAnsi="Calibri" w:cs="Arial"/>
+                <w:i/>
+                <w:color w:val="548DD4"/>
+                <w:sz w:val="18"/>
+                <w:szCs w:val="20"/>
+                <w:lang w:eastAsia="es-CL"/>
+              </w:rPr>
+            </w:pPr>
+            <w:r>
+              <w:rPr>
+                <w:rFonts w:ascii="Calibri" w:hAnsi="Calibri" w:cs="Calibri"/>
+                <w:i/>
+                <w:iCs/>
+                <w:color w:val="548DD4"/>
+                <w:sz w:val="18"/>
+                <w:szCs w:val="18"/>
+              </w:rPr>
+              <w:t>Diseño e implementación de base de datos</w:t>
+            </w:r>
+          </w:p>
+        </w:tc>
+        <w:tc>
+          <w:tcPr>
+            <w:tcW w:w="1276" w:type="dxa"/>
+            <w:tcBorders>
+              <w:top w:val="single" w:sz="4" w:space="0" w:color="BFBFBF" w:themeColor="background1" w:themeShade="BF"/>
+              <w:left w:val="single" w:sz="4" w:space="0" w:color="BFBFBF" w:themeColor="background1" w:themeShade="BF"/>
+              <w:bottom w:val="single" w:sz="4" w:space="0" w:color="BFBFBF" w:themeColor="background1" w:themeShade="BF"/>
+              <w:right w:val="single" w:sz="4" w:space="0" w:color="BFBFBF" w:themeColor="background1" w:themeShade="BF"/>
+            </w:tcBorders>
+          </w:tcPr>
+          <w:p>
+            <w:pPr>
+              <w:jc w:val="both"/>
+              <w:rPr>
+                <w:rFonts w:ascii="Calibri" w:hAnsi="Calibri" w:cs="Arial"/>
+                <w:i/>
+                <w:color w:val="548DD4"/>
+                <w:sz w:val="18"/>
+                <w:szCs w:val="20"/>
+                <w:lang w:eastAsia="es-CL"/>
+              </w:rPr>
+            </w:pPr>
+            <w:r>
+              <w:rPr>
+                <w:rFonts w:ascii="Calibri" w:hAnsi="Calibri" w:cs="Calibri"/>
+                <w:i/>
+                <w:iCs/>
+                <w:color w:val="548DD4"/>
+                <w:sz w:val="18"/>
+                <w:szCs w:val="18"/>
+              </w:rPr>
+              <w:t xml:space="preserve">MySQL </w:t>
+            </w:r>
+            <w:proofErr w:type="spellStart"/>
+            <w:r>
+              <w:rPr>
+                <w:rFonts w:ascii="Calibri" w:hAnsi="Calibri" w:cs="Calibri"/>
+                <w:i/>
+                <w:iCs/>
+                <w:color w:val="548DD4"/>
+                <w:sz w:val="18"/>
+                <w:szCs w:val="18"/>
+              </w:rPr>
+              <w:t>Workbench</w:t>
+            </w:r>
+            <w:proofErr w:type="spellEnd"/>
+            <w:r>
+              <w:rPr>
+                <w:rFonts w:ascii="Calibri" w:hAnsi="Calibri" w:cs="Calibri"/>
+                <w:i/>
+                <w:iCs/>
+                <w:color w:val="548DD4"/>
+                <w:sz w:val="18"/>
+                <w:szCs w:val="18"/>
+              </w:rPr>
+              <w:t>, computador</w:t>
+            </w:r>
+          </w:p>
+        </w:tc>
+        <w:tc>
+          <w:tcPr>
+            <w:tcW w:w="1276" w:type="dxa"/>
+            <w:tcBorders>
+              <w:top w:val="single" w:sz="4" w:space="0" w:color="BFBFBF" w:themeColor="background1" w:themeShade="BF"/>
+              <w:left w:val="single" w:sz="4" w:space="0" w:color="BFBFBF" w:themeColor="background1" w:themeShade="BF"/>
+              <w:bottom w:val="single" w:sz="4" w:space="0" w:color="BFBFBF" w:themeColor="background1" w:themeShade="BF"/>
+              <w:right w:val="single" w:sz="4" w:space="0" w:color="BFBFBF" w:themeColor="background1" w:themeShade="BF"/>
+            </w:tcBorders>
+          </w:tcPr>
+          <w:p>
+            <w:pPr>
+              <w:jc w:val="both"/>
+              <w:rPr>
+                <w:rFonts w:ascii="Calibri" w:hAnsi="Calibri" w:cs="Arial"/>
+                <w:i/>
+                <w:color w:val="548DD4"/>
+                <w:sz w:val="18"/>
+                <w:szCs w:val="20"/>
+                <w:lang w:eastAsia="es-CL"/>
+              </w:rPr>
+            </w:pPr>
+            <w:r>
+              <w:rPr>
+                <w:rFonts w:ascii="Calibri" w:hAnsi="Calibri" w:cs="Calibri"/>
+                <w:i/>
+                <w:iCs/>
+                <w:color w:val="548DD4"/>
+                <w:sz w:val="18"/>
+                <w:szCs w:val="18"/>
+              </w:rPr>
+              <w:t>1 semana</w:t>
+            </w:r>
+          </w:p>
+        </w:tc>
+        <w:tc>
+          <w:tcPr>
+            <w:tcW w:w="1275" w:type="dxa"/>
+            <w:tcBorders>
+              <w:top w:val="single" w:sz="4" w:space="0" w:color="BFBFBF" w:themeColor="background1" w:themeShade="BF"/>
+              <w:left w:val="single" w:sz="4" w:space="0" w:color="BFBFBF" w:themeColor="background1" w:themeShade="BF"/>
+              <w:bottom w:val="single" w:sz="4" w:space="0" w:color="BFBFBF" w:themeColor="background1" w:themeShade="BF"/>
+              <w:right w:val="single" w:sz="4" w:space="0" w:color="BFBFBF" w:themeColor="background1" w:themeShade="BF"/>
+            </w:tcBorders>
+          </w:tcPr>
+          <w:p>
+            <w:pPr>
+              <w:spacing w:after="0" w:line="240" w:lineRule="auto"/>
+              <w:jc w:val="both"/>
+              <w:rPr>
+                <w:rFonts w:ascii="Calibri" w:hAnsi="Calibri" w:cs="Arial"/>
+                <w:i/>
+                <w:color w:val="548DD4"/>
+                <w:sz w:val="18"/>
+                <w:szCs w:val="20"/>
+                <w:lang w:eastAsia="es-CL"/>
+              </w:rPr>
+            </w:pPr>
+            <w:r>
+              <w:rPr>
+                <w:rFonts w:ascii="Calibri" w:hAnsi="Calibri" w:cs="Arial"/>
+                <w:b/>
+                <w:bCs/>
+                <w:i/>
+                <w:color w:val="548DD4"/>
+                <w:sz w:val="18"/>
+                <w:szCs w:val="20"/>
+                <w:lang w:eastAsia="es-CL"/>
+              </w:rPr>
+              <w:t>Lino Barrera</w:t>
+            </w:r>
+          </w:p>
+          <w:p>
+            <w:pPr>
+              <w:spacing w:after="0" w:line="240" w:lineRule="auto"/>
+              <w:jc w:val="both"/>
+              <w:rPr>
+                <w:rFonts w:ascii="Calibri" w:hAnsi="Calibri" w:cs="Arial"/>
+                <w:i/>
+                <w:color w:val="548DD4"/>
+                <w:sz w:val="18"/>
+                <w:szCs w:val="20"/>
+                <w:lang w:eastAsia="es-CL"/>
+              </w:rPr>
+            </w:pPr>
+            <w:r>
+              <w:rPr>
+                <w:rFonts w:ascii="Calibri" w:hAnsi="Calibri" w:cs="Arial"/>
+                <w:b/>
+                <w:bCs/>
+                <w:i/>
+                <w:color w:val="548DD4"/>
+                <w:sz w:val="18"/>
+                <w:szCs w:val="20"/>
+                <w:lang w:eastAsia="es-CL"/>
+              </w:rPr>
+              <w:t>Jordán Órdenes</w:t>
+            </w:r>
+          </w:p>
+          <w:p>
+            <w:pPr>
+              <w:jc w:val="both"/>
+              <w:rPr>
+                <w:rFonts w:ascii="Calibri" w:hAnsi="Calibri" w:cs="Arial"/>
+                <w:i/>
+                <w:color w:val="548DD4"/>
+                <w:sz w:val="18"/>
+                <w:szCs w:val="20"/>
+                <w:lang w:eastAsia="es-CL"/>
+              </w:rPr>
+            </w:pPr>
+          </w:p>
+        </w:tc>
+        <w:tc>
+          <w:tcPr>
+            <w:tcW w:w="1276" w:type="dxa"/>
+            <w:tcBorders>
+              <w:top w:val="single" w:sz="4" w:space="0" w:color="BFBFBF" w:themeColor="background1" w:themeShade="BF"/>
+              <w:left w:val="single" w:sz="4" w:space="0" w:color="BFBFBF" w:themeColor="background1" w:themeShade="BF"/>
+              <w:bottom w:val="single" w:sz="4" w:space="0" w:color="BFBFBF" w:themeColor="background1" w:themeShade="BF"/>
+              <w:right w:val="single" w:sz="4" w:space="0" w:color="BFBFBF" w:themeColor="background1" w:themeShade="BF"/>
+            </w:tcBorders>
+          </w:tcPr>
+          <w:p>
+            <w:pPr>
+              <w:jc w:val="both"/>
+              <w:rPr>
+                <w:rFonts w:ascii="Calibri" w:hAnsi="Calibri" w:cs="Arial"/>
+                <w:i/>
+                <w:color w:val="548DD4"/>
+                <w:sz w:val="18"/>
+                <w:szCs w:val="20"/>
+                <w:lang w:eastAsia="es-CL"/>
+              </w:rPr>
+            </w:pPr>
+            <w:r>
+              <w:rPr>
+                <w:rFonts w:ascii="Calibri" w:hAnsi="Calibri" w:cs="Calibri"/>
+                <w:i/>
+                <w:iCs/>
+                <w:color w:val="548DD4"/>
+                <w:sz w:val="18"/>
+                <w:szCs w:val="18"/>
+              </w:rPr>
+              <w:t>Puede complicarse con escalabilidad.</w:t>
+            </w:r>
+          </w:p>
+        </w:tc>
+        <w:tc>
+          <w:tcPr>
+            <w:tcW w:w="1276" w:type="dxa"/>
+            <w:tcBorders>
+              <w:top w:val="single" w:sz="4" w:space="0" w:color="BFBFBF" w:themeColor="background1" w:themeShade="BF"/>
+              <w:left w:val="single" w:sz="4" w:space="0" w:color="BFBFBF" w:themeColor="background1" w:themeShade="BF"/>
+              <w:bottom w:val="single" w:sz="4" w:space="0" w:color="BFBFBF" w:themeColor="background1" w:themeShade="BF"/>
+              <w:right w:val="single" w:sz="4" w:space="0" w:color="BFBFBF" w:themeColor="background1" w:themeShade="BF"/>
+            </w:tcBorders>
+          </w:tcPr>
+          <w:p>
+            <w:pPr>
+              <w:jc w:val="both"/>
+              <w:rPr>
+                <w:rFonts w:ascii="Calibri" w:hAnsi="Calibri" w:cs="Arial"/>
+                <w:i/>
+                <w:color w:val="548DD4"/>
+                <w:sz w:val="18"/>
+                <w:szCs w:val="20"/>
+                <w:lang w:eastAsia="es-CL"/>
+              </w:rPr>
+            </w:pPr>
+            <w:r>
+              <w:rPr>
+                <w:rFonts w:ascii="Calibri" w:hAnsi="Calibri" w:cs="Calibri"/>
+                <w:i/>
+                <w:iCs/>
+                <w:color w:val="548DD4"/>
+                <w:sz w:val="18"/>
+                <w:szCs w:val="18"/>
+              </w:rPr>
+              <w:t>Completado</w:t>
+            </w:r>
+          </w:p>
+        </w:tc>
+        <w:tc>
+          <w:tcPr>
+            <w:tcW w:w="992" w:type="dxa"/>
+            <w:tcBorders>
+              <w:top w:val="single" w:sz="4" w:space="0" w:color="BFBFBF" w:themeColor="background1" w:themeShade="BF"/>
+              <w:left w:val="single" w:sz="4" w:space="0" w:color="BFBFBF" w:themeColor="background1" w:themeShade="BF"/>
+              <w:bottom w:val="single" w:sz="4" w:space="0" w:color="BFBFBF" w:themeColor="background1" w:themeShade="BF"/>
+              <w:right w:val="single" w:sz="4" w:space="0" w:color="BFBFBF" w:themeColor="background1" w:themeShade="BF"/>
+            </w:tcBorders>
+          </w:tcPr>
+          <w:p>
+            <w:pPr>
+              <w:jc w:val="both"/>
+              <w:rPr>
+                <w:rFonts w:ascii="Calibri" w:hAnsi="Calibri" w:cs="Arial"/>
+                <w:i/>
+                <w:color w:val="548DD4"/>
+                <w:sz w:val="18"/>
+                <w:szCs w:val="20"/>
+                <w:lang w:eastAsia="es-CL"/>
+              </w:rPr>
+            </w:pPr>
+            <w:r>
+              <w:rPr>
+                <w:rFonts w:ascii="Calibri" w:hAnsi="Calibri" w:cs="Calibri"/>
+                <w:i/>
+                <w:iCs/>
+                <w:color w:val="548DD4"/>
+                <w:sz w:val="18"/>
+                <w:szCs w:val="18"/>
+              </w:rPr>
+              <w:t>Sin ajustes</w:t>
+            </w:r>
+          </w:p>
+        </w:tc>
+      </w:tr>
+      <w:tr>
+        <w:trPr>
+          <w:trHeight w:val="2410"/>
+        </w:trPr>
+        <w:tc>
+          <w:tcPr>
+            <w:tcW w:w="1328" w:type="dxa"/>
+            <w:tcBorders>
+              <w:top w:val="single" w:sz="4" w:space="0" w:color="BFBFBF" w:themeColor="background1" w:themeShade="BF"/>
+              <w:left w:val="single" w:sz="4" w:space="0" w:color="BFBFBF" w:themeColor="background1" w:themeShade="BF"/>
+              <w:bottom w:val="single" w:sz="4" w:space="0" w:color="BFBFBF" w:themeColor="background1" w:themeShade="BF"/>
+              <w:right w:val="single" w:sz="4" w:space="0" w:color="BFBFBF" w:themeColor="background1" w:themeShade="BF"/>
+            </w:tcBorders>
+          </w:tcPr>
+          <w:p>
+            <w:pPr>
+              <w:jc w:val="both"/>
+              <w:rPr>
+                <w:rFonts w:ascii="Calibri" w:hAnsi="Calibri" w:cs="Arial"/>
+                <w:i/>
+                <w:color w:val="548DD4"/>
+                <w:sz w:val="18"/>
+                <w:szCs w:val="20"/>
+                <w:lang w:eastAsia="es-CL"/>
+              </w:rPr>
+            </w:pPr>
+            <w:r>
+              <w:rPr>
+                <w:rFonts w:ascii="Calibri" w:hAnsi="Calibri" w:cs="Calibri"/>
+                <w:i/>
+                <w:iCs/>
+                <w:color w:val="548DD4"/>
+                <w:sz w:val="18"/>
+                <w:szCs w:val="18"/>
+              </w:rPr>
+              <w:t xml:space="preserve">Diseño y desarrollo de </w:t>
+            </w:r>
+            <w:proofErr w:type="spellStart"/>
+            <w:r>
+              <w:rPr>
+                <w:rFonts w:ascii="Calibri" w:hAnsi="Calibri" w:cs="Calibri"/>
+                <w:i/>
+                <w:iCs/>
+                <w:color w:val="548DD4"/>
+                <w:sz w:val="18"/>
+                <w:szCs w:val="18"/>
+              </w:rPr>
+              <w:t>aplicacion</w:t>
+            </w:r>
+            <w:proofErr w:type="spellEnd"/>
+            <w:r>
+              <w:rPr>
+                <w:rFonts w:ascii="Calibri" w:hAnsi="Calibri" w:cs="Calibri"/>
+                <w:i/>
+                <w:iCs/>
+                <w:color w:val="548DD4"/>
+                <w:sz w:val="18"/>
+                <w:szCs w:val="18"/>
+              </w:rPr>
+              <w:t xml:space="preserve"> utilizando </w:t>
+            </w:r>
+            <w:proofErr w:type="spellStart"/>
+            <w:r>
+              <w:rPr>
+                <w:rFonts w:ascii="Calibri" w:hAnsi="Calibri" w:cs="Calibri"/>
+                <w:i/>
+                <w:iCs/>
+                <w:color w:val="548DD4"/>
+                <w:sz w:val="18"/>
+                <w:szCs w:val="18"/>
+              </w:rPr>
+              <w:t>frameworks</w:t>
+            </w:r>
+            <w:proofErr w:type="spellEnd"/>
+            <w:r>
+              <w:rPr>
+                <w:rFonts w:ascii="Calibri" w:hAnsi="Calibri" w:cs="Calibri"/>
+                <w:i/>
+                <w:iCs/>
+                <w:color w:val="548DD4"/>
+                <w:sz w:val="18"/>
+                <w:szCs w:val="18"/>
+              </w:rPr>
+              <w:t>.</w:t>
+            </w:r>
+          </w:p>
+        </w:tc>
+        <w:tc>
+          <w:tcPr>
+            <w:tcW w:w="1077" w:type="dxa"/>
+            <w:tcBorders>
+              <w:top w:val="single" w:sz="4" w:space="0" w:color="BFBFBF" w:themeColor="background1" w:themeShade="BF"/>
+              <w:left w:val="single" w:sz="4" w:space="0" w:color="BFBFBF" w:themeColor="background1" w:themeShade="BF"/>
+              <w:bottom w:val="single" w:sz="4" w:space="0" w:color="BFBFBF" w:themeColor="background1" w:themeShade="BF"/>
+              <w:right w:val="single" w:sz="4" w:space="0" w:color="BFBFBF" w:themeColor="background1" w:themeShade="BF"/>
+            </w:tcBorders>
+            <w:vAlign w:val="center"/>
+          </w:tcPr>
+          <w:p>
+            <w:pPr>
+              <w:jc w:val="both"/>
+              <w:rPr>
+                <w:rFonts w:ascii="Calibri" w:hAnsi="Calibri" w:cs="Arial"/>
+                <w:i/>
+                <w:color w:val="548DD4"/>
+                <w:sz w:val="18"/>
+                <w:szCs w:val="20"/>
+                <w:lang w:eastAsia="es-CL"/>
+              </w:rPr>
+            </w:pPr>
+            <w:r>
+              <w:rPr>
+                <w:rFonts w:ascii="Calibri" w:hAnsi="Calibri" w:cs="Calibri"/>
+                <w:i/>
+                <w:iCs/>
+                <w:color w:val="548DD4"/>
+                <w:sz w:val="18"/>
+                <w:szCs w:val="18"/>
+              </w:rPr>
+              <w:t>Desarrollo de interfaz web</w:t>
+            </w:r>
+          </w:p>
+        </w:tc>
+        <w:tc>
+          <w:tcPr>
+            <w:tcW w:w="1276" w:type="dxa"/>
+            <w:tcBorders>
+              <w:top w:val="single" w:sz="4" w:space="0" w:color="BFBFBF" w:themeColor="background1" w:themeShade="BF"/>
+              <w:left w:val="single" w:sz="4" w:space="0" w:color="BFBFBF" w:themeColor="background1" w:themeShade="BF"/>
+              <w:bottom w:val="single" w:sz="4" w:space="0" w:color="BFBFBF" w:themeColor="background1" w:themeShade="BF"/>
+              <w:right w:val="single" w:sz="4" w:space="0" w:color="BFBFBF" w:themeColor="background1" w:themeShade="BF"/>
+            </w:tcBorders>
+          </w:tcPr>
+          <w:p>
+            <w:pPr>
+              <w:jc w:val="both"/>
+              <w:rPr>
+                <w:rFonts w:ascii="Calibri" w:hAnsi="Calibri" w:cs="Arial"/>
+                <w:i/>
+                <w:color w:val="548DD4"/>
+                <w:sz w:val="18"/>
+                <w:szCs w:val="20"/>
+                <w:lang w:eastAsia="es-CL"/>
+              </w:rPr>
+            </w:pPr>
+            <w:r>
+              <w:rPr>
+                <w:rFonts w:ascii="Calibri" w:hAnsi="Calibri" w:cs="Calibri"/>
+                <w:i/>
+                <w:iCs/>
+                <w:color w:val="548DD4"/>
+                <w:sz w:val="18"/>
+                <w:szCs w:val="18"/>
+              </w:rPr>
+              <w:t>Django Templates, navegador</w:t>
+            </w:r>
+          </w:p>
+        </w:tc>
+        <w:tc>
+          <w:tcPr>
+            <w:tcW w:w="1276" w:type="dxa"/>
+            <w:tcBorders>
+              <w:top w:val="single" w:sz="4" w:space="0" w:color="BFBFBF" w:themeColor="background1" w:themeShade="BF"/>
+              <w:left w:val="single" w:sz="4" w:space="0" w:color="BFBFBF" w:themeColor="background1" w:themeShade="BF"/>
+              <w:bottom w:val="single" w:sz="4" w:space="0" w:color="BFBFBF" w:themeColor="background1" w:themeShade="BF"/>
+              <w:right w:val="single" w:sz="4" w:space="0" w:color="BFBFBF" w:themeColor="background1" w:themeShade="BF"/>
+            </w:tcBorders>
+          </w:tcPr>
+          <w:p>
+            <w:pPr>
+              <w:jc w:val="both"/>
+              <w:rPr>
+                <w:rFonts w:ascii="Calibri" w:hAnsi="Calibri" w:cs="Arial"/>
+                <w:i/>
+                <w:color w:val="548DD4"/>
+                <w:sz w:val="18"/>
+                <w:szCs w:val="20"/>
+                <w:lang w:eastAsia="es-CL"/>
+              </w:rPr>
+            </w:pPr>
+            <w:r>
+              <w:rPr>
+                <w:rFonts w:ascii="Calibri" w:hAnsi="Calibri" w:cs="Calibri"/>
+                <w:i/>
+                <w:iCs/>
+                <w:color w:val="548DD4"/>
+                <w:sz w:val="18"/>
+                <w:szCs w:val="18"/>
+              </w:rPr>
+              <w:t>2 semanas</w:t>
+            </w:r>
+          </w:p>
+        </w:tc>
+        <w:tc>
+          <w:tcPr>
+            <w:tcW w:w="1275" w:type="dxa"/>
+            <w:tcBorders>
+              <w:top w:val="single" w:sz="4" w:space="0" w:color="BFBFBF" w:themeColor="background1" w:themeShade="BF"/>
+              <w:left w:val="single" w:sz="4" w:space="0" w:color="BFBFBF" w:themeColor="background1" w:themeShade="BF"/>
+              <w:bottom w:val="single" w:sz="4" w:space="0" w:color="BFBFBF" w:themeColor="background1" w:themeShade="BF"/>
+              <w:right w:val="single" w:sz="4" w:space="0" w:color="BFBFBF" w:themeColor="background1" w:themeShade="BF"/>
+            </w:tcBorders>
+          </w:tcPr>
+          <w:p>
+            <w:pPr>
+              <w:spacing w:after="0" w:line="240" w:lineRule="auto"/>
+              <w:jc w:val="both"/>
+              <w:rPr>
+                <w:rFonts w:ascii="Calibri" w:hAnsi="Calibri" w:cs="Arial"/>
+                <w:i/>
+                <w:color w:val="548DD4"/>
+                <w:sz w:val="18"/>
+                <w:szCs w:val="20"/>
+                <w:lang w:eastAsia="es-CL"/>
+              </w:rPr>
+            </w:pPr>
+            <w:r>
+              <w:rPr>
+                <w:rFonts w:ascii="Calibri" w:hAnsi="Calibri" w:cs="Arial"/>
+                <w:b/>
+                <w:bCs/>
+                <w:i/>
+                <w:color w:val="548DD4"/>
+                <w:sz w:val="18"/>
+                <w:szCs w:val="20"/>
+                <w:lang w:eastAsia="es-CL"/>
+              </w:rPr>
+              <w:t>Lino Barrera</w:t>
+            </w:r>
+          </w:p>
+          <w:p>
+            <w:pPr>
+              <w:spacing w:after="0" w:line="240" w:lineRule="auto"/>
+              <w:jc w:val="both"/>
+              <w:rPr>
+                <w:rFonts w:ascii="Calibri" w:hAnsi="Calibri" w:cs="Arial"/>
+                <w:i/>
+                <w:color w:val="548DD4"/>
+                <w:sz w:val="18"/>
+                <w:szCs w:val="20"/>
+                <w:lang w:eastAsia="es-CL"/>
+              </w:rPr>
+            </w:pPr>
+            <w:r>
+              <w:rPr>
+                <w:rFonts w:ascii="Calibri" w:hAnsi="Calibri" w:cs="Arial"/>
+                <w:b/>
+                <w:bCs/>
+                <w:i/>
+                <w:color w:val="548DD4"/>
+                <w:sz w:val="18"/>
+                <w:szCs w:val="20"/>
+                <w:lang w:eastAsia="es-CL"/>
+              </w:rPr>
+              <w:t>Jordán Órdenes</w:t>
+            </w:r>
+          </w:p>
+          <w:p>
+            <w:pPr>
+              <w:jc w:val="both"/>
+              <w:rPr>
+                <w:rFonts w:ascii="Calibri" w:hAnsi="Calibri" w:cs="Arial"/>
+                <w:i/>
+                <w:color w:val="548DD4"/>
+                <w:sz w:val="18"/>
+                <w:szCs w:val="20"/>
+                <w:lang w:eastAsia="es-CL"/>
+              </w:rPr>
+            </w:pPr>
+          </w:p>
+        </w:tc>
+        <w:tc>
+          <w:tcPr>
+            <w:tcW w:w="1276" w:type="dxa"/>
+            <w:tcBorders>
+              <w:top w:val="single" w:sz="4" w:space="0" w:color="BFBFBF" w:themeColor="background1" w:themeShade="BF"/>
+              <w:left w:val="single" w:sz="4" w:space="0" w:color="BFBFBF" w:themeColor="background1" w:themeShade="BF"/>
+              <w:bottom w:val="single" w:sz="4" w:space="0" w:color="BFBFBF" w:themeColor="background1" w:themeShade="BF"/>
+              <w:right w:val="single" w:sz="4" w:space="0" w:color="BFBFBF" w:themeColor="background1" w:themeShade="BF"/>
+            </w:tcBorders>
+          </w:tcPr>
+          <w:p>
+            <w:pPr>
+              <w:jc w:val="both"/>
+              <w:rPr>
+                <w:rFonts w:ascii="Calibri" w:hAnsi="Calibri" w:cs="Arial"/>
+                <w:i/>
+                <w:color w:val="548DD4"/>
+                <w:sz w:val="18"/>
+                <w:szCs w:val="20"/>
+                <w:lang w:eastAsia="es-CL"/>
+              </w:rPr>
+            </w:pPr>
+            <w:r>
+              <w:rPr>
+                <w:rFonts w:ascii="Calibri" w:hAnsi="Calibri" w:cs="Calibri"/>
+                <w:i/>
+                <w:iCs/>
+                <w:color w:val="548DD4"/>
+                <w:sz w:val="18"/>
+                <w:szCs w:val="18"/>
+              </w:rPr>
+              <w:t>Dificultad: compatibilidad con navegadores.</w:t>
+            </w:r>
+          </w:p>
+        </w:tc>
+        <w:tc>
+          <w:tcPr>
+            <w:tcW w:w="1276" w:type="dxa"/>
+            <w:tcBorders>
+              <w:top w:val="single" w:sz="4" w:space="0" w:color="BFBFBF" w:themeColor="background1" w:themeShade="BF"/>
+              <w:left w:val="single" w:sz="4" w:space="0" w:color="BFBFBF" w:themeColor="background1" w:themeShade="BF"/>
+              <w:bottom w:val="single" w:sz="4" w:space="0" w:color="BFBFBF" w:themeColor="background1" w:themeShade="BF"/>
+              <w:right w:val="single" w:sz="4" w:space="0" w:color="BFBFBF" w:themeColor="background1" w:themeShade="BF"/>
+            </w:tcBorders>
+          </w:tcPr>
+          <w:p>
+            <w:pPr>
+              <w:jc w:val="both"/>
+              <w:rPr>
+                <w:rFonts w:ascii="Calibri" w:hAnsi="Calibri" w:cs="Arial"/>
+                <w:i/>
+                <w:color w:val="548DD4"/>
+                <w:sz w:val="18"/>
+                <w:szCs w:val="20"/>
+                <w:lang w:eastAsia="es-CL"/>
+              </w:rPr>
+            </w:pPr>
+            <w:r>
+              <w:rPr>
+                <w:rFonts w:ascii="Calibri" w:hAnsi="Calibri" w:cs="Calibri"/>
+                <w:i/>
+                <w:iCs/>
+                <w:color w:val="548DD4"/>
+                <w:sz w:val="18"/>
+                <w:szCs w:val="18"/>
+              </w:rPr>
+              <w:t>En curso</w:t>
+            </w:r>
+          </w:p>
+        </w:tc>
+        <w:tc>
+          <w:tcPr>
+            <w:tcW w:w="992" w:type="dxa"/>
+            <w:tcBorders>
+              <w:top w:val="single" w:sz="4" w:space="0" w:color="BFBFBF" w:themeColor="background1" w:themeShade="BF"/>
+              <w:left w:val="single" w:sz="4" w:space="0" w:color="BFBFBF" w:themeColor="background1" w:themeShade="BF"/>
+              <w:bottom w:val="single" w:sz="4" w:space="0" w:color="BFBFBF" w:themeColor="background1" w:themeShade="BF"/>
+              <w:right w:val="single" w:sz="4" w:space="0" w:color="BFBFBF" w:themeColor="background1" w:themeShade="BF"/>
+            </w:tcBorders>
+          </w:tcPr>
+          <w:p>
+            <w:pPr>
+              <w:jc w:val="both"/>
+              <w:rPr>
+                <w:rFonts w:ascii="Calibri" w:hAnsi="Calibri" w:cs="Arial"/>
+                <w:i/>
+                <w:color w:val="548DD4"/>
+                <w:sz w:val="18"/>
+                <w:szCs w:val="20"/>
+                <w:lang w:eastAsia="es-CL"/>
+              </w:rPr>
+            </w:pPr>
+            <w:r>
+              <w:rPr>
+                <w:rFonts w:ascii="Calibri" w:hAnsi="Calibri" w:cs="Calibri"/>
+                <w:i/>
+                <w:iCs/>
+                <w:color w:val="548DD4"/>
+                <w:sz w:val="18"/>
+                <w:szCs w:val="18"/>
+              </w:rPr>
+              <w:t>Sin ajustes</w:t>
+            </w:r>
+          </w:p>
+        </w:tc>
+      </w:tr>
+      <w:tr>
+        <w:trPr>
+          <w:trHeight w:val="2410"/>
+        </w:trPr>
+        <w:tc>
+          <w:tcPr>
+            <w:tcW w:w="1328" w:type="dxa"/>
+            <w:tcBorders>
+              <w:top w:val="single" w:sz="4" w:space="0" w:color="BFBFBF" w:themeColor="background1" w:themeShade="BF"/>
+              <w:left w:val="single" w:sz="4" w:space="0" w:color="BFBFBF" w:themeColor="background1" w:themeShade="BF"/>
+              <w:bottom w:val="single" w:sz="4" w:space="0" w:color="BFBFBF" w:themeColor="background1" w:themeShade="BF"/>
+              <w:right w:val="single" w:sz="4" w:space="0" w:color="BFBFBF" w:themeColor="background1" w:themeShade="BF"/>
+            </w:tcBorders>
+          </w:tcPr>
+          <w:p>
+            <w:pPr>
+              <w:jc w:val="both"/>
+              <w:rPr>
+                <w:rFonts w:ascii="Calibri" w:hAnsi="Calibri" w:cs="Arial"/>
+                <w:i/>
+                <w:color w:val="548DD4"/>
+                <w:sz w:val="18"/>
+                <w:szCs w:val="20"/>
+                <w:lang w:eastAsia="es-CL"/>
+              </w:rPr>
+            </w:pPr>
+            <w:r>
+              <w:rPr>
+                <w:rFonts w:ascii="Calibri" w:hAnsi="Calibri" w:cs="Calibri"/>
+                <w:i/>
+                <w:iCs/>
+                <w:color w:val="548DD4"/>
+                <w:sz w:val="18"/>
+                <w:szCs w:val="18"/>
+              </w:rPr>
+              <w:t>Creación de interfaces accesibles e intuitivas y aplicación de lógica de BI</w:t>
+            </w:r>
+          </w:p>
+        </w:tc>
+        <w:tc>
+          <w:tcPr>
+            <w:tcW w:w="1077" w:type="dxa"/>
+            <w:tcBorders>
+              <w:top w:val="single" w:sz="4" w:space="0" w:color="BFBFBF" w:themeColor="background1" w:themeShade="BF"/>
+              <w:left w:val="single" w:sz="4" w:space="0" w:color="BFBFBF" w:themeColor="background1" w:themeShade="BF"/>
+              <w:bottom w:val="single" w:sz="4" w:space="0" w:color="BFBFBF" w:themeColor="background1" w:themeShade="BF"/>
+              <w:right w:val="single" w:sz="4" w:space="0" w:color="BFBFBF" w:themeColor="background1" w:themeShade="BF"/>
+            </w:tcBorders>
+            <w:vAlign w:val="center"/>
+          </w:tcPr>
+          <w:p>
+            <w:pPr>
+              <w:jc w:val="both"/>
+              <w:rPr>
+                <w:rFonts w:ascii="Calibri" w:hAnsi="Calibri" w:cs="Arial"/>
+                <w:i/>
+                <w:color w:val="548DD4"/>
+                <w:sz w:val="18"/>
+                <w:szCs w:val="20"/>
+                <w:lang w:eastAsia="es-CL"/>
+              </w:rPr>
+            </w:pPr>
+            <w:r>
+              <w:rPr>
+                <w:rFonts w:ascii="Calibri" w:hAnsi="Calibri" w:cs="Calibri"/>
+                <w:i/>
+                <w:iCs/>
+                <w:color w:val="548DD4"/>
+                <w:sz w:val="18"/>
+                <w:szCs w:val="18"/>
+              </w:rPr>
+              <w:t xml:space="preserve">Desarrollo de </w:t>
+            </w:r>
+            <w:proofErr w:type="spellStart"/>
+            <w:r>
+              <w:rPr>
+                <w:rFonts w:ascii="Calibri" w:hAnsi="Calibri" w:cs="Calibri"/>
+                <w:i/>
+                <w:iCs/>
+                <w:color w:val="548DD4"/>
+                <w:sz w:val="18"/>
+                <w:szCs w:val="18"/>
+              </w:rPr>
+              <w:t>Dashboard</w:t>
+            </w:r>
+            <w:proofErr w:type="spellEnd"/>
+            <w:r>
+              <w:rPr>
+                <w:rFonts w:ascii="Calibri" w:hAnsi="Calibri" w:cs="Calibri"/>
+                <w:i/>
+                <w:iCs/>
+                <w:color w:val="548DD4"/>
+                <w:sz w:val="18"/>
+                <w:szCs w:val="18"/>
+              </w:rPr>
+              <w:t xml:space="preserve"> de BI</w:t>
+            </w:r>
+          </w:p>
+        </w:tc>
+        <w:tc>
+          <w:tcPr>
+            <w:tcW w:w="1276" w:type="dxa"/>
+            <w:tcBorders>
+              <w:top w:val="single" w:sz="4" w:space="0" w:color="BFBFBF" w:themeColor="background1" w:themeShade="BF"/>
+              <w:left w:val="single" w:sz="4" w:space="0" w:color="BFBFBF" w:themeColor="background1" w:themeShade="BF"/>
+              <w:bottom w:val="single" w:sz="4" w:space="0" w:color="BFBFBF" w:themeColor="background1" w:themeShade="BF"/>
+              <w:right w:val="single" w:sz="4" w:space="0" w:color="BFBFBF" w:themeColor="background1" w:themeShade="BF"/>
+            </w:tcBorders>
+          </w:tcPr>
+          <w:p>
+            <w:pPr>
+              <w:jc w:val="both"/>
+              <w:rPr>
+                <w:rFonts w:ascii="Calibri" w:hAnsi="Calibri" w:cs="Arial"/>
+                <w:i/>
+                <w:color w:val="548DD4"/>
+                <w:sz w:val="18"/>
+                <w:szCs w:val="20"/>
+                <w:lang w:eastAsia="es-CL"/>
+              </w:rPr>
+            </w:pPr>
+            <w:r>
+              <w:rPr>
+                <w:rFonts w:ascii="Calibri" w:hAnsi="Calibri" w:cs="Calibri"/>
+                <w:i/>
+                <w:iCs/>
+                <w:color w:val="548DD4"/>
+                <w:sz w:val="18"/>
+                <w:szCs w:val="18"/>
+              </w:rPr>
+              <w:t>Computador</w:t>
+            </w:r>
+          </w:p>
+        </w:tc>
+        <w:tc>
+          <w:tcPr>
+            <w:tcW w:w="1276" w:type="dxa"/>
+            <w:tcBorders>
+              <w:top w:val="single" w:sz="4" w:space="0" w:color="BFBFBF" w:themeColor="background1" w:themeShade="BF"/>
+              <w:left w:val="single" w:sz="4" w:space="0" w:color="BFBFBF" w:themeColor="background1" w:themeShade="BF"/>
+              <w:bottom w:val="single" w:sz="4" w:space="0" w:color="BFBFBF" w:themeColor="background1" w:themeShade="BF"/>
+              <w:right w:val="single" w:sz="4" w:space="0" w:color="BFBFBF" w:themeColor="background1" w:themeShade="BF"/>
+            </w:tcBorders>
+          </w:tcPr>
+          <w:p>
+            <w:pPr>
+              <w:jc w:val="both"/>
+              <w:rPr>
+                <w:rFonts w:ascii="Calibri" w:hAnsi="Calibri" w:cs="Arial"/>
+                <w:i/>
+                <w:color w:val="548DD4"/>
+                <w:sz w:val="18"/>
+                <w:szCs w:val="20"/>
+                <w:lang w:eastAsia="es-CL"/>
+              </w:rPr>
+            </w:pPr>
+            <w:r>
+              <w:rPr>
+                <w:rFonts w:ascii="Calibri" w:hAnsi="Calibri" w:cs="Calibri"/>
+                <w:i/>
+                <w:iCs/>
+                <w:color w:val="548DD4"/>
+                <w:sz w:val="18"/>
+                <w:szCs w:val="18"/>
+              </w:rPr>
+              <w:t>2 semanas</w:t>
+            </w:r>
+          </w:p>
+        </w:tc>
+        <w:tc>
+          <w:tcPr>
+            <w:tcW w:w="1275" w:type="dxa"/>
+            <w:tcBorders>
+              <w:top w:val="single" w:sz="4" w:space="0" w:color="BFBFBF" w:themeColor="background1" w:themeShade="BF"/>
+              <w:left w:val="single" w:sz="4" w:space="0" w:color="BFBFBF" w:themeColor="background1" w:themeShade="BF"/>
+              <w:bottom w:val="single" w:sz="4" w:space="0" w:color="BFBFBF" w:themeColor="background1" w:themeShade="BF"/>
+              <w:right w:val="single" w:sz="4" w:space="0" w:color="BFBFBF" w:themeColor="background1" w:themeShade="BF"/>
+            </w:tcBorders>
+          </w:tcPr>
+          <w:p>
+            <w:pPr>
+              <w:spacing w:after="0" w:line="240" w:lineRule="auto"/>
+              <w:jc w:val="both"/>
+              <w:rPr>
+                <w:rFonts w:ascii="Calibri" w:hAnsi="Calibri" w:cs="Arial"/>
+                <w:i/>
+                <w:color w:val="548DD4"/>
+                <w:sz w:val="18"/>
+                <w:szCs w:val="20"/>
+                <w:lang w:eastAsia="es-CL"/>
+              </w:rPr>
+            </w:pPr>
+            <w:r>
+              <w:rPr>
+                <w:rFonts w:ascii="Calibri" w:hAnsi="Calibri" w:cs="Arial"/>
+                <w:b/>
+                <w:bCs/>
+                <w:i/>
+                <w:color w:val="548DD4"/>
+                <w:sz w:val="18"/>
+                <w:szCs w:val="20"/>
+                <w:lang w:eastAsia="es-CL"/>
+              </w:rPr>
+              <w:t>Lino Barrera</w:t>
+            </w:r>
+          </w:p>
+          <w:p>
+            <w:pPr>
+              <w:spacing w:after="0" w:line="240" w:lineRule="auto"/>
+              <w:jc w:val="both"/>
+              <w:rPr>
+                <w:rFonts w:ascii="Calibri" w:hAnsi="Calibri" w:cs="Arial"/>
+                <w:i/>
+                <w:color w:val="548DD4"/>
+                <w:sz w:val="18"/>
+                <w:szCs w:val="20"/>
+                <w:lang w:eastAsia="es-CL"/>
+              </w:rPr>
+            </w:pPr>
+            <w:r>
+              <w:rPr>
+                <w:rFonts w:ascii="Calibri" w:hAnsi="Calibri" w:cs="Arial"/>
+                <w:b/>
+                <w:bCs/>
+                <w:i/>
+                <w:color w:val="548DD4"/>
+                <w:sz w:val="18"/>
+                <w:szCs w:val="20"/>
+                <w:lang w:eastAsia="es-CL"/>
+              </w:rPr>
+              <w:t>Jordán Órdenes</w:t>
+            </w:r>
+          </w:p>
+          <w:p>
+            <w:pPr>
+              <w:jc w:val="both"/>
+              <w:rPr>
+                <w:rFonts w:ascii="Calibri" w:hAnsi="Calibri" w:cs="Arial"/>
+                <w:i/>
+                <w:color w:val="548DD4"/>
+                <w:sz w:val="18"/>
+                <w:szCs w:val="20"/>
+                <w:lang w:eastAsia="es-CL"/>
+              </w:rPr>
+            </w:pPr>
+          </w:p>
+        </w:tc>
+        <w:tc>
+          <w:tcPr>
+            <w:tcW w:w="1276" w:type="dxa"/>
+            <w:tcBorders>
+              <w:top w:val="single" w:sz="4" w:space="0" w:color="BFBFBF" w:themeColor="background1" w:themeShade="BF"/>
+              <w:left w:val="single" w:sz="4" w:space="0" w:color="BFBFBF" w:themeColor="background1" w:themeShade="BF"/>
+              <w:bottom w:val="single" w:sz="4" w:space="0" w:color="BFBFBF" w:themeColor="background1" w:themeShade="BF"/>
+              <w:right w:val="single" w:sz="4" w:space="0" w:color="BFBFBF" w:themeColor="background1" w:themeShade="BF"/>
+            </w:tcBorders>
+          </w:tcPr>
+          <w:p>
+            <w:pPr>
+              <w:jc w:val="both"/>
+              <w:rPr>
+                <w:rFonts w:ascii="Calibri" w:hAnsi="Calibri" w:cs="Arial"/>
+                <w:i/>
+                <w:color w:val="548DD4"/>
+                <w:sz w:val="18"/>
+                <w:szCs w:val="20"/>
+                <w:lang w:eastAsia="es-CL"/>
+              </w:rPr>
+            </w:pPr>
+            <w:r>
+              <w:rPr>
+                <w:rFonts w:ascii="Calibri" w:hAnsi="Calibri" w:cs="Calibri"/>
+                <w:i/>
+                <w:iCs/>
+                <w:color w:val="548DD4"/>
+                <w:sz w:val="18"/>
+                <w:szCs w:val="18"/>
+              </w:rPr>
+              <w:t>Facilitador: experiencia previa en Inteligencia de negocios</w:t>
+            </w:r>
+          </w:p>
+        </w:tc>
+        <w:tc>
+          <w:tcPr>
+            <w:tcW w:w="1276" w:type="dxa"/>
+            <w:tcBorders>
+              <w:top w:val="single" w:sz="4" w:space="0" w:color="BFBFBF" w:themeColor="background1" w:themeShade="BF"/>
+              <w:left w:val="single" w:sz="4" w:space="0" w:color="BFBFBF" w:themeColor="background1" w:themeShade="BF"/>
+              <w:bottom w:val="single" w:sz="4" w:space="0" w:color="BFBFBF" w:themeColor="background1" w:themeShade="BF"/>
+              <w:right w:val="single" w:sz="4" w:space="0" w:color="BFBFBF" w:themeColor="background1" w:themeShade="BF"/>
+            </w:tcBorders>
+          </w:tcPr>
+          <w:p>
+            <w:pPr>
+              <w:jc w:val="both"/>
+              <w:rPr>
+                <w:rFonts w:ascii="Calibri" w:hAnsi="Calibri" w:cs="Arial"/>
+                <w:i/>
+                <w:color w:val="548DD4"/>
+                <w:sz w:val="18"/>
+                <w:szCs w:val="20"/>
+                <w:lang w:eastAsia="es-CL"/>
+              </w:rPr>
+            </w:pPr>
+            <w:r>
+              <w:rPr>
+                <w:rFonts w:ascii="Calibri" w:hAnsi="Calibri" w:cs="Calibri"/>
+                <w:i/>
+                <w:iCs/>
+                <w:color w:val="548DD4"/>
+                <w:sz w:val="18"/>
+                <w:szCs w:val="18"/>
+              </w:rPr>
+              <w:t>En curso</w:t>
+            </w:r>
+          </w:p>
+        </w:tc>
+        <w:tc>
+          <w:tcPr>
+            <w:tcW w:w="992" w:type="dxa"/>
+            <w:tcBorders>
+              <w:top w:val="single" w:sz="4" w:space="0" w:color="BFBFBF" w:themeColor="background1" w:themeShade="BF"/>
+              <w:left w:val="single" w:sz="4" w:space="0" w:color="BFBFBF" w:themeColor="background1" w:themeShade="BF"/>
+              <w:bottom w:val="single" w:sz="4" w:space="0" w:color="BFBFBF" w:themeColor="background1" w:themeShade="BF"/>
+              <w:right w:val="single" w:sz="4" w:space="0" w:color="BFBFBF" w:themeColor="background1" w:themeShade="BF"/>
+            </w:tcBorders>
+          </w:tcPr>
+          <w:p>
+            <w:pPr>
+              <w:jc w:val="both"/>
+              <w:rPr>
+                <w:rFonts w:ascii="Calibri" w:hAnsi="Calibri" w:cs="Arial"/>
+                <w:i/>
+                <w:color w:val="548DD4"/>
+                <w:sz w:val="18"/>
+                <w:szCs w:val="20"/>
+                <w:lang w:eastAsia="es-CL"/>
+              </w:rPr>
+            </w:pPr>
+            <w:r>
+              <w:rPr>
+                <w:rFonts w:ascii="Calibri" w:hAnsi="Calibri" w:cs="Calibri"/>
+                <w:i/>
+                <w:iCs/>
+                <w:color w:val="548DD4"/>
+                <w:sz w:val="18"/>
+                <w:szCs w:val="18"/>
+              </w:rPr>
+              <w:t>Agregado de forma definitiva al desarrollo</w:t>
+            </w:r>
+          </w:p>
+        </w:tc>
+      </w:tr>
+      <w:tr>
+        <w:trPr>
+          <w:trHeight w:val="2410"/>
+        </w:trPr>
+        <w:tc>
+          <w:tcPr>
+            <w:tcW w:w="1328" w:type="dxa"/>
+            <w:tcBorders>
+              <w:top w:val="single" w:sz="4" w:space="0" w:color="BFBFBF" w:themeColor="background1" w:themeShade="BF"/>
+              <w:left w:val="single" w:sz="4" w:space="0" w:color="BFBFBF" w:themeColor="background1" w:themeShade="BF"/>
+              <w:bottom w:val="single" w:sz="4" w:space="0" w:color="BFBFBF" w:themeColor="background1" w:themeShade="BF"/>
+              <w:right w:val="single" w:sz="4" w:space="0" w:color="BFBFBF" w:themeColor="background1" w:themeShade="BF"/>
+            </w:tcBorders>
+          </w:tcPr>
+          <w:p>
+            <w:pPr>
+              <w:jc w:val="both"/>
+              <w:rPr>
+                <w:rFonts w:ascii="Calibri" w:hAnsi="Calibri" w:cs="Arial"/>
+                <w:i/>
+                <w:color w:val="548DD4"/>
+                <w:sz w:val="18"/>
+                <w:szCs w:val="20"/>
+                <w:lang w:eastAsia="es-CL"/>
+              </w:rPr>
+            </w:pPr>
+            <w:r>
+              <w:rPr>
+                <w:rFonts w:ascii="Calibri" w:hAnsi="Calibri" w:cs="Calibri"/>
+                <w:i/>
+                <w:iCs/>
+                <w:color w:val="548DD4"/>
+                <w:sz w:val="18"/>
+                <w:szCs w:val="18"/>
+              </w:rPr>
+              <w:t xml:space="preserve">Diseño y desarrollo de aplicaciones web y móviles utilizando </w:t>
+            </w:r>
+            <w:proofErr w:type="spellStart"/>
+            <w:r>
+              <w:rPr>
+                <w:rFonts w:ascii="Calibri" w:hAnsi="Calibri" w:cs="Calibri"/>
+                <w:i/>
+                <w:iCs/>
+                <w:color w:val="548DD4"/>
+                <w:sz w:val="18"/>
+                <w:szCs w:val="18"/>
+              </w:rPr>
+              <w:t>frameworks</w:t>
+            </w:r>
+            <w:proofErr w:type="spellEnd"/>
+            <w:r>
+              <w:rPr>
+                <w:rFonts w:ascii="Calibri" w:hAnsi="Calibri" w:cs="Calibri"/>
+                <w:i/>
+                <w:iCs/>
+                <w:color w:val="548DD4"/>
+                <w:sz w:val="18"/>
+                <w:szCs w:val="18"/>
+              </w:rPr>
+              <w:t>.</w:t>
+            </w:r>
+          </w:p>
+        </w:tc>
+        <w:tc>
+          <w:tcPr>
+            <w:tcW w:w="1077" w:type="dxa"/>
+            <w:tcBorders>
+              <w:top w:val="single" w:sz="4" w:space="0" w:color="BFBFBF" w:themeColor="background1" w:themeShade="BF"/>
+              <w:left w:val="single" w:sz="4" w:space="0" w:color="BFBFBF" w:themeColor="background1" w:themeShade="BF"/>
+              <w:bottom w:val="single" w:sz="4" w:space="0" w:color="BFBFBF" w:themeColor="background1" w:themeShade="BF"/>
+              <w:right w:val="single" w:sz="4" w:space="0" w:color="BFBFBF" w:themeColor="background1" w:themeShade="BF"/>
+            </w:tcBorders>
+            <w:vAlign w:val="center"/>
+          </w:tcPr>
+          <w:p>
+            <w:pPr>
+              <w:jc w:val="both"/>
+              <w:rPr>
+                <w:rFonts w:ascii="Calibri" w:hAnsi="Calibri" w:cs="Arial"/>
+                <w:i/>
+                <w:color w:val="548DD4"/>
+                <w:sz w:val="18"/>
+                <w:szCs w:val="20"/>
+                <w:lang w:eastAsia="es-CL"/>
+              </w:rPr>
+            </w:pPr>
+            <w:r>
+              <w:rPr>
+                <w:rFonts w:ascii="Calibri" w:hAnsi="Calibri" w:cs="Calibri"/>
+                <w:i/>
+                <w:iCs/>
+                <w:color w:val="548DD4"/>
+                <w:sz w:val="18"/>
+                <w:szCs w:val="18"/>
+              </w:rPr>
+              <w:t>Integración de funcionalidades de IA</w:t>
+            </w:r>
+          </w:p>
+        </w:tc>
+        <w:tc>
+          <w:tcPr>
+            <w:tcW w:w="1276" w:type="dxa"/>
+            <w:tcBorders>
+              <w:top w:val="single" w:sz="4" w:space="0" w:color="BFBFBF" w:themeColor="background1" w:themeShade="BF"/>
+              <w:left w:val="single" w:sz="4" w:space="0" w:color="BFBFBF" w:themeColor="background1" w:themeShade="BF"/>
+              <w:bottom w:val="single" w:sz="4" w:space="0" w:color="BFBFBF" w:themeColor="background1" w:themeShade="BF"/>
+              <w:right w:val="single" w:sz="4" w:space="0" w:color="BFBFBF" w:themeColor="background1" w:themeShade="BF"/>
+            </w:tcBorders>
+          </w:tcPr>
+          <w:p>
+            <w:pPr>
+              <w:jc w:val="both"/>
+              <w:rPr>
+                <w:rFonts w:ascii="Calibri" w:hAnsi="Calibri" w:cs="Arial"/>
+                <w:i/>
+                <w:color w:val="548DD4"/>
+                <w:sz w:val="18"/>
+                <w:szCs w:val="20"/>
+                <w:lang w:eastAsia="es-CL"/>
+              </w:rPr>
+            </w:pPr>
+            <w:r>
+              <w:rPr>
+                <w:rFonts w:ascii="Calibri" w:hAnsi="Calibri" w:cs="Calibri"/>
+                <w:i/>
+                <w:iCs/>
+                <w:color w:val="548DD4"/>
+                <w:sz w:val="18"/>
+                <w:szCs w:val="18"/>
+              </w:rPr>
+              <w:t>Herramientas de desarrollo, API REST, Angular/</w:t>
+            </w:r>
+            <w:proofErr w:type="spellStart"/>
+            <w:r>
+              <w:rPr>
+                <w:rFonts w:ascii="Calibri" w:hAnsi="Calibri" w:cs="Calibri"/>
+                <w:i/>
+                <w:iCs/>
+                <w:color w:val="548DD4"/>
+                <w:sz w:val="18"/>
+                <w:szCs w:val="18"/>
+              </w:rPr>
+              <w:t>Ionic</w:t>
+            </w:r>
+            <w:proofErr w:type="spellEnd"/>
+          </w:p>
+        </w:tc>
+        <w:tc>
+          <w:tcPr>
+            <w:tcW w:w="1276" w:type="dxa"/>
+            <w:tcBorders>
+              <w:top w:val="single" w:sz="4" w:space="0" w:color="BFBFBF" w:themeColor="background1" w:themeShade="BF"/>
+              <w:left w:val="single" w:sz="4" w:space="0" w:color="BFBFBF" w:themeColor="background1" w:themeShade="BF"/>
+              <w:bottom w:val="single" w:sz="4" w:space="0" w:color="BFBFBF" w:themeColor="background1" w:themeShade="BF"/>
+              <w:right w:val="single" w:sz="4" w:space="0" w:color="BFBFBF" w:themeColor="background1" w:themeShade="BF"/>
+            </w:tcBorders>
+          </w:tcPr>
+          <w:p>
+            <w:pPr>
+              <w:jc w:val="both"/>
+              <w:rPr>
+                <w:rFonts w:ascii="Calibri" w:hAnsi="Calibri" w:cs="Arial"/>
+                <w:i/>
+                <w:color w:val="548DD4"/>
+                <w:sz w:val="18"/>
+                <w:szCs w:val="20"/>
+                <w:lang w:eastAsia="es-CL"/>
+              </w:rPr>
+            </w:pPr>
+            <w:r>
+              <w:rPr>
+                <w:rFonts w:ascii="Calibri" w:hAnsi="Calibri" w:cs="Calibri"/>
+                <w:i/>
+                <w:iCs/>
+                <w:color w:val="548DD4"/>
+                <w:sz w:val="18"/>
+                <w:szCs w:val="18"/>
+              </w:rPr>
+              <w:t>1 semana</w:t>
+            </w:r>
+          </w:p>
+        </w:tc>
+        <w:tc>
+          <w:tcPr>
+            <w:tcW w:w="1275" w:type="dxa"/>
+            <w:tcBorders>
+              <w:top w:val="single" w:sz="4" w:space="0" w:color="BFBFBF" w:themeColor="background1" w:themeShade="BF"/>
+              <w:left w:val="single" w:sz="4" w:space="0" w:color="BFBFBF" w:themeColor="background1" w:themeShade="BF"/>
+              <w:bottom w:val="single" w:sz="4" w:space="0" w:color="BFBFBF" w:themeColor="background1" w:themeShade="BF"/>
+              <w:right w:val="single" w:sz="4" w:space="0" w:color="BFBFBF" w:themeColor="background1" w:themeShade="BF"/>
+            </w:tcBorders>
+          </w:tcPr>
+          <w:p>
+            <w:pPr>
+              <w:spacing w:after="0" w:line="240" w:lineRule="auto"/>
+              <w:jc w:val="both"/>
+              <w:rPr>
+                <w:rFonts w:ascii="Calibri" w:hAnsi="Calibri" w:cs="Arial"/>
+                <w:i/>
+                <w:color w:val="548DD4"/>
+                <w:sz w:val="18"/>
+                <w:szCs w:val="20"/>
+                <w:lang w:eastAsia="es-CL"/>
+              </w:rPr>
+            </w:pPr>
+            <w:r>
+              <w:rPr>
+                <w:rFonts w:ascii="Calibri" w:hAnsi="Calibri" w:cs="Arial"/>
+                <w:b/>
+                <w:bCs/>
+                <w:i/>
+                <w:color w:val="548DD4"/>
+                <w:sz w:val="18"/>
+                <w:szCs w:val="20"/>
+                <w:lang w:eastAsia="es-CL"/>
+              </w:rPr>
+              <w:t>Lino Barrera</w:t>
+            </w:r>
+          </w:p>
+          <w:p>
+            <w:pPr>
+              <w:spacing w:after="0" w:line="240" w:lineRule="auto"/>
+              <w:jc w:val="both"/>
+              <w:rPr>
+                <w:rFonts w:ascii="Calibri" w:hAnsi="Calibri" w:cs="Arial"/>
+                <w:i/>
+                <w:color w:val="548DD4"/>
+                <w:sz w:val="18"/>
+                <w:szCs w:val="20"/>
+                <w:lang w:eastAsia="es-CL"/>
+              </w:rPr>
+            </w:pPr>
+            <w:r>
+              <w:rPr>
+                <w:rFonts w:ascii="Calibri" w:hAnsi="Calibri" w:cs="Arial"/>
+                <w:b/>
+                <w:bCs/>
+                <w:i/>
+                <w:color w:val="548DD4"/>
+                <w:sz w:val="18"/>
+                <w:szCs w:val="20"/>
+                <w:lang w:eastAsia="es-CL"/>
+              </w:rPr>
+              <w:t>Jordán Órdenes</w:t>
+            </w:r>
+          </w:p>
+          <w:p>
+            <w:pPr>
+              <w:jc w:val="both"/>
+              <w:rPr>
+                <w:rFonts w:ascii="Calibri" w:hAnsi="Calibri" w:cs="Arial"/>
+                <w:i/>
+                <w:color w:val="548DD4"/>
+                <w:sz w:val="18"/>
+                <w:szCs w:val="20"/>
+                <w:lang w:eastAsia="es-CL"/>
+              </w:rPr>
+            </w:pPr>
+          </w:p>
+        </w:tc>
+        <w:tc>
+          <w:tcPr>
+            <w:tcW w:w="1276" w:type="dxa"/>
+            <w:tcBorders>
+              <w:top w:val="single" w:sz="4" w:space="0" w:color="BFBFBF" w:themeColor="background1" w:themeShade="BF"/>
+              <w:left w:val="single" w:sz="4" w:space="0" w:color="BFBFBF" w:themeColor="background1" w:themeShade="BF"/>
+              <w:bottom w:val="single" w:sz="4" w:space="0" w:color="BFBFBF" w:themeColor="background1" w:themeShade="BF"/>
+              <w:right w:val="single" w:sz="4" w:space="0" w:color="BFBFBF" w:themeColor="background1" w:themeShade="BF"/>
+            </w:tcBorders>
+          </w:tcPr>
+          <w:p>
+            <w:pPr>
+              <w:jc w:val="both"/>
+              <w:rPr>
+                <w:rFonts w:ascii="Calibri" w:hAnsi="Calibri" w:cs="Arial"/>
+                <w:i/>
+                <w:color w:val="548DD4"/>
+                <w:sz w:val="18"/>
+                <w:szCs w:val="20"/>
+                <w:lang w:eastAsia="es-CL"/>
+              </w:rPr>
+            </w:pPr>
+            <w:r>
+              <w:rPr>
+                <w:rFonts w:ascii="Calibri" w:hAnsi="Calibri" w:cs="Calibri"/>
+                <w:i/>
+                <w:iCs/>
+                <w:color w:val="548DD4"/>
+                <w:sz w:val="18"/>
+                <w:szCs w:val="18"/>
+              </w:rPr>
+              <w:t>Puede complicarse con errores en estados y rutas.</w:t>
+            </w:r>
+          </w:p>
+        </w:tc>
+        <w:tc>
+          <w:tcPr>
+            <w:tcW w:w="1276" w:type="dxa"/>
+            <w:tcBorders>
+              <w:top w:val="single" w:sz="4" w:space="0" w:color="BFBFBF" w:themeColor="background1" w:themeShade="BF"/>
+              <w:left w:val="single" w:sz="4" w:space="0" w:color="BFBFBF" w:themeColor="background1" w:themeShade="BF"/>
+              <w:bottom w:val="single" w:sz="4" w:space="0" w:color="BFBFBF" w:themeColor="background1" w:themeShade="BF"/>
+              <w:right w:val="single" w:sz="4" w:space="0" w:color="BFBFBF" w:themeColor="background1" w:themeShade="BF"/>
+            </w:tcBorders>
+          </w:tcPr>
+          <w:p>
+            <w:pPr>
+              <w:jc w:val="both"/>
+              <w:rPr>
+                <w:rFonts w:ascii="Calibri" w:hAnsi="Calibri" w:cs="Arial"/>
+                <w:i/>
+                <w:color w:val="548DD4"/>
+                <w:sz w:val="18"/>
+                <w:szCs w:val="20"/>
+                <w:lang w:eastAsia="es-CL"/>
+              </w:rPr>
+            </w:pPr>
+            <w:r>
+              <w:rPr>
+                <w:rFonts w:ascii="Calibri" w:hAnsi="Calibri" w:cs="Calibri"/>
+                <w:i/>
+                <w:iCs/>
+                <w:color w:val="548DD4"/>
+                <w:sz w:val="18"/>
+                <w:szCs w:val="18"/>
+              </w:rPr>
+              <w:t>En curso</w:t>
+            </w:r>
+          </w:p>
+        </w:tc>
+        <w:tc>
+          <w:tcPr>
+            <w:tcW w:w="992" w:type="dxa"/>
+            <w:tcBorders>
+              <w:top w:val="single" w:sz="4" w:space="0" w:color="BFBFBF" w:themeColor="background1" w:themeShade="BF"/>
+              <w:left w:val="single" w:sz="4" w:space="0" w:color="BFBFBF" w:themeColor="background1" w:themeShade="BF"/>
+              <w:bottom w:val="single" w:sz="4" w:space="0" w:color="BFBFBF" w:themeColor="background1" w:themeShade="BF"/>
+              <w:right w:val="single" w:sz="4" w:space="0" w:color="BFBFBF" w:themeColor="background1" w:themeShade="BF"/>
+            </w:tcBorders>
+          </w:tcPr>
+          <w:p>
+            <w:pPr>
+              <w:jc w:val="both"/>
+              <w:rPr>
+                <w:rFonts w:ascii="Calibri" w:hAnsi="Calibri" w:cs="Arial"/>
+                <w:i/>
+                <w:color w:val="548DD4"/>
+                <w:sz w:val="18"/>
+                <w:szCs w:val="20"/>
+                <w:lang w:eastAsia="es-CL"/>
+              </w:rPr>
+            </w:pPr>
+            <w:r>
+              <w:rPr>
+                <w:rFonts w:ascii="Calibri" w:hAnsi="Calibri" w:cs="Calibri"/>
+                <w:i/>
+                <w:iCs/>
+                <w:color w:val="548DD4"/>
+                <w:sz w:val="18"/>
+                <w:szCs w:val="18"/>
+              </w:rPr>
+              <w:t>Sin ajustes</w:t>
+            </w:r>
+          </w:p>
+        </w:tc>
+      </w:tr>
+      <w:tr>
+        <w:trPr>
+          <w:trHeight w:val="2410"/>
+        </w:trPr>
+        <w:tc>
+          <w:tcPr>
+            <w:tcW w:w="1328" w:type="dxa"/>
+            <w:tcBorders>
+              <w:top w:val="single" w:sz="4" w:space="0" w:color="BFBFBF" w:themeColor="background1" w:themeShade="BF"/>
+              <w:left w:val="single" w:sz="4" w:space="0" w:color="BFBFBF" w:themeColor="background1" w:themeShade="BF"/>
+              <w:bottom w:val="single" w:sz="4" w:space="0" w:color="BFBFBF" w:themeColor="background1" w:themeShade="BF"/>
+              <w:right w:val="single" w:sz="4" w:space="0" w:color="BFBFBF" w:themeColor="background1" w:themeShade="BF"/>
+            </w:tcBorders>
+          </w:tcPr>
+          <w:p>
+            <w:pPr>
+              <w:jc w:val="both"/>
+              <w:rPr>
+                <w:rFonts w:ascii="Calibri" w:hAnsi="Calibri" w:cs="Arial"/>
+                <w:i/>
+                <w:color w:val="548DD4"/>
+                <w:sz w:val="18"/>
+                <w:szCs w:val="20"/>
+                <w:lang w:eastAsia="es-CL"/>
+              </w:rPr>
+            </w:pPr>
+            <w:r>
+              <w:rPr>
+                <w:rFonts w:ascii="Calibri" w:hAnsi="Calibri" w:cs="Calibri"/>
+                <w:i/>
+                <w:iCs/>
+                <w:color w:val="548DD4"/>
+                <w:sz w:val="18"/>
+                <w:szCs w:val="18"/>
+              </w:rPr>
+              <w:lastRenderedPageBreak/>
+              <w:t>Evaluar experiencia del usuario a través de pruebas de usabilidad</w:t>
+            </w:r>
+          </w:p>
+        </w:tc>
+        <w:tc>
+          <w:tcPr>
+            <w:tcW w:w="1077" w:type="dxa"/>
+            <w:tcBorders>
+              <w:top w:val="single" w:sz="4" w:space="0" w:color="BFBFBF" w:themeColor="background1" w:themeShade="BF"/>
+              <w:left w:val="single" w:sz="4" w:space="0" w:color="BFBFBF" w:themeColor="background1" w:themeShade="BF"/>
+              <w:bottom w:val="single" w:sz="4" w:space="0" w:color="BFBFBF" w:themeColor="background1" w:themeShade="BF"/>
+              <w:right w:val="single" w:sz="4" w:space="0" w:color="BFBFBF" w:themeColor="background1" w:themeShade="BF"/>
+            </w:tcBorders>
+            <w:vAlign w:val="center"/>
+          </w:tcPr>
+          <w:p>
+            <w:pPr>
+              <w:jc w:val="both"/>
+              <w:rPr>
+                <w:rFonts w:ascii="Calibri" w:hAnsi="Calibri" w:cs="Arial"/>
+                <w:i/>
+                <w:color w:val="548DD4"/>
+                <w:sz w:val="18"/>
+                <w:szCs w:val="20"/>
+                <w:lang w:eastAsia="es-CL"/>
+              </w:rPr>
+            </w:pPr>
+            <w:r>
+              <w:rPr>
+                <w:rFonts w:ascii="Calibri" w:hAnsi="Calibri" w:cs="Calibri"/>
+                <w:i/>
+                <w:iCs/>
+                <w:color w:val="548DD4"/>
+                <w:sz w:val="18"/>
+                <w:szCs w:val="18"/>
+              </w:rPr>
+              <w:t>Pruebas funcionales y de usabilidad</w:t>
+            </w:r>
+          </w:p>
+        </w:tc>
+        <w:tc>
+          <w:tcPr>
+            <w:tcW w:w="1276" w:type="dxa"/>
+            <w:tcBorders>
+              <w:top w:val="single" w:sz="4" w:space="0" w:color="BFBFBF" w:themeColor="background1" w:themeShade="BF"/>
+              <w:left w:val="single" w:sz="4" w:space="0" w:color="BFBFBF" w:themeColor="background1" w:themeShade="BF"/>
+              <w:bottom w:val="single" w:sz="4" w:space="0" w:color="BFBFBF" w:themeColor="background1" w:themeShade="BF"/>
+              <w:right w:val="single" w:sz="4" w:space="0" w:color="BFBFBF" w:themeColor="background1" w:themeShade="BF"/>
+            </w:tcBorders>
+          </w:tcPr>
+          <w:p>
+            <w:pPr>
+              <w:jc w:val="both"/>
+              <w:rPr>
+                <w:rFonts w:ascii="Calibri" w:hAnsi="Calibri" w:cs="Arial"/>
+                <w:i/>
+                <w:color w:val="548DD4"/>
+                <w:sz w:val="18"/>
+                <w:szCs w:val="20"/>
+                <w:lang w:eastAsia="es-CL"/>
+              </w:rPr>
+            </w:pPr>
+            <w:r>
+              <w:rPr>
+                <w:rFonts w:ascii="Calibri" w:hAnsi="Calibri" w:cs="Calibri"/>
+                <w:i/>
+                <w:iCs/>
+                <w:color w:val="548DD4"/>
+                <w:sz w:val="18"/>
+                <w:szCs w:val="18"/>
+              </w:rPr>
+              <w:t>Usuarios de prueba, encuestas, computador</w:t>
+            </w:r>
+          </w:p>
+        </w:tc>
+        <w:tc>
+          <w:tcPr>
+            <w:tcW w:w="1276" w:type="dxa"/>
+            <w:tcBorders>
+              <w:top w:val="single" w:sz="4" w:space="0" w:color="BFBFBF" w:themeColor="background1" w:themeShade="BF"/>
+              <w:left w:val="single" w:sz="4" w:space="0" w:color="BFBFBF" w:themeColor="background1" w:themeShade="BF"/>
+              <w:bottom w:val="single" w:sz="4" w:space="0" w:color="BFBFBF" w:themeColor="background1" w:themeShade="BF"/>
+              <w:right w:val="single" w:sz="4" w:space="0" w:color="BFBFBF" w:themeColor="background1" w:themeShade="BF"/>
+            </w:tcBorders>
+          </w:tcPr>
+          <w:p>
+            <w:pPr>
+              <w:jc w:val="both"/>
+              <w:rPr>
+                <w:rFonts w:ascii="Calibri" w:hAnsi="Calibri" w:cs="Arial"/>
+                <w:i/>
+                <w:color w:val="548DD4"/>
+                <w:sz w:val="18"/>
+                <w:szCs w:val="20"/>
+                <w:lang w:eastAsia="es-CL"/>
+              </w:rPr>
+            </w:pPr>
+            <w:r>
+              <w:rPr>
+                <w:rFonts w:ascii="Calibri" w:hAnsi="Calibri" w:cs="Calibri"/>
+                <w:i/>
+                <w:iCs/>
+                <w:color w:val="548DD4"/>
+                <w:sz w:val="18"/>
+                <w:szCs w:val="18"/>
+              </w:rPr>
+              <w:t>1 semana</w:t>
+            </w:r>
+          </w:p>
+        </w:tc>
+        <w:tc>
+          <w:tcPr>
+            <w:tcW w:w="1275" w:type="dxa"/>
+            <w:tcBorders>
+              <w:top w:val="single" w:sz="4" w:space="0" w:color="BFBFBF" w:themeColor="background1" w:themeShade="BF"/>
+              <w:left w:val="single" w:sz="4" w:space="0" w:color="BFBFBF" w:themeColor="background1" w:themeShade="BF"/>
+              <w:bottom w:val="single" w:sz="4" w:space="0" w:color="BFBFBF" w:themeColor="background1" w:themeShade="BF"/>
+              <w:right w:val="single" w:sz="4" w:space="0" w:color="BFBFBF" w:themeColor="background1" w:themeShade="BF"/>
+            </w:tcBorders>
+          </w:tcPr>
+          <w:p>
+            <w:pPr>
+              <w:spacing w:after="0" w:line="240" w:lineRule="auto"/>
+              <w:jc w:val="both"/>
+              <w:rPr>
+                <w:rFonts w:ascii="Calibri" w:hAnsi="Calibri" w:cs="Arial"/>
+                <w:i/>
+                <w:color w:val="548DD4"/>
+                <w:sz w:val="18"/>
+                <w:szCs w:val="20"/>
+                <w:lang w:eastAsia="es-CL"/>
+              </w:rPr>
+            </w:pPr>
+            <w:r>
+              <w:rPr>
+                <w:rFonts w:ascii="Calibri" w:hAnsi="Calibri" w:cs="Arial"/>
+                <w:b/>
+                <w:bCs/>
+                <w:i/>
+                <w:color w:val="548DD4"/>
+                <w:sz w:val="18"/>
+                <w:szCs w:val="20"/>
+                <w:lang w:eastAsia="es-CL"/>
+              </w:rPr>
+              <w:t>Lino Barrera</w:t>
+            </w:r>
+          </w:p>
+          <w:p>
+            <w:pPr>
+              <w:spacing w:after="0" w:line="240" w:lineRule="auto"/>
+              <w:jc w:val="both"/>
+              <w:rPr>
+                <w:rFonts w:ascii="Calibri" w:hAnsi="Calibri" w:cs="Arial"/>
+                <w:i/>
+                <w:color w:val="548DD4"/>
+                <w:sz w:val="18"/>
+                <w:szCs w:val="20"/>
+                <w:lang w:eastAsia="es-CL"/>
+              </w:rPr>
+            </w:pPr>
+            <w:r>
+              <w:rPr>
+                <w:rFonts w:ascii="Calibri" w:hAnsi="Calibri" w:cs="Arial"/>
+                <w:b/>
+                <w:bCs/>
+                <w:i/>
+                <w:color w:val="548DD4"/>
+                <w:sz w:val="18"/>
+                <w:szCs w:val="20"/>
+                <w:lang w:eastAsia="es-CL"/>
+              </w:rPr>
+              <w:t>Jordán Órdenes</w:t>
+            </w:r>
+          </w:p>
+          <w:p>
+            <w:pPr>
+              <w:jc w:val="both"/>
+              <w:rPr>
+                <w:rFonts w:ascii="Calibri" w:hAnsi="Calibri" w:cs="Arial"/>
+                <w:i/>
+                <w:color w:val="548DD4"/>
+                <w:sz w:val="18"/>
+                <w:szCs w:val="20"/>
+                <w:lang w:eastAsia="es-CL"/>
+              </w:rPr>
+            </w:pPr>
+          </w:p>
+        </w:tc>
+        <w:tc>
+          <w:tcPr>
+            <w:tcW w:w="1276" w:type="dxa"/>
+            <w:tcBorders>
+              <w:top w:val="single" w:sz="4" w:space="0" w:color="BFBFBF" w:themeColor="background1" w:themeShade="BF"/>
+              <w:left w:val="single" w:sz="4" w:space="0" w:color="BFBFBF" w:themeColor="background1" w:themeShade="BF"/>
+              <w:bottom w:val="single" w:sz="4" w:space="0" w:color="BFBFBF" w:themeColor="background1" w:themeShade="BF"/>
+              <w:right w:val="single" w:sz="4" w:space="0" w:color="BFBFBF" w:themeColor="background1" w:themeShade="BF"/>
+            </w:tcBorders>
+          </w:tcPr>
+          <w:p>
+            <w:pPr>
+              <w:jc w:val="both"/>
+              <w:rPr>
+                <w:rFonts w:ascii="Calibri" w:hAnsi="Calibri" w:cs="Arial"/>
+                <w:i/>
+                <w:color w:val="548DD4"/>
+                <w:sz w:val="18"/>
+                <w:szCs w:val="20"/>
+                <w:lang w:eastAsia="es-CL"/>
+              </w:rPr>
+            </w:pPr>
+            <w:r>
+              <w:rPr>
+                <w:rFonts w:ascii="Calibri" w:hAnsi="Calibri" w:cs="Calibri"/>
+                <w:i/>
+                <w:iCs/>
+                <w:color w:val="548DD4"/>
+                <w:sz w:val="18"/>
+                <w:szCs w:val="18"/>
+              </w:rPr>
+              <w:t xml:space="preserve">Puede dificultarse por falta de </w:t>
+            </w:r>
+            <w:proofErr w:type="spellStart"/>
+            <w:r>
+              <w:rPr>
+                <w:rFonts w:ascii="Calibri" w:hAnsi="Calibri" w:cs="Calibri"/>
+                <w:i/>
+                <w:iCs/>
+                <w:color w:val="548DD4"/>
+                <w:sz w:val="18"/>
+                <w:szCs w:val="18"/>
+              </w:rPr>
+              <w:t>testers</w:t>
+            </w:r>
+            <w:proofErr w:type="spellEnd"/>
+            <w:r>
+              <w:rPr>
+                <w:rFonts w:ascii="Calibri" w:hAnsi="Calibri" w:cs="Calibri"/>
+                <w:i/>
+                <w:iCs/>
+                <w:color w:val="548DD4"/>
+                <w:sz w:val="18"/>
+                <w:szCs w:val="18"/>
+              </w:rPr>
+              <w:t>.</w:t>
+            </w:r>
+          </w:p>
+        </w:tc>
+        <w:tc>
+          <w:tcPr>
+            <w:tcW w:w="1276" w:type="dxa"/>
+            <w:tcBorders>
+              <w:top w:val="single" w:sz="4" w:space="0" w:color="BFBFBF" w:themeColor="background1" w:themeShade="BF"/>
+              <w:left w:val="single" w:sz="4" w:space="0" w:color="BFBFBF" w:themeColor="background1" w:themeShade="BF"/>
+              <w:bottom w:val="single" w:sz="4" w:space="0" w:color="BFBFBF" w:themeColor="background1" w:themeShade="BF"/>
+              <w:right w:val="single" w:sz="4" w:space="0" w:color="BFBFBF" w:themeColor="background1" w:themeShade="BF"/>
+            </w:tcBorders>
+          </w:tcPr>
+          <w:p>
+            <w:pPr>
+              <w:jc w:val="both"/>
+              <w:rPr>
+                <w:rFonts w:ascii="Calibri" w:hAnsi="Calibri" w:cs="Arial"/>
+                <w:i/>
+                <w:color w:val="548DD4"/>
+                <w:sz w:val="18"/>
+                <w:szCs w:val="20"/>
+                <w:lang w:eastAsia="es-CL"/>
+              </w:rPr>
+            </w:pPr>
+            <w:r>
+              <w:rPr>
+                <w:rFonts w:ascii="Calibri" w:hAnsi="Calibri" w:cs="Calibri"/>
+                <w:i/>
+                <w:iCs/>
+                <w:color w:val="548DD4"/>
+                <w:sz w:val="18"/>
+                <w:szCs w:val="18"/>
+              </w:rPr>
+              <w:t>En curso</w:t>
+            </w:r>
+          </w:p>
+        </w:tc>
+        <w:tc>
+          <w:tcPr>
+            <w:tcW w:w="992" w:type="dxa"/>
+            <w:tcBorders>
+              <w:top w:val="single" w:sz="4" w:space="0" w:color="BFBFBF" w:themeColor="background1" w:themeShade="BF"/>
+              <w:left w:val="single" w:sz="4" w:space="0" w:color="BFBFBF" w:themeColor="background1" w:themeShade="BF"/>
+              <w:bottom w:val="single" w:sz="4" w:space="0" w:color="BFBFBF" w:themeColor="background1" w:themeShade="BF"/>
+              <w:right w:val="single" w:sz="4" w:space="0" w:color="BFBFBF" w:themeColor="background1" w:themeShade="BF"/>
+            </w:tcBorders>
+          </w:tcPr>
+          <w:p>
+            <w:pPr>
+              <w:jc w:val="both"/>
+              <w:rPr>
+                <w:rFonts w:ascii="Calibri" w:hAnsi="Calibri" w:cs="Arial"/>
+                <w:i/>
+                <w:color w:val="548DD4"/>
+                <w:sz w:val="18"/>
+                <w:szCs w:val="20"/>
+                <w:lang w:eastAsia="es-CL"/>
+              </w:rPr>
+            </w:pPr>
+            <w:r>
+              <w:rPr>
+                <w:rFonts w:ascii="Calibri" w:hAnsi="Calibri" w:cs="Calibri"/>
+                <w:i/>
+                <w:iCs/>
+                <w:color w:val="548DD4"/>
+                <w:sz w:val="18"/>
+                <w:szCs w:val="18"/>
+              </w:rPr>
+              <w:t>Sin ajustes</w:t>
+            </w:r>
+          </w:p>
+        </w:tc>
+      </w:tr>
+      <w:tr>
+        <w:trPr>
+          <w:trHeight w:val="2410"/>
+        </w:trPr>
+        <w:tc>
+          <w:tcPr>
+            <w:tcW w:w="1328" w:type="dxa"/>
+            <w:tcBorders>
+              <w:top w:val="single" w:sz="4" w:space="0" w:color="BFBFBF" w:themeColor="background1" w:themeShade="BF"/>
+              <w:left w:val="single" w:sz="4" w:space="0" w:color="BFBFBF" w:themeColor="background1" w:themeShade="BF"/>
+              <w:bottom w:val="single" w:sz="4" w:space="0" w:color="BFBFBF" w:themeColor="background1" w:themeShade="BF"/>
+              <w:right w:val="single" w:sz="4" w:space="0" w:color="BFBFBF" w:themeColor="background1" w:themeShade="BF"/>
+            </w:tcBorders>
+          </w:tcPr>
+          <w:p>
+            <w:pPr>
+              <w:jc w:val="both"/>
+              <w:rPr>
+                <w:rFonts w:ascii="Calibri" w:hAnsi="Calibri" w:cs="Arial"/>
+                <w:i/>
+                <w:color w:val="548DD4"/>
+                <w:sz w:val="18"/>
+                <w:szCs w:val="20"/>
+                <w:lang w:eastAsia="es-CL"/>
+              </w:rPr>
+            </w:pPr>
+            <w:r>
+              <w:rPr>
+                <w:rFonts w:ascii="Calibri" w:hAnsi="Calibri" w:cs="Calibri"/>
+                <w:i/>
+                <w:iCs/>
+                <w:color w:val="548DD4"/>
+                <w:sz w:val="18"/>
+                <w:szCs w:val="18"/>
+              </w:rPr>
+              <w:t>Implementación de arquitectura escalable y modular basada en API</w:t>
+            </w:r>
+          </w:p>
+        </w:tc>
+        <w:tc>
+          <w:tcPr>
+            <w:tcW w:w="1077" w:type="dxa"/>
+            <w:tcBorders>
+              <w:top w:val="single" w:sz="4" w:space="0" w:color="BFBFBF" w:themeColor="background1" w:themeShade="BF"/>
+              <w:left w:val="single" w:sz="4" w:space="0" w:color="BFBFBF" w:themeColor="background1" w:themeShade="BF"/>
+              <w:bottom w:val="single" w:sz="4" w:space="0" w:color="BFBFBF" w:themeColor="background1" w:themeShade="BF"/>
+              <w:right w:val="single" w:sz="4" w:space="0" w:color="BFBFBF" w:themeColor="background1" w:themeShade="BF"/>
+            </w:tcBorders>
+            <w:vAlign w:val="center"/>
+          </w:tcPr>
+          <w:p>
+            <w:pPr>
+              <w:jc w:val="both"/>
+              <w:rPr>
+                <w:rFonts w:ascii="Calibri" w:hAnsi="Calibri" w:cs="Arial"/>
+                <w:i/>
+                <w:color w:val="548DD4"/>
+                <w:sz w:val="18"/>
+                <w:szCs w:val="20"/>
+                <w:lang w:eastAsia="es-CL"/>
+              </w:rPr>
+            </w:pPr>
+            <w:r>
+              <w:rPr>
+                <w:rFonts w:ascii="Calibri" w:hAnsi="Calibri" w:cs="Calibri"/>
+                <w:i/>
+                <w:iCs/>
+                <w:color w:val="548DD4"/>
+                <w:sz w:val="18"/>
+                <w:szCs w:val="18"/>
+              </w:rPr>
+              <w:t>Documentación y cierre del proyecto</w:t>
+            </w:r>
+          </w:p>
+        </w:tc>
+        <w:tc>
+          <w:tcPr>
+            <w:tcW w:w="1276" w:type="dxa"/>
+            <w:tcBorders>
+              <w:top w:val="single" w:sz="4" w:space="0" w:color="BFBFBF" w:themeColor="background1" w:themeShade="BF"/>
+              <w:left w:val="single" w:sz="4" w:space="0" w:color="BFBFBF" w:themeColor="background1" w:themeShade="BF"/>
+              <w:bottom w:val="single" w:sz="4" w:space="0" w:color="BFBFBF" w:themeColor="background1" w:themeShade="BF"/>
+              <w:right w:val="single" w:sz="4" w:space="0" w:color="BFBFBF" w:themeColor="background1" w:themeShade="BF"/>
+            </w:tcBorders>
+          </w:tcPr>
+          <w:p>
+            <w:pPr>
+              <w:jc w:val="both"/>
+              <w:rPr>
+                <w:rFonts w:ascii="Calibri" w:hAnsi="Calibri" w:cs="Arial"/>
+                <w:i/>
+                <w:color w:val="548DD4"/>
+                <w:sz w:val="18"/>
+                <w:szCs w:val="20"/>
+                <w:lang w:eastAsia="es-CL"/>
+              </w:rPr>
+            </w:pPr>
+            <w:r>
+              <w:rPr>
+                <w:rFonts w:ascii="Calibri" w:hAnsi="Calibri" w:cs="Calibri"/>
+                <w:i/>
+                <w:iCs/>
+                <w:color w:val="548DD4"/>
+                <w:sz w:val="18"/>
+                <w:szCs w:val="18"/>
+              </w:rPr>
+              <w:t xml:space="preserve">Google </w:t>
+            </w:r>
+            <w:proofErr w:type="spellStart"/>
+            <w:r>
+              <w:rPr>
+                <w:rFonts w:ascii="Calibri" w:hAnsi="Calibri" w:cs="Calibri"/>
+                <w:i/>
+                <w:iCs/>
+                <w:color w:val="548DD4"/>
+                <w:sz w:val="18"/>
+                <w:szCs w:val="18"/>
+              </w:rPr>
+              <w:t>Docs</w:t>
+            </w:r>
+            <w:proofErr w:type="spellEnd"/>
+            <w:r>
+              <w:rPr>
+                <w:rFonts w:ascii="Calibri" w:hAnsi="Calibri" w:cs="Calibri"/>
+                <w:i/>
+                <w:iCs/>
+                <w:color w:val="548DD4"/>
+                <w:sz w:val="18"/>
+                <w:szCs w:val="18"/>
+              </w:rPr>
+              <w:t>, computador</w:t>
+            </w:r>
+          </w:p>
+        </w:tc>
+        <w:tc>
+          <w:tcPr>
+            <w:tcW w:w="1276" w:type="dxa"/>
+            <w:tcBorders>
+              <w:top w:val="single" w:sz="4" w:space="0" w:color="BFBFBF" w:themeColor="background1" w:themeShade="BF"/>
+              <w:left w:val="single" w:sz="4" w:space="0" w:color="BFBFBF" w:themeColor="background1" w:themeShade="BF"/>
+              <w:bottom w:val="single" w:sz="4" w:space="0" w:color="BFBFBF" w:themeColor="background1" w:themeShade="BF"/>
+              <w:right w:val="single" w:sz="4" w:space="0" w:color="BFBFBF" w:themeColor="background1" w:themeShade="BF"/>
+            </w:tcBorders>
+          </w:tcPr>
+          <w:p>
+            <w:pPr>
+              <w:jc w:val="both"/>
+              <w:rPr>
+                <w:rFonts w:ascii="Calibri" w:hAnsi="Calibri" w:cs="Arial"/>
+                <w:i/>
+                <w:color w:val="548DD4"/>
+                <w:sz w:val="18"/>
+                <w:szCs w:val="20"/>
+                <w:lang w:eastAsia="es-CL"/>
+              </w:rPr>
+            </w:pPr>
+            <w:r>
+              <w:rPr>
+                <w:rFonts w:ascii="Calibri" w:hAnsi="Calibri" w:cs="Calibri"/>
+                <w:i/>
+                <w:iCs/>
+                <w:color w:val="548DD4"/>
+                <w:sz w:val="18"/>
+                <w:szCs w:val="18"/>
+              </w:rPr>
+              <w:t>1 semana</w:t>
+            </w:r>
+          </w:p>
+        </w:tc>
+        <w:tc>
+          <w:tcPr>
+            <w:tcW w:w="1275" w:type="dxa"/>
+            <w:tcBorders>
+              <w:top w:val="single" w:sz="4" w:space="0" w:color="BFBFBF" w:themeColor="background1" w:themeShade="BF"/>
+              <w:left w:val="single" w:sz="4" w:space="0" w:color="BFBFBF" w:themeColor="background1" w:themeShade="BF"/>
+              <w:bottom w:val="single" w:sz="4" w:space="0" w:color="BFBFBF" w:themeColor="background1" w:themeShade="BF"/>
+              <w:right w:val="single" w:sz="4" w:space="0" w:color="BFBFBF" w:themeColor="background1" w:themeShade="BF"/>
+            </w:tcBorders>
+          </w:tcPr>
+          <w:p>
+            <w:pPr>
+              <w:spacing w:after="0" w:line="240" w:lineRule="auto"/>
+              <w:jc w:val="both"/>
+              <w:rPr>
+                <w:rFonts w:ascii="Calibri" w:hAnsi="Calibri" w:cs="Arial"/>
+                <w:i/>
+                <w:color w:val="548DD4"/>
+                <w:sz w:val="18"/>
+                <w:szCs w:val="20"/>
+                <w:lang w:eastAsia="es-CL"/>
+              </w:rPr>
+            </w:pPr>
+            <w:r>
+              <w:rPr>
+                <w:rFonts w:ascii="Calibri" w:hAnsi="Calibri" w:cs="Arial"/>
+                <w:b/>
+                <w:bCs/>
+                <w:i/>
+                <w:color w:val="548DD4"/>
+                <w:sz w:val="18"/>
+                <w:szCs w:val="20"/>
+                <w:lang w:eastAsia="es-CL"/>
+              </w:rPr>
+              <w:t>Lino Barrera</w:t>
+            </w:r>
+          </w:p>
+          <w:p>
+            <w:pPr>
+              <w:spacing w:after="0" w:line="240" w:lineRule="auto"/>
+              <w:jc w:val="both"/>
+              <w:rPr>
+                <w:rFonts w:ascii="Calibri" w:hAnsi="Calibri" w:cs="Arial"/>
+                <w:i/>
+                <w:color w:val="548DD4"/>
+                <w:sz w:val="18"/>
+                <w:szCs w:val="20"/>
+                <w:lang w:eastAsia="es-CL"/>
+              </w:rPr>
+            </w:pPr>
+            <w:r>
+              <w:rPr>
+                <w:rFonts w:ascii="Calibri" w:hAnsi="Calibri" w:cs="Arial"/>
+                <w:b/>
+                <w:bCs/>
+                <w:i/>
+                <w:color w:val="548DD4"/>
+                <w:sz w:val="18"/>
+                <w:szCs w:val="20"/>
+                <w:lang w:eastAsia="es-CL"/>
+              </w:rPr>
+              <w:t>Jordán Órdenes</w:t>
+            </w:r>
+          </w:p>
+          <w:p>
+            <w:pPr>
+              <w:jc w:val="both"/>
+              <w:rPr>
+                <w:rFonts w:ascii="Calibri" w:hAnsi="Calibri" w:cs="Arial"/>
+                <w:i/>
+                <w:color w:val="548DD4"/>
+                <w:sz w:val="18"/>
+                <w:szCs w:val="20"/>
+                <w:lang w:eastAsia="es-CL"/>
+              </w:rPr>
+            </w:pPr>
+          </w:p>
+        </w:tc>
+        <w:tc>
+          <w:tcPr>
+            <w:tcW w:w="1276" w:type="dxa"/>
+            <w:tcBorders>
+              <w:top w:val="single" w:sz="4" w:space="0" w:color="BFBFBF" w:themeColor="background1" w:themeShade="BF"/>
+              <w:left w:val="single" w:sz="4" w:space="0" w:color="BFBFBF" w:themeColor="background1" w:themeShade="BF"/>
+              <w:bottom w:val="single" w:sz="4" w:space="0" w:color="BFBFBF" w:themeColor="background1" w:themeShade="BF"/>
+              <w:right w:val="single" w:sz="4" w:space="0" w:color="BFBFBF" w:themeColor="background1" w:themeShade="BF"/>
+            </w:tcBorders>
+          </w:tcPr>
+          <w:p>
+            <w:pPr>
+              <w:jc w:val="both"/>
+              <w:rPr>
+                <w:rFonts w:ascii="Calibri" w:hAnsi="Calibri" w:cs="Arial"/>
+                <w:i/>
+                <w:color w:val="548DD4"/>
+                <w:sz w:val="18"/>
+                <w:szCs w:val="20"/>
+                <w:lang w:eastAsia="es-CL"/>
+              </w:rPr>
+            </w:pPr>
+            <w:r>
+              <w:rPr>
+                <w:rFonts w:ascii="Calibri" w:hAnsi="Calibri" w:cs="Calibri"/>
+                <w:i/>
+                <w:iCs/>
+                <w:color w:val="548DD4"/>
+                <w:sz w:val="18"/>
+                <w:szCs w:val="18"/>
+              </w:rPr>
+              <w:t>Facilitador: documentación constante durante el proyecto.</w:t>
+            </w:r>
+          </w:p>
+        </w:tc>
+        <w:tc>
+          <w:tcPr>
+            <w:tcW w:w="1276" w:type="dxa"/>
+            <w:tcBorders>
+              <w:top w:val="single" w:sz="4" w:space="0" w:color="BFBFBF" w:themeColor="background1" w:themeShade="BF"/>
+              <w:left w:val="single" w:sz="4" w:space="0" w:color="BFBFBF" w:themeColor="background1" w:themeShade="BF"/>
+              <w:bottom w:val="single" w:sz="4" w:space="0" w:color="BFBFBF" w:themeColor="background1" w:themeShade="BF"/>
+              <w:right w:val="single" w:sz="4" w:space="0" w:color="BFBFBF" w:themeColor="background1" w:themeShade="BF"/>
+            </w:tcBorders>
+          </w:tcPr>
+          <w:p>
+            <w:pPr>
+              <w:jc w:val="both"/>
+              <w:rPr>
+                <w:rFonts w:ascii="Calibri" w:hAnsi="Calibri" w:cs="Arial"/>
+                <w:i/>
+                <w:color w:val="548DD4"/>
+                <w:sz w:val="18"/>
+                <w:szCs w:val="20"/>
+                <w:lang w:eastAsia="es-CL"/>
+              </w:rPr>
+            </w:pPr>
+            <w:r>
+              <w:rPr>
+                <w:rFonts w:ascii="Calibri" w:hAnsi="Calibri" w:cs="Calibri"/>
+                <w:i/>
+                <w:iCs/>
+                <w:color w:val="548DD4"/>
+                <w:sz w:val="18"/>
+                <w:szCs w:val="18"/>
+              </w:rPr>
+              <w:t>En curso</w:t>
+            </w:r>
+          </w:p>
+        </w:tc>
+        <w:tc>
+          <w:tcPr>
+            <w:tcW w:w="992" w:type="dxa"/>
+            <w:tcBorders>
+              <w:top w:val="single" w:sz="4" w:space="0" w:color="BFBFBF" w:themeColor="background1" w:themeShade="BF"/>
+              <w:left w:val="single" w:sz="4" w:space="0" w:color="BFBFBF" w:themeColor="background1" w:themeShade="BF"/>
+              <w:bottom w:val="single" w:sz="4" w:space="0" w:color="BFBFBF" w:themeColor="background1" w:themeShade="BF"/>
+              <w:right w:val="single" w:sz="4" w:space="0" w:color="BFBFBF" w:themeColor="background1" w:themeShade="BF"/>
+            </w:tcBorders>
+          </w:tcPr>
+          <w:p>
+            <w:pPr>
+              <w:jc w:val="both"/>
+              <w:rPr>
+                <w:rFonts w:ascii="Calibri" w:hAnsi="Calibri" w:cs="Arial"/>
+                <w:i/>
+                <w:color w:val="548DD4"/>
+                <w:sz w:val="18"/>
+                <w:szCs w:val="20"/>
+                <w:lang w:eastAsia="es-CL"/>
+              </w:rPr>
+            </w:pPr>
+            <w:r>
+              <w:rPr>
+                <w:rFonts w:ascii="Calibri" w:hAnsi="Calibri" w:cs="Calibri"/>
+                <w:i/>
+                <w:iCs/>
+                <w:color w:val="548DD4"/>
+                <w:sz w:val="18"/>
+                <w:szCs w:val="18"/>
+              </w:rPr>
+              <w:t>Sin ajustes</w:t>
             </w:r>
           </w:p>
         </w:tc>
@@ -2505,148 +5860,166 @@
             <w:pPr>
               <w:jc w:val="both"/>
               <w:rPr>
-                <w:rFonts w:ascii="Calibri" w:hAnsi="Calibri" w:cs="Arial"/>
-                <w:i/>
-                <w:iCs/>
-                <w:color w:val="548DD4"/>
-                <w:sz w:val="20"/>
-                <w:szCs w:val="20"/>
-                <w:lang w:eastAsia="es-CL"/>
-              </w:rPr>
-            </w:pPr>
-            <w:r>
-              <w:rPr>
-                <w:rFonts w:ascii="Calibri" w:hAnsi="Calibri"/>
-                <w:color w:val="1F3864" w:themeColor="accent1" w:themeShade="80"/>
-              </w:rPr>
-              <w:t>Factores que han f</w:t>
-            </w:r>
-            <w:r>
-              <w:rPr>
-                <w:rFonts w:ascii="Calibri" w:hAnsi="Calibri"/>
-                <w:color w:val="1F3864" w:themeColor="accent1" w:themeShade="80"/>
-              </w:rPr>
-              <w:t>acilita</w:t>
-            </w:r>
-            <w:r>
-              <w:rPr>
-                <w:rFonts w:ascii="Calibri" w:hAnsi="Calibri"/>
-                <w:color w:val="1F3864" w:themeColor="accent1" w:themeShade="80"/>
-              </w:rPr>
-              <w:t>do y/o</w:t>
-            </w:r>
-            <w:r>
-              <w:rPr>
-                <w:rFonts w:ascii="Calibri" w:hAnsi="Calibri"/>
-                <w:color w:val="1F3864" w:themeColor="accent1" w:themeShade="80"/>
-              </w:rPr>
-              <w:t xml:space="preserve"> </w:t>
-            </w:r>
-            <w:r>
-              <w:rPr>
-                <w:rFonts w:ascii="Calibri" w:hAnsi="Calibri"/>
-                <w:color w:val="1F3864" w:themeColor="accent1" w:themeShade="80"/>
-              </w:rPr>
-              <w:t>dificultado el desarrollo de mi plan de trabajo</w:t>
-            </w:r>
-            <w:r>
-              <w:rPr>
-                <w:rFonts w:ascii="Calibri" w:hAnsi="Calibri" w:cs="Arial"/>
-                <w:color w:val="548DD4"/>
-                <w:sz w:val="20"/>
-                <w:szCs w:val="20"/>
-                <w:lang w:eastAsia="es-CL"/>
-              </w:rPr>
-              <w:t xml:space="preserve">: </w:t>
-            </w:r>
-            <w:r>
-              <w:rPr>
-                <w:rFonts w:ascii="Calibri" w:hAnsi="Calibri" w:cs="Arial"/>
-                <w:i/>
-                <w:iCs/>
-                <w:color w:val="548DD4"/>
-                <w:sz w:val="20"/>
-                <w:szCs w:val="20"/>
-                <w:lang w:eastAsia="es-CL"/>
-              </w:rPr>
-              <w:t>Describe los factores que han facilitado y</w:t>
-            </w:r>
-            <w:r>
-              <w:rPr>
-                <w:rFonts w:ascii="Calibri" w:hAnsi="Calibri" w:cs="Arial"/>
-                <w:i/>
-                <w:iCs/>
-                <w:color w:val="548DD4"/>
-                <w:sz w:val="20"/>
-                <w:szCs w:val="20"/>
-                <w:lang w:eastAsia="es-CL"/>
-              </w:rPr>
-              <w:t>/o</w:t>
-            </w:r>
-            <w:r>
-              <w:rPr>
-                <w:rFonts w:ascii="Calibri" w:hAnsi="Calibri" w:cs="Arial"/>
-                <w:i/>
-                <w:iCs/>
-                <w:color w:val="548DD4"/>
-                <w:sz w:val="20"/>
-                <w:szCs w:val="20"/>
-                <w:lang w:eastAsia="es-CL"/>
-              </w:rPr>
-              <w:t xml:space="preserve"> dificultado el desarrollo de tu Proyecto APT hasta ahora. En el caso de las dificultades</w:t>
-            </w:r>
-            <w:r>
-              <w:rPr>
-                <w:rFonts w:ascii="Calibri" w:hAnsi="Calibri" w:cs="Arial"/>
-                <w:i/>
-                <w:iCs/>
-                <w:color w:val="548DD4"/>
-                <w:sz w:val="20"/>
-                <w:szCs w:val="20"/>
-                <w:lang w:eastAsia="es-CL"/>
-              </w:rPr>
-              <w:t xml:space="preserve"> debes describir</w:t>
-            </w:r>
-            <w:r>
-              <w:rPr>
-                <w:rFonts w:ascii="Calibri" w:hAnsi="Calibri" w:cs="Arial"/>
-                <w:i/>
-                <w:iCs/>
-                <w:color w:val="548DD4"/>
-                <w:sz w:val="20"/>
-                <w:szCs w:val="20"/>
-                <w:lang w:eastAsia="es-CL"/>
-              </w:rPr>
-              <w:t xml:space="preserve"> qué acciones tomaste y/o tomarás para </w:t>
-            </w:r>
-            <w:r>
-              <w:rPr>
-                <w:rFonts w:ascii="Calibri" w:hAnsi="Calibri" w:cs="Arial"/>
-                <w:i/>
-                <w:iCs/>
-                <w:color w:val="548DD4"/>
-                <w:sz w:val="20"/>
-                <w:szCs w:val="20"/>
-                <w:lang w:eastAsia="es-CL"/>
-              </w:rPr>
-              <w:t xml:space="preserve">solucionarlas. </w:t>
-            </w:r>
-            <w:r>
-              <w:rPr>
                 <w:rFonts w:ascii="Calibri" w:hAnsi="Calibri"/>
                 <w:b/>
                 <w:color w:val="1F3864" w:themeColor="accent1" w:themeShade="80"/>
               </w:rPr>
-              <w:t xml:space="preserve"> </w:t>
-            </w:r>
-          </w:p>
-          <w:p>
-            <w:pPr>
+            </w:pPr>
+            <w:r>
               <w:rPr>
                 <w:rFonts w:ascii="Calibri" w:hAnsi="Calibri"/>
                 <w:color w:val="1F3864" w:themeColor="accent1" w:themeShade="80"/>
               </w:rPr>
-            </w:pPr>
+              <w:t>Factores que han f</w:t>
+            </w:r>
+            <w:r>
+              <w:rPr>
+                <w:rFonts w:ascii="Calibri" w:hAnsi="Calibri"/>
+                <w:color w:val="1F3864" w:themeColor="accent1" w:themeShade="80"/>
+              </w:rPr>
+              <w:t>acilita</w:t>
+            </w:r>
+            <w:r>
+              <w:rPr>
+                <w:rFonts w:ascii="Calibri" w:hAnsi="Calibri"/>
+                <w:color w:val="1F3864" w:themeColor="accent1" w:themeShade="80"/>
+              </w:rPr>
+              <w:t>do y/o</w:t>
+            </w:r>
+            <w:r>
+              <w:rPr>
+                <w:rFonts w:ascii="Calibri" w:hAnsi="Calibri"/>
+                <w:color w:val="1F3864" w:themeColor="accent1" w:themeShade="80"/>
+              </w:rPr>
+              <w:t xml:space="preserve"> </w:t>
+            </w:r>
+            <w:r>
+              <w:rPr>
+                <w:rFonts w:ascii="Calibri" w:hAnsi="Calibri"/>
+                <w:color w:val="1F3864" w:themeColor="accent1" w:themeShade="80"/>
+              </w:rPr>
+              <w:t>dificultado el desarrollo de mi plan de trabajo</w:t>
+            </w:r>
+            <w:r>
+              <w:rPr>
+                <w:rFonts w:ascii="Calibri" w:hAnsi="Calibri" w:cs="Arial"/>
+                <w:color w:val="548DD4"/>
+                <w:sz w:val="20"/>
+                <w:szCs w:val="20"/>
+                <w:lang w:eastAsia="es-CL"/>
+              </w:rPr>
+              <w:t xml:space="preserve">: </w:t>
+            </w:r>
+            <w:r>
+              <w:rPr>
+                <w:rFonts w:ascii="Calibri" w:hAnsi="Calibri" w:cs="Arial"/>
+                <w:i/>
+                <w:iCs/>
+                <w:color w:val="548DD4"/>
+                <w:sz w:val="20"/>
+                <w:szCs w:val="20"/>
+                <w:lang w:eastAsia="es-CL"/>
+              </w:rPr>
+              <w:t>Describe los factores que han facilitado y</w:t>
+            </w:r>
+            <w:r>
+              <w:rPr>
+                <w:rFonts w:ascii="Calibri" w:hAnsi="Calibri" w:cs="Arial"/>
+                <w:i/>
+                <w:iCs/>
+                <w:color w:val="548DD4"/>
+                <w:sz w:val="20"/>
+                <w:szCs w:val="20"/>
+                <w:lang w:eastAsia="es-CL"/>
+              </w:rPr>
+              <w:t>/o</w:t>
+            </w:r>
+            <w:r>
+              <w:rPr>
+                <w:rFonts w:ascii="Calibri" w:hAnsi="Calibri" w:cs="Arial"/>
+                <w:i/>
+                <w:iCs/>
+                <w:color w:val="548DD4"/>
+                <w:sz w:val="20"/>
+                <w:szCs w:val="20"/>
+                <w:lang w:eastAsia="es-CL"/>
+              </w:rPr>
+              <w:t xml:space="preserve"> dificultado el desarrollo de tu Proyecto APT hasta ahora. En el caso de las dificultades</w:t>
+            </w:r>
+            <w:r>
+              <w:rPr>
+                <w:rFonts w:ascii="Calibri" w:hAnsi="Calibri" w:cs="Arial"/>
+                <w:i/>
+                <w:iCs/>
+                <w:color w:val="548DD4"/>
+                <w:sz w:val="20"/>
+                <w:szCs w:val="20"/>
+                <w:lang w:eastAsia="es-CL"/>
+              </w:rPr>
+              <w:t xml:space="preserve"> debes describir</w:t>
+            </w:r>
+            <w:r>
+              <w:rPr>
+                <w:rFonts w:ascii="Calibri" w:hAnsi="Calibri" w:cs="Arial"/>
+                <w:i/>
+                <w:iCs/>
+                <w:color w:val="548DD4"/>
+                <w:sz w:val="20"/>
+                <w:szCs w:val="20"/>
+                <w:lang w:eastAsia="es-CL"/>
+              </w:rPr>
+              <w:t xml:space="preserve"> qué acciones tomaste y/o tomarás para </w:t>
+            </w:r>
+            <w:r>
+              <w:rPr>
+                <w:rFonts w:ascii="Calibri" w:hAnsi="Calibri" w:cs="Arial"/>
+                <w:i/>
+                <w:iCs/>
+                <w:color w:val="548DD4"/>
+                <w:sz w:val="20"/>
+                <w:szCs w:val="20"/>
+                <w:lang w:eastAsia="es-CL"/>
+              </w:rPr>
+              <w:t xml:space="preserve">solucionarlas. </w:t>
+            </w:r>
+            <w:r>
+              <w:rPr>
+                <w:rFonts w:ascii="Calibri" w:hAnsi="Calibri"/>
+                <w:b/>
+                <w:color w:val="1F3864" w:themeColor="accent1" w:themeShade="80"/>
+              </w:rPr>
+              <w:t xml:space="preserve"> </w:t>
+            </w:r>
+          </w:p>
+          <w:p>
+            <w:pPr>
+              <w:rPr>
+                <w:rFonts w:ascii="Calibri" w:hAnsi="Calibri"/>
+                <w:color w:val="1F3864" w:themeColor="accent1" w:themeShade="80"/>
+              </w:rPr>
+            </w:pPr>
+            <w:r>
+              <w:rPr>
+                <w:rFonts w:ascii="Calibri" w:hAnsi="Calibri"/>
+                <w:color w:val="1F3864" w:themeColor="accent1" w:themeShade="80"/>
+              </w:rPr>
+              <w:t>Se ha facilitado el trabajo actual gracias a la base de desarrollo con la que se contaba.</w:t>
+            </w:r>
+          </w:p>
+          <w:p>
+            <w:pPr>
+              <w:rPr>
+                <w:rFonts w:ascii="Calibri" w:hAnsi="Calibri"/>
+                <w:color w:val="1F3864" w:themeColor="accent1" w:themeShade="80"/>
+              </w:rPr>
+            </w:pPr>
+            <w:r>
+              <w:rPr>
+                <w:rFonts w:ascii="Calibri" w:hAnsi="Calibri"/>
+                <w:color w:val="1F3864" w:themeColor="accent1" w:themeShade="80"/>
+              </w:rPr>
+              <w:t>No se han dado grandes dificultades por ahora.</w:t>
+            </w:r>
           </w:p>
           <w:p>
             <w:pPr>
@@ -2753,7 +6126,6 @@
                 <w:rFonts w:ascii="Calibri" w:hAnsi="Calibri"/>
                 <w:color w:val="1F3864" w:themeColor="accent1" w:themeShade="80"/>
               </w:rPr>
-              <w:lastRenderedPageBreak/>
               <w:t xml:space="preserve">Actividades ajustadas o eliminadas: </w:t>
             </w:r>
             <w:r>
@@ -2868,6 +6240,44 @@
                 <w:lang w:eastAsia="es-CL"/>
               </w:rPr>
               <w:t>En el caso de que tu plan de trabajo no haya requerido ni requiera ajustes, justifica esta decisión a partir de los facilitadores que te han permitido desarrollarlo como fue planeado.</w:t>
+            </w:r>
+          </w:p>
+          <w:p>
+            <w:pPr>
+              <w:rPr>
+                <w:rFonts w:ascii="Calibri" w:hAnsi="Calibri"/>
+                <w:color w:val="1F3864" w:themeColor="accent1" w:themeShade="80"/>
+              </w:rPr>
+            </w:pPr>
+            <w:r>
+              <w:rPr>
+                <w:rFonts w:ascii="Calibri" w:hAnsi="Calibri"/>
+                <w:color w:val="1F3864" w:themeColor="accent1" w:themeShade="80"/>
+              </w:rPr>
+              <w:t xml:space="preserve">Se </w:t>
+            </w:r>
+            <w:r>
+              <w:rPr>
+                <w:rFonts w:ascii="Calibri" w:hAnsi="Calibri"/>
+                <w:color w:val="1F3864" w:themeColor="accent1" w:themeShade="80"/>
+              </w:rPr>
+              <w:t xml:space="preserve">agregó la integración con IA y  un </w:t>
+            </w:r>
+            <w:proofErr w:type="spellStart"/>
+            <w:r>
+              <w:rPr>
+                <w:rFonts w:ascii="Calibri" w:hAnsi="Calibri"/>
+                <w:color w:val="1F3864" w:themeColor="accent1" w:themeShade="80"/>
+              </w:rPr>
+              <w:t>Dashboard</w:t>
+            </w:r>
+            <w:proofErr w:type="spellEnd"/>
+            <w:r>
+              <w:rPr>
+                <w:rFonts w:ascii="Calibri" w:hAnsi="Calibri"/>
+                <w:color w:val="1F3864" w:themeColor="accent1" w:themeShade="80"/>
+              </w:rPr>
+              <w:t xml:space="preserve"> de BI que no estaban tan definidos en un principio en el proyecto en general.</w:t>
             </w:r>
           </w:p>
           <w:p>
@@ -3151,7 +6561,31 @@
                 <w:szCs w:val="20"/>
                 <w:lang w:eastAsia="es-CL"/>
               </w:rPr>
-              <w:t xml:space="preserve"> de acuerdo a tu planificación</w:t>
+              <w:t xml:space="preserve"> </w:t>
+            </w:r>
+            <w:proofErr w:type="gramStart"/>
+            <w:r>
+              <w:rPr>
+                <w:rFonts w:ascii="Calibri" w:hAnsi="Calibri" w:cs="Arial"/>
+                <w:i/>
+                <w:color w:val="548DD4"/>
+                <w:sz w:val="20"/>
+                <w:szCs w:val="20"/>
+                <w:lang w:eastAsia="es-CL"/>
+              </w:rPr>
+              <w:t>de acuerdo a</w:t>
+            </w:r>
+            <w:proofErr w:type="gramEnd"/>
+            <w:r>
+              <w:rPr>
+                <w:rFonts w:ascii="Calibri" w:hAnsi="Calibri" w:cs="Arial"/>
+                <w:i/>
+                <w:color w:val="548DD4"/>
+                <w:sz w:val="20"/>
+                <w:szCs w:val="20"/>
+                <w:lang w:eastAsia="es-CL"/>
+              </w:rPr>
+              <w:t xml:space="preserve"> tu planificación</w:t>
             </w:r>
             <w:r>
               <w:rPr>
@@ -3197,6 +6631,63 @@
               </w:rPr>
               <w:t xml:space="preserve"> que no has podido cumplir dichos plazos y qué estrategias utilizarás para avanzar en dichas actividades y no afectar tu proyecto APT. </w:t>
             </w:r>
+          </w:p>
+          <w:p>
+            <w:pPr>
+              <w:jc w:val="both"/>
+              <w:rPr>
+                <w:rFonts w:ascii="Calibri" w:hAnsi="Calibri" w:cs="Arial"/>
+                <w:i/>
+                <w:color w:val="548DD4"/>
+                <w:sz w:val="20"/>
+                <w:szCs w:val="20"/>
+                <w:lang w:eastAsia="es-CL"/>
+              </w:rPr>
+            </w:pPr>
+          </w:p>
+          <w:p>
+            <w:pPr>
+              <w:rPr>
+                <w:rFonts w:ascii="Calibri" w:hAnsi="Calibri"/>
+                <w:color w:val="1F3864" w:themeColor="accent1" w:themeShade="80"/>
+              </w:rPr>
+            </w:pPr>
+            <w:r>
+              <w:rPr>
+                <w:rFonts w:ascii="Calibri" w:hAnsi="Calibri"/>
+                <w:color w:val="1F3864" w:themeColor="accent1" w:themeShade="80"/>
+              </w:rPr>
+              <w:t xml:space="preserve">Por ahora va todo </w:t>
+            </w:r>
+            <w:proofErr w:type="gramStart"/>
+            <w:r>
+              <w:rPr>
+                <w:rFonts w:ascii="Calibri" w:hAnsi="Calibri"/>
+                <w:color w:val="1F3864" w:themeColor="accent1" w:themeShade="80"/>
+              </w:rPr>
+              <w:t>de acuerdo a</w:t>
+            </w:r>
+            <w:proofErr w:type="gramEnd"/>
+            <w:r>
+              <w:rPr>
+                <w:rFonts w:ascii="Calibri" w:hAnsi="Calibri"/>
+                <w:color w:val="1F3864" w:themeColor="accent1" w:themeShade="80"/>
+              </w:rPr>
+              <w:t xml:space="preserve"> los tiempos de planificación originales.</w:t>
+            </w:r>
+          </w:p>
+          <w:p>
+            <w:pPr>
+              <w:jc w:val="both"/>
+              <w:rPr>
+                <w:rFonts w:ascii="Calibri" w:hAnsi="Calibri" w:cs="Arial"/>
+                <w:i/>
+                <w:color w:val="548DD4"/>
+                <w:sz w:val="20"/>
+                <w:szCs w:val="20"/>
+                <w:lang w:eastAsia="es-CL"/>
+              </w:rPr>
+            </w:pPr>
           </w:p>
           <w:p>
             <w:pPr>
@@ -3311,7 +6802,7 @@
 </file>
 
 <file path=word/endnotes.xml><?xml version="1.0" encoding="utf-8"?>
-<w:endnotes xmlns:wpc="http://schemas.microsoft.com/office/word/2010/wordprocessingCanvas" xmlns:cx="http://schemas.microsoft.com/office/drawing/2014/chartex" xmlns:mc="http://schemas.openxmlformats.org/markup-compatibility/2006" xmlns:o="urn:schemas-microsoft-com:office:office" xmlns:r="http://schemas.openxmlformats.org/officeDocument/2006/relationships" xmlns:m="http://schemas.openxmlformats.org/officeDocument/2006/math" xmlns:v="urn:schemas-microsoft-com:vml" xmlns:wp14="http://schemas.microsoft.com/office/word/2010/wordprocessingDrawing" xmlns:wp="http://schemas.openxmlformats.org/drawingml/2006/wordprocessingDrawing" xmlns:w10="urn:schemas-microsoft-com:office:word" xmlns:w="http://schemas.openxmlformats.org/wordprocessingml/2006/main" xmlns:w14="http://schemas.microsoft.com/office/word/2010/wordml" xmlns:w15="http://schemas.microsoft.com/office/word/2012/wordml" xmlns:w16se="http://schemas.microsoft.com/office/word/2015/wordml/symex" xmlns:wpg="http://schemas.microsoft.com/office/word/2010/wordprocessingGroup" xmlns:wpi="http://schemas.microsoft.com/office/word/2010/wordprocessingInk" xmlns:wne="http://schemas.microsoft.com/office/word/2006/wordml" xmlns:wps="http://schemas.microsoft.com/office/word/2010/wordprocessingShape" mc:Ignorable="w14 w15 w16se wp14">
+<w:endnotes xmlns:wpc="http://schemas.microsoft.com/office/word/2010/wordprocessingCanvas" xmlns:cx="http://schemas.microsoft.com/office/drawing/2014/chartex" xmlns:cx1="http://schemas.microsoft.com/office/drawing/2015/9/8/chartex" xmlns:cx2="http://schemas.microsoft.com/office/drawing/2015/10/21/chartex" xmlns:cx3="http://schemas.microsoft.com/office/drawing/2016/5/9/chartex" xmlns:cx4="http://schemas.microsoft.com/office/drawing/2016/5/10/chartex" xmlns:cx5="http://schemas.microsoft.com/office/drawing/2016/5/11/chartex" xmlns:cx6="http://schemas.microsoft.com/office/drawing/2016/5/12/chartex" xmlns:cx7="http://schemas.microsoft.com/office/drawing/2016/5/13/chartex" xmlns:cx8="http://schemas.microsoft.com/office/drawing/2016/5/14/chartex" xmlns:mc="http://schemas.openxmlformats.org/markup-compatibility/2006" xmlns:aink="http://schemas.microsoft.com/office/drawing/2016/ink" xmlns:am3d="http://schemas.microsoft.com/office/drawing/2017/model3d" xmlns:o="urn:schemas-microsoft-com:office:office" xmlns:oel="http://schemas.microsoft.com/office/2019/extlst" xmlns:r="http://schemas.openxmlformats.org/officeDocument/2006/relationships" xmlns:m="http://schemas.openxmlformats.org/officeDocument/2006/math" xmlns:v="urn:schemas-microsoft-com:vml" xmlns:wp14="http://schemas.microsoft.com/office/word/2010/wordprocessingDrawing" xmlns:wp="http://schemas.openxmlformats.org/drawingml/2006/wordprocessingDrawing" xmlns:w10="urn:schemas-microsoft-com:office:word" xmlns:w="http://schemas.openxmlformats.org/wordprocessingml/2006/main" xmlns:w14="http://schemas.microsoft.com/office/word/2010/wordml" xmlns:w15="http://schemas.microsoft.com/office/word/2012/wordml" xmlns:w16cex="http://schemas.microsoft.com/office/word/2018/wordml/cex" xmlns:w16cid="http://schemas.microsoft.com/office/word/2016/wordml/cid" xmlns:w16="http://schemas.microsoft.com/office/word/2018/wordml" xmlns:w16du="http://schemas.microsoft.com/office/word/2023/wordml/word16du" xmlns:w16sdtdh="http://schemas.microsoft.com/office/word/2020/wordml/sdtdatahash" xmlns:w16sdtfl="http://schemas.microsoft.com/office/word/2024/wordml/sdtformatlock" xmlns:w16se="http://schemas.microsoft.com/office/word/2015/wordml/symex" xmlns:wpg="http://schemas.microsoft.com/office/word/2010/wordprocessingGroup" xmlns:wpi="http://schemas.microsoft.com/office/word/2010/wordprocessingInk" xmlns:wne="http://schemas.microsoft.com/office/word/2006/wordml" xmlns:wps="http://schemas.microsoft.com/office/word/2010/wordprocessingShape" mc:Ignorable="w14 w15 w16se w16cid w16 w16cex w16sdtdh w16sdtfl w16du wp14">
   <w:endnote w:type="separator" w:id="-1">
     <w:p>
       <w:pPr>
@@ -3336,7 +6827,7 @@
 </file>
 
 <file path=word/footnotes.xml><?xml version="1.0" encoding="utf-8"?>
-<w:footnotes xmlns:wpc="http://schemas.microsoft.com/office/word/2010/wordprocessingCanvas" xmlns:cx="http://schemas.microsoft.com/office/drawing/2014/chartex" xmlns:mc="http://schemas.openxmlformats.org/markup-compatibility/2006" xmlns:o="urn:schemas-microsoft-com:office:office" xmlns:r="http://schemas.openxmlformats.org/officeDocument/2006/relationships" xmlns:m="http://schemas.openxmlformats.org/officeDocument/2006/math" xmlns:v="urn:schemas-microsoft-com:vml" xmlns:wp14="http://schemas.microsoft.com/office/word/2010/wordprocessingDrawing" xmlns:wp="http://schemas.openxmlformats.org/drawingml/2006/wordprocessingDrawing" xmlns:w10="urn:schemas-microsoft-com:office:word" xmlns:w="http://schemas.openxmlformats.org/wordprocessingml/2006/main" xmlns:w14="http://schemas.microsoft.com/office/word/2010/wordml" xmlns:w15="http://schemas.microsoft.com/office/word/2012/wordml" xmlns:w16se="http://schemas.microsoft.com/office/word/2015/wordml/symex" xmlns:wpg="http://schemas.microsoft.com/office/word/2010/wordprocessingGroup" xmlns:wpi="http://schemas.microsoft.com/office/word/2010/wordprocessingInk" xmlns:wne="http://schemas.microsoft.com/office/word/2006/wordml" xmlns:wps="http://schemas.microsoft.com/office/word/2010/wordprocessingShape" mc:Ignorable="w14 w15 w16se wp14">
+<w:footnotes xmlns:wpc="http://schemas.microsoft.com/office/word/2010/wordprocessingCanvas" xmlns:cx="http://schemas.microsoft.com/office/drawing/2014/chartex" xmlns:cx1="http://schemas.microsoft.com/office/drawing/2015/9/8/chartex" xmlns:cx2="http://schemas.microsoft.com/office/drawing/2015/10/21/chartex" xmlns:cx3="http://schemas.microsoft.com/office/drawing/2016/5/9/chartex" xmlns:cx4="http://schemas.microsoft.com/office/drawing/2016/5/10/chartex" xmlns:cx5="http://schemas.microsoft.com/office/drawing/2016/5/11/chartex" xmlns:cx6="http://schemas.microsoft.com/office/drawing/2016/5/12/chartex" xmlns:cx7="http://schemas.microsoft.com/office/drawing/2016/5/13/chartex" xmlns:cx8="http://schemas.microsoft.com/office/drawing/2016/5/14/chartex" xmlns:mc="http://schemas.openxmlformats.org/markup-compatibility/2006" xmlns:aink="http://schemas.microsoft.com/office/drawing/2016/ink" xmlns:am3d="http://schemas.microsoft.com/office/drawing/2017/model3d" xmlns:o="urn:schemas-microsoft-com:office:office" xmlns:oel="http://schemas.microsoft.com/office/2019/extlst" xmlns:r="http://schemas.openxmlformats.org/officeDocument/2006/relationships" xmlns:m="http://schemas.openxmlformats.org/officeDocument/2006/math" xmlns:v="urn:schemas-microsoft-com:vml" xmlns:wp14="http://schemas.microsoft.com/office/word/2010/wordprocessingDrawing" xmlns:wp="http://schemas.openxmlformats.org/drawingml/2006/wordprocessingDrawing" xmlns:w10="urn:schemas-microsoft-com:office:word" xmlns:w="http://schemas.openxmlformats.org/wordprocessingml/2006/main" xmlns:w14="http://schemas.microsoft.com/office/word/2010/wordml" xmlns:w15="http://schemas.microsoft.com/office/word/2012/wordml" xmlns:w16cex="http://schemas.microsoft.com/office/word/2018/wordml/cex" xmlns:w16cid="http://schemas.microsoft.com/office/word/2016/wordml/cid" xmlns:w16="http://schemas.microsoft.com/office/word/2018/wordml" xmlns:w16du="http://schemas.microsoft.com/office/word/2023/wordml/word16du" xmlns:w16sdtdh="http://schemas.microsoft.com/office/word/2020/wordml/sdtdatahash" xmlns:w16sdtfl="http://schemas.microsoft.com/office/word/2024/wordml/sdtformatlock" xmlns:w16se="http://schemas.microsoft.com/office/word/2015/wordml/symex" xmlns:wpg="http://schemas.microsoft.com/office/word/2010/wordprocessingGroup" xmlns:wpi="http://schemas.microsoft.com/office/word/2010/wordprocessingInk" xmlns:wne="http://schemas.microsoft.com/office/word/2006/wordml" xmlns:wps="http://schemas.microsoft.com/office/word/2010/wordprocessingShape" mc:Ignorable="w14 w15 w16se w16cid w16 w16cex w16sdtdh w16sdtfl w16du wp14">
   <w:footnote w:type="separator" w:id="-1">
     <w:p>
       <w:pPr>
@@ -3419,7 +6910,7 @@
 </file>
 
 <file path=word/header1.xml><?xml version="1.0" encoding="utf-8"?>
-<w:hdr xmlns:wpc="http://schemas.microsoft.com/office/word/2010/wordprocessingCanvas" xmlns:cx="http://schemas.microsoft.com/office/drawing/2014/chartex" xmlns:mc="http://schemas.openxmlformats.org/markup-compatibility/2006" xmlns:o="urn:schemas-microsoft-com:office:office" xmlns:r="http://schemas.openxmlformats.org/officeDocument/2006/relationships" xmlns:m="http://schemas.openxmlformats.org/officeDocument/2006/math" xmlns:v="urn:schemas-microsoft-com:vml" xmlns:wp14="http://schemas.microsoft.com/office/word/2010/wordprocessingDrawing" xmlns:wp="http://schemas.openxmlformats.org/drawingml/2006/wordprocessingDrawing" xmlns:w10="urn:schemas-microsoft-com:office:word" xmlns:w="http://schemas.openxmlformats.org/wordprocessingml/2006/main" xmlns:w14="http://schemas.microsoft.com/office/word/2010/wordml" xmlns:w15="http://schemas.microsoft.com/office/word/2012/wordml" xmlns:w16se="http://schemas.microsoft.com/office/word/2015/wordml/symex" xmlns:wpg="http://schemas.microsoft.com/office/word/2010/wordprocessingGroup" xmlns:wpi="http://schemas.microsoft.com/office/word/2010/wordprocessingInk" xmlns:wne="http://schemas.microsoft.com/office/word/2006/wordml" xmlns:wps="http://schemas.microsoft.com/office/word/2010/wordprocessingShape" mc:Ignorable="w14 w15 w16se wp14">
+<w:hdr xmlns:wpc="http://schemas.microsoft.com/office/word/2010/wordprocessingCanvas" xmlns:cx="http://schemas.microsoft.com/office/drawing/2014/chartex" xmlns:cx1="http://schemas.microsoft.com/office/drawing/2015/9/8/chartex" xmlns:cx2="http://schemas.microsoft.com/office/drawing/2015/10/21/chartex" xmlns:cx3="http://schemas.microsoft.com/office/drawing/2016/5/9/chartex" xmlns:cx4="http://schemas.microsoft.com/office/drawing/2016/5/10/chartex" xmlns:cx5="http://schemas.microsoft.com/office/drawing/2016/5/11/chartex" xmlns:cx6="http://schemas.microsoft.com/office/drawing/2016/5/12/chartex" xmlns:cx7="http://schemas.microsoft.com/office/drawing/2016/5/13/chartex" xmlns:cx8="http://schemas.microsoft.com/office/drawing/2016/5/14/chartex" xmlns:mc="http://schemas.openxmlformats.org/markup-compatibility/2006" xmlns:aink="http://schemas.microsoft.com/office/drawing/2016/ink" xmlns:am3d="http://schemas.microsoft.com/office/drawing/2017/model3d" xmlns:o="urn:schemas-microsoft-com:office:office" xmlns:oel="http://schemas.microsoft.com/office/2019/extlst" xmlns:r="http://schemas.openxmlformats.org/officeDocument/2006/relationships" xmlns:m="http://schemas.openxmlformats.org/officeDocument/2006/math" xmlns:v="urn:schemas-microsoft-com:vml" xmlns:wp14="http://schemas.microsoft.com/office/word/2010/wordprocessingDrawing" xmlns:wp="http://schemas.openxmlformats.org/drawingml/2006/wordprocessingDrawing" xmlns:w10="urn:schemas-microsoft-com:office:word" xmlns:w="http://schemas.openxmlformats.org/wordprocessingml/2006/main" xmlns:w14="http://schemas.microsoft.com/office/word/2010/wordml" xmlns:w15="http://schemas.microsoft.com/office/word/2012/wordml" xmlns:w16cex="http://schemas.microsoft.com/office/word/2018/wordml/cex" xmlns:w16cid="http://schemas.microsoft.com/office/word/2016/wordml/cid" xmlns:w16="http://schemas.microsoft.com/office/word/2018/wordml" xmlns:w16du="http://schemas.microsoft.com/office/word/2023/wordml/word16du" xmlns:w16sdtdh="http://schemas.microsoft.com/office/word/2020/wordml/sdtdatahash" xmlns:w16sdtfl="http://schemas.microsoft.com/office/word/2024/wordml/sdtformatlock" xmlns:w16se="http://schemas.microsoft.com/office/word/2015/wordml/symex" xmlns:wpg="http://schemas.microsoft.com/office/word/2010/wordprocessingGroup" xmlns:wpi="http://schemas.microsoft.com/office/word/2010/wordprocessingInk" xmlns:wne="http://schemas.microsoft.com/office/word/2006/wordml" xmlns:wps="http://schemas.microsoft.com/office/word/2010/wordprocessingShape" mc:Ignorable="w14 w15 w16se w16cid w16 w16cex w16sdtdh w16sdtfl w16du wp14">
   <w:tbl>
     <w:tblPr>
       <w:tblStyle w:val="Tablaconcuadrcula1"/>
@@ -3644,7 +7135,7 @@
 </file>
 
 <file path=word/numbering.xml><?xml version="1.0" encoding="utf-8"?>
-<w:numbering xmlns:wpc="http://schemas.microsoft.com/office/word/2010/wordprocessingCanvas" xmlns:cx="http://schemas.microsoft.com/office/drawing/2014/chartex" xmlns:mc="http://schemas.openxmlformats.org/markup-compatibility/2006" xmlns:o="urn:schemas-microsoft-com:office:office" xmlns:r="http://schemas.openxmlformats.org/officeDocument/2006/relationships" xmlns:m="http://schemas.openxmlformats.org/officeDocument/2006/math" xmlns:v="urn:schemas-microsoft-com:vml" xmlns:wp14="http://schemas.microsoft.com/office/word/2010/wordprocessingDrawing" xmlns:wp="http://schemas.openxmlformats.org/drawingml/2006/wordprocessingDrawing" xmlns:w10="urn:schemas-microsoft-com:office:word" xmlns:w="http://schemas.openxmlformats.org/wordprocessingml/2006/main" xmlns:w14="http://schemas.microsoft.com/office/word/2010/wordml" xmlns:w15="http://schemas.microsoft.com/office/word/2012/wordml" xmlns:w16se="http://schemas.microsoft.com/office/word/2015/wordml/symex" xmlns:wpg="http://schemas.microsoft.com/office/word/2010/wordprocessingGroup" xmlns:wpi="http://schemas.microsoft.com/office/word/2010/wordprocessingInk" xmlns:wne="http://schemas.microsoft.com/office/word/2006/wordml" xmlns:wps="http://schemas.microsoft.com/office/word/2010/wordprocessingShape" mc:Ignorable="w14 w15 w16se wp14">
+<w:numbering xmlns:wpc="http://schemas.microsoft.com/office/word/2010/wordprocessingCanvas" xmlns:cx="http://schemas.microsoft.com/office/drawing/2014/chartex" xmlns:cx1="http://schemas.microsoft.com/office/drawing/2015/9/8/chartex" xmlns:cx2="http://schemas.microsoft.com/office/drawing/2015/10/21/chartex" xmlns:cx3="http://schemas.microsoft.com/office/drawing/2016/5/9/chartex" xmlns:cx4="http://schemas.microsoft.com/office/drawing/2016/5/10/chartex" xmlns:cx5="http://schemas.microsoft.com/office/drawing/2016/5/11/chartex" xmlns:cx6="http://schemas.microsoft.com/office/drawing/2016/5/12/chartex" xmlns:cx7="http://schemas.microsoft.com/office/drawing/2016/5/13/chartex" xmlns:cx8="http://schemas.microsoft.com/office/drawing/2016/5/14/chartex" xmlns:mc="http://schemas.openxmlformats.org/markup-compatibility/2006" xmlns:aink="http://schemas.microsoft.com/office/drawing/2016/ink" xmlns:am3d="http://schemas.microsoft.com/office/drawing/2017/model3d" xmlns:o="urn:schemas-microsoft-com:office:office" xmlns:oel="http://schemas.microsoft.com/office/2019/extlst" xmlns:r="http://schemas.openxmlformats.org/officeDocument/2006/relationships" xmlns:m="http://schemas.openxmlformats.org/officeDocument/2006/math" xmlns:v="urn:schemas-microsoft-com:vml" xmlns:wp14="http://schemas.microsoft.com/office/word/2010/wordprocessingDrawing" xmlns:wp="http://schemas.openxmlformats.org/drawingml/2006/wordprocessingDrawing" xmlns:w10="urn:schemas-microsoft-com:office:word" xmlns:w="http://schemas.openxmlformats.org/wordprocessingml/2006/main" xmlns:w14="http://schemas.microsoft.com/office/word/2010/wordml" xmlns:w15="http://schemas.microsoft.com/office/word/2012/wordml" xmlns:w16cex="http://schemas.microsoft.com/office/word/2018/wordml/cex" xmlns:w16cid="http://schemas.microsoft.com/office/word/2016/wordml/cid" xmlns:w16="http://schemas.microsoft.com/office/word/2018/wordml" xmlns:w16du="http://schemas.microsoft.com/office/word/2023/wordml/word16du" xmlns:w16sdtdh="http://schemas.microsoft.com/office/word/2020/wordml/sdtdatahash" xmlns:w16sdtfl="http://schemas.microsoft.com/office/word/2024/wordml/sdtformatlock" xmlns:w16se="http://schemas.microsoft.com/office/word/2015/wordml/symex" xmlns:wpg="http://schemas.microsoft.com/office/word/2010/wordprocessingGroup" xmlns:wpi="http://schemas.microsoft.com/office/word/2010/wordprocessingInk" xmlns:wne="http://schemas.microsoft.com/office/word/2006/wordml" xmlns:wps="http://schemas.microsoft.com/office/word/2010/wordprocessingShape" mc:Ignorable="w14 w15 w16se w16cid w16 w16cex w16sdtdh w16sdtfl w16du wp14">
   <w:abstractNum w:abstractNumId="0" w15:restartNumberingAfterBreak="0">
     <w:nsid w:val="2FFD4C7F"/>
     <w:multiLevelType w:val="multilevel"/>
@@ -3766,14 +7257,336 @@
       </w:rPr>
     </w:lvl>
   </w:abstractNum>
-  <w:num w:numId="1">
+  <w:abstractNum w:abstractNumId="1" w15:restartNumberingAfterBreak="0">
+    <w:nsid w:val="37AD1A83"/>
+    <w:multiLevelType w:val="multilevel"/>
+    <w:tmpl w:val="9E8CDA4E"/>
+    <w:lvl w:ilvl="0">
+      <w:start w:val="1"/>
+      <w:numFmt w:val="bullet"/>
+      <w:lvlText w:val=""/>
+      <w:lvlJc w:val="left"/>
+      <w:pPr>
+        <w:tabs>
+          <w:tab w:val="num" w:pos="720"/>
+        </w:tabs>
+        <w:ind w:left="720" w:hanging="360"/>
+      </w:pPr>
+      <w:rPr>
+        <w:rFonts w:ascii="Symbol" w:hAnsi="Symbol" w:hint="default"/>
+        <w:sz w:val="20"/>
+      </w:rPr>
+    </w:lvl>
+    <w:lvl w:ilvl="1">
+      <w:start w:val="1"/>
+      <w:numFmt w:val="bullet"/>
+      <w:lvlText w:val="o"/>
+      <w:lvlJc w:val="left"/>
+      <w:pPr>
+        <w:tabs>
+          <w:tab w:val="num" w:pos="1440"/>
+        </w:tabs>
+        <w:ind w:left="1440" w:hanging="360"/>
+      </w:pPr>
+      <w:rPr>
+        <w:rFonts w:ascii="Courier New" w:hAnsi="Courier New" w:cs="Times New Roman" w:hint="default"/>
+        <w:sz w:val="20"/>
+      </w:rPr>
+    </w:lvl>
+    <w:lvl w:ilvl="2">
+      <w:start w:val="1"/>
+      <w:numFmt w:val="bullet"/>
+      <w:lvlText w:val=""/>
+      <w:lvlJc w:val="left"/>
+      <w:pPr>
+        <w:tabs>
+          <w:tab w:val="num" w:pos="2160"/>
+        </w:tabs>
+        <w:ind w:left="2160" w:hanging="360"/>
+      </w:pPr>
+      <w:rPr>
+        <w:rFonts w:ascii="Wingdings" w:hAnsi="Wingdings" w:hint="default"/>
+        <w:sz w:val="20"/>
+      </w:rPr>
+    </w:lvl>
+    <w:lvl w:ilvl="3">
+      <w:start w:val="1"/>
+      <w:numFmt w:val="bullet"/>
+      <w:lvlText w:val=""/>
+      <w:lvlJc w:val="left"/>
+      <w:pPr>
+        <w:tabs>
+          <w:tab w:val="num" w:pos="2880"/>
+        </w:tabs>
+        <w:ind w:left="2880" w:hanging="360"/>
+      </w:pPr>
+      <w:rPr>
+        <w:rFonts w:ascii="Wingdings" w:hAnsi="Wingdings" w:hint="default"/>
+        <w:sz w:val="20"/>
+      </w:rPr>
+    </w:lvl>
+    <w:lvl w:ilvl="4">
+      <w:start w:val="1"/>
+      <w:numFmt w:val="bullet"/>
+      <w:lvlText w:val=""/>
+      <w:lvlJc w:val="left"/>
+      <w:pPr>
+        <w:tabs>
+          <w:tab w:val="num" w:pos="3600"/>
+        </w:tabs>
+        <w:ind w:left="3600" w:hanging="360"/>
+      </w:pPr>
+      <w:rPr>
+        <w:rFonts w:ascii="Wingdings" w:hAnsi="Wingdings" w:hint="default"/>
+        <w:sz w:val="20"/>
+      </w:rPr>
+    </w:lvl>
+    <w:lvl w:ilvl="5">
+      <w:start w:val="1"/>
+      <w:numFmt w:val="bullet"/>
+      <w:lvlText w:val=""/>
+      <w:lvlJc w:val="left"/>
+      <w:pPr>
+        <w:tabs>
+          <w:tab w:val="num" w:pos="4320"/>
+        </w:tabs>
+        <w:ind w:left="4320" w:hanging="360"/>
+      </w:pPr>
+      <w:rPr>
+        <w:rFonts w:ascii="Wingdings" w:hAnsi="Wingdings" w:hint="default"/>
+        <w:sz w:val="20"/>
+      </w:rPr>
+    </w:lvl>
+    <w:lvl w:ilvl="6">
+      <w:start w:val="1"/>
+      <w:numFmt w:val="bullet"/>
+      <w:lvlText w:val=""/>
+      <w:lvlJc w:val="left"/>
+      <w:pPr>
+        <w:tabs>
+          <w:tab w:val="num" w:pos="5040"/>
+        </w:tabs>
+        <w:ind w:left="5040" w:hanging="360"/>
+      </w:pPr>
+      <w:rPr>
+        <w:rFonts w:ascii="Wingdings" w:hAnsi="Wingdings" w:hint="default"/>
+        <w:sz w:val="20"/>
+      </w:rPr>
+    </w:lvl>
+    <w:lvl w:ilvl="7">
+      <w:start w:val="1"/>
+      <w:numFmt w:val="bullet"/>
+      <w:lvlText w:val=""/>
+      <w:lvlJc w:val="left"/>
+      <w:pPr>
+        <w:tabs>
+          <w:tab w:val="num" w:pos="5760"/>
+        </w:tabs>
+        <w:ind w:left="5760" w:hanging="360"/>
+      </w:pPr>
+      <w:rPr>
+        <w:rFonts w:ascii="Wingdings" w:hAnsi="Wingdings" w:hint="default"/>
+        <w:sz w:val="20"/>
+      </w:rPr>
+    </w:lvl>
+    <w:lvl w:ilvl="8">
+      <w:start w:val="1"/>
+      <w:numFmt w:val="bullet"/>
+      <w:lvlText w:val=""/>
+      <w:lvlJc w:val="left"/>
+      <w:pPr>
+        <w:tabs>
+          <w:tab w:val="num" w:pos="6480"/>
+        </w:tabs>
+        <w:ind w:left="6480" w:hanging="360"/>
+      </w:pPr>
+      <w:rPr>
+        <w:rFonts w:ascii="Wingdings" w:hAnsi="Wingdings" w:hint="default"/>
+        <w:sz w:val="20"/>
+      </w:rPr>
+    </w:lvl>
+  </w:abstractNum>
+  <w:abstractNum w:abstractNumId="2" w15:restartNumberingAfterBreak="0">
+    <w:nsid w:val="685A1E3E"/>
+    <w:multiLevelType w:val="multilevel"/>
+    <w:tmpl w:val="E0BAB974"/>
+    <w:lvl w:ilvl="0">
+      <w:start w:val="1"/>
+      <w:numFmt w:val="bullet"/>
+      <w:lvlText w:val=""/>
+      <w:lvlJc w:val="left"/>
+      <w:pPr>
+        <w:tabs>
+          <w:tab w:val="num" w:pos="720"/>
+        </w:tabs>
+        <w:ind w:left="720" w:hanging="360"/>
+      </w:pPr>
+      <w:rPr>
+        <w:rFonts w:ascii="Symbol" w:hAnsi="Symbol" w:hint="default"/>
+        <w:sz w:val="20"/>
+      </w:rPr>
+    </w:lvl>
+    <w:lvl w:ilvl="1">
+      <w:start w:val="1"/>
+      <w:numFmt w:val="bullet"/>
+      <w:lvlText w:val="o"/>
+      <w:lvlJc w:val="left"/>
+      <w:pPr>
+        <w:tabs>
+          <w:tab w:val="num" w:pos="1440"/>
+        </w:tabs>
+        <w:ind w:left="1440" w:hanging="360"/>
+      </w:pPr>
+      <w:rPr>
+        <w:rFonts w:ascii="Courier New" w:hAnsi="Courier New" w:cs="Times New Roman" w:hint="default"/>
+        <w:sz w:val="20"/>
+      </w:rPr>
+    </w:lvl>
+    <w:lvl w:ilvl="2">
+      <w:start w:val="1"/>
+      <w:numFmt w:val="bullet"/>
+      <w:lvlText w:val=""/>
+      <w:lvlJc w:val="left"/>
+      <w:pPr>
+        <w:tabs>
+          <w:tab w:val="num" w:pos="2160"/>
+        </w:tabs>
+        <w:ind w:left="2160" w:hanging="360"/>
+      </w:pPr>
+      <w:rPr>
+        <w:rFonts w:ascii="Wingdings" w:hAnsi="Wingdings" w:hint="default"/>
+        <w:sz w:val="20"/>
+      </w:rPr>
+    </w:lvl>
+    <w:lvl w:ilvl="3">
+      <w:start w:val="1"/>
+      <w:numFmt w:val="bullet"/>
+      <w:lvlText w:val=""/>
+      <w:lvlJc w:val="left"/>
+      <w:pPr>
+        <w:tabs>
+          <w:tab w:val="num" w:pos="2880"/>
+        </w:tabs>
+        <w:ind w:left="2880" w:hanging="360"/>
+      </w:pPr>
+      <w:rPr>
+        <w:rFonts w:ascii="Wingdings" w:hAnsi="Wingdings" w:hint="default"/>
+        <w:sz w:val="20"/>
+      </w:rPr>
+    </w:lvl>
+    <w:lvl w:ilvl="4">
+      <w:start w:val="1"/>
+      <w:numFmt w:val="bullet"/>
+      <w:lvlText w:val=""/>
+      <w:lvlJc w:val="left"/>
+      <w:pPr>
+        <w:tabs>
+          <w:tab w:val="num" w:pos="3600"/>
+        </w:tabs>
+        <w:ind w:left="3600" w:hanging="360"/>
+      </w:pPr>
+      <w:rPr>
+        <w:rFonts w:ascii="Wingdings" w:hAnsi="Wingdings" w:hint="default"/>
+        <w:sz w:val="20"/>
+      </w:rPr>
+    </w:lvl>
+    <w:lvl w:ilvl="5">
+      <w:start w:val="1"/>
+      <w:numFmt w:val="bullet"/>
+      <w:lvlText w:val=""/>
+      <w:lvlJc w:val="left"/>
+      <w:pPr>
+        <w:tabs>
+          <w:tab w:val="num" w:pos="4320"/>
+        </w:tabs>
+        <w:ind w:left="4320" w:hanging="360"/>
+      </w:pPr>
+      <w:rPr>
+        <w:rFonts w:ascii="Wingdings" w:hAnsi="Wingdings" w:hint="default"/>
+        <w:sz w:val="20"/>
+      </w:rPr>
+    </w:lvl>
+    <w:lvl w:ilvl="6">
+      <w:start w:val="1"/>
+      <w:numFmt w:val="bullet"/>
+      <w:lvlText w:val=""/>
+      <w:lvlJc w:val="left"/>
+      <w:pPr>
+        <w:tabs>
+          <w:tab w:val="num" w:pos="5040"/>
+        </w:tabs>
+        <w:ind w:left="5040" w:hanging="360"/>
+      </w:pPr>
+      <w:rPr>
+        <w:rFonts w:ascii="Wingdings" w:hAnsi="Wingdings" w:hint="default"/>
+        <w:sz w:val="20"/>
+      </w:rPr>
+    </w:lvl>
+    <w:lvl w:ilvl="7">
+      <w:start w:val="1"/>
+      <w:numFmt w:val="bullet"/>
+      <w:lvlText w:val=""/>
+      <w:lvlJc w:val="left"/>
+      <w:pPr>
+        <w:tabs>
+          <w:tab w:val="num" w:pos="5760"/>
+        </w:tabs>
+        <w:ind w:left="5760" w:hanging="360"/>
+      </w:pPr>
+      <w:rPr>
+        <w:rFonts w:ascii="Wingdings" w:hAnsi="Wingdings" w:hint="default"/>
+        <w:sz w:val="20"/>
+      </w:rPr>
+    </w:lvl>
+    <w:lvl w:ilvl="8">
+      <w:start w:val="1"/>
+      <w:numFmt w:val="bullet"/>
+      <w:lvlText w:val=""/>
+      <w:lvlJc w:val="left"/>
+      <w:pPr>
+        <w:tabs>
+          <w:tab w:val="num" w:pos="6480"/>
+        </w:tabs>
+        <w:ind w:left="6480" w:hanging="360"/>
+      </w:pPr>
+      <w:rPr>
+        <w:rFonts w:ascii="Wingdings" w:hAnsi="Wingdings" w:hint="default"/>
+        <w:sz w:val="20"/>
+      </w:rPr>
+    </w:lvl>
+  </w:abstractNum>
+  <w:num w:numId="1" w16cid:durableId="1695106809">
     <w:abstractNumId w:val="0"/>
+  </w:num>
+  <w:num w:numId="2" w16cid:durableId="808131351">
+    <w:abstractNumId w:val="2"/>
+    <w:lvlOverride w:ilvl="0"/>
+    <w:lvlOverride w:ilvl="1"/>
+    <w:lvlOverride w:ilvl="2"/>
+    <w:lvlOverride w:ilvl="3"/>
+    <w:lvlOverride w:ilvl="4"/>
+    <w:lvlOverride w:ilvl="5"/>
+    <w:lvlOverride w:ilvl="6"/>
+    <w:lvlOverride w:ilvl="7"/>
+    <w:lvlOverride w:ilvl="8"/>
+  </w:num>
+  <w:num w:numId="3" w16cid:durableId="111749809">
+    <w:abstractNumId w:val="1"/>
+    <w:lvlOverride w:ilvl="0"/>
+    <w:lvlOverride w:ilvl="1"/>
+    <w:lvlOverride w:ilvl="2"/>
+    <w:lvlOverride w:ilvl="3"/>
+    <w:lvlOverride w:ilvl="4"/>
+    <w:lvlOverride w:ilvl="5"/>
+    <w:lvlOverride w:ilvl="6"/>
+    <w:lvlOverride w:ilvl="7"/>
+    <w:lvlOverride w:ilvl="8"/>
   </w:num>
 </w:numbering>
 </file>
 
 <file path=word/styles.xml><?xml version="1.0" encoding="utf-8"?>
-<w:styles xmlns:mc="http://schemas.openxmlformats.org/markup-compatibility/2006" xmlns:r="http://schemas.openxmlformats.org/officeDocument/2006/relationships" xmlns:w="http://schemas.openxmlformats.org/wordprocessingml/2006/main" xmlns:w14="http://schemas.microsoft.com/office/word/2010/wordml" xmlns:w15="http://schemas.microsoft.com/office/word/2012/wordml" xmlns:w16se="http://schemas.microsoft.com/office/word/2015/wordml/symex" mc:Ignorable="w14 w15 w16se">
+<w:styles xmlns:mc="http://schemas.openxmlformats.org/markup-compatibility/2006" xmlns:r="http://schemas.openxmlformats.org/officeDocument/2006/relationships" xmlns:w="http://schemas.openxmlformats.org/wordprocessingml/2006/main" xmlns:w14="http://schemas.microsoft.com/office/word/2010/wordml" xmlns:w15="http://schemas.microsoft.com/office/word/2012/wordml" xmlns:w16cex="http://schemas.microsoft.com/office/word/2018/wordml/cex" xmlns:w16cid="http://schemas.microsoft.com/office/word/2016/wordml/cid" xmlns:w16="http://schemas.microsoft.com/office/word/2018/wordml" xmlns:w16du="http://schemas.microsoft.com/office/word/2023/wordml/word16du" xmlns:w16sdtdh="http://schemas.microsoft.com/office/word/2020/wordml/sdtdatahash" xmlns:w16sdtfl="http://schemas.microsoft.com/office/word/2024/wordml/sdtformatlock" xmlns:w16se="http://schemas.microsoft.com/office/word/2015/wordml/symex" mc:Ignorable="w14 w15 w16se w16cid w16 w16cex w16sdtdh w16sdtfl w16du">
   <w:docDefaults>
     <w:rPrDefault>
       <w:rPr>
@@ -3785,7 +7598,7 @@
     </w:rPrDefault>
     <w:pPrDefault/>
   </w:docDefaults>
-  <w:latentStyles w:defLockedState="0" w:defUIPriority="99" w:defSemiHidden="0" w:defUnhideWhenUsed="0" w:defQFormat="0" w:count="371">
+  <w:latentStyles w:defLockedState="0" w:defUIPriority="99" w:defSemiHidden="0" w:defUnhideWhenUsed="0" w:defQFormat="0" w:count="376">
     <w:lsdException w:name="Normal" w:uiPriority="0" w:qFormat="1"/>
     <w:lsdException w:name="heading 1" w:uiPriority="9" w:qFormat="1"/>
     <w:lsdException w:name="heading 2" w:semiHidden="1" w:uiPriority="9" w:unhideWhenUsed="1" w:qFormat="1"/>
@@ -4157,6 +7970,11 @@
     <w:lsdException w:name="List Table 5 Dark Accent 6" w:uiPriority="50"/>
     <w:lsdException w:name="List Table 6 Colorful Accent 6" w:uiPriority="51"/>
     <w:lsdException w:name="List Table 7 Colorful Accent 6" w:uiPriority="52"/>
+    <w:lsdException w:name="Mention" w:semiHidden="1" w:unhideWhenUsed="1"/>
+    <w:lsdException w:name="Smart Hyperlink" w:semiHidden="1" w:unhideWhenUsed="1"/>
+    <w:lsdException w:name="Hashtag" w:semiHidden="1" w:unhideWhenUsed="1"/>
+    <w:lsdException w:name="Unresolved Mention" w:semiHidden="1" w:unhideWhenUsed="1"/>
+    <w:lsdException w:name="Smart Link" w:semiHidden="1" w:unhideWhenUsed="1"/>
   </w:latentStyles>
   <w:style w:type="paragraph" w:default="1" w:styleId="Normal">
     <w:name w:val="Normal"/>
@@ -4759,9 +8577,12 @@
 </file>
 
 <file path=customXml/item1.xml><?xml version="1.0" encoding="utf-8"?>
-<p:properties xmlns:p="http://schemas.microsoft.com/office/2006/metadata/properties" xmlns:xsi="http://www.w3.org/2001/XMLSchema-instance" xmlns:pc="http://schemas.microsoft.com/office/infopath/2007/PartnerControls">
-  <documentManagement/>
-</p:properties>
+<?mso-contentType ?>
+<FormTemplates xmlns="http://schemas.microsoft.com/sharepoint/v3/contenttype/forms">
+  <Display>DocumentLibraryForm</Display>
+  <Edit>DocumentLibraryForm</Edit>
+  <New>DocumentLibraryForm</New>
+</FormTemplates>
 </file>
 
 <file path=customXml/item2.xml><?xml version="1.0" encoding="utf-8"?>
@@ -4897,26 +8718,15 @@
 </file>
 
 <file path=customXml/item3.xml><?xml version="1.0" encoding="utf-8"?>
-<?mso-contentType ?>
-<FormTemplates xmlns="http://schemas.microsoft.com/sharepoint/v3/contenttype/forms">
-  <Display>DocumentLibraryForm</Display>
-  <Edit>DocumentLibraryForm</Edit>
-  <New>DocumentLibraryForm</New>
-</FormTemplates>
+<p:properties xmlns:p="http://schemas.microsoft.com/office/2006/metadata/properties" xmlns:xsi="http://www.w3.org/2001/XMLSchema-instance" xmlns:pc="http://schemas.microsoft.com/office/infopath/2007/PartnerControls">
+  <documentManagement/>
+</p:properties>
 </file>
 
 <file path=customXml/itemProps1.xml><?xml version="1.0" encoding="utf-8"?>
-<ds:datastoreItem xmlns:ds="http://schemas.openxmlformats.org/officeDocument/2006/customXml" ds:itemID="{46CA5683-AF87-4E40-B841-2E23A3B52406}">
+<ds:datastoreItem xmlns:ds="http://schemas.openxmlformats.org/officeDocument/2006/customXml" ds:itemID="{D51C61E4-DB75-4684-AD25-71F546404E96}">
   <ds:schemaRefs>
-    <ds:schemaRef ds:uri="http://purl.org/dc/terms/"/>
-    <ds:schemaRef ds:uri="http://purl.org/dc/elements/1.1/"/>
-    <ds:schemaRef ds:uri="http://schemas.openxmlformats.org/package/2006/metadata/core-properties"/>
-    <ds:schemaRef ds:uri="http://www.w3.org/XML/1998/namespace"/>
-    <ds:schemaRef ds:uri="http://schemas.microsoft.com/office/2006/metadata/properties"/>
-    <ds:schemaRef ds:uri="http://schemas.microsoft.com/office/2006/documentManagement/types"/>
-    <ds:schemaRef ds:uri="http://purl.org/dc/dcmitype/"/>
-    <ds:schemaRef ds:uri="http://schemas.microsoft.com/office/infopath/2007/PartnerControls"/>
-    <ds:schemaRef ds:uri="126e8a1c-9ea9-435a-ac89-d06c80d62e30"/>
+    <ds:schemaRef ds:uri="http://schemas.microsoft.com/sharepoint/v3/contenttype/forms"/>
   </ds:schemaRefs>
 </ds:datastoreItem>
 </file>
@@ -4940,9 +8750,10 @@
 </file>
 
 <file path=customXml/itemProps3.xml><?xml version="1.0" encoding="utf-8"?>
-<ds:datastoreItem xmlns:ds="http://schemas.openxmlformats.org/officeDocument/2006/customXml" ds:itemID="{D51C61E4-DB75-4684-AD25-71F546404E96}">
+<ds:datastoreItem xmlns:ds="http://schemas.openxmlformats.org/officeDocument/2006/customXml" ds:itemID="{46CA5683-AF87-4E40-B841-2E23A3B52406}">
   <ds:schemaRefs>
-    <ds:schemaRef ds:uri="http://schemas.microsoft.com/sharepoint/v3/contenttype/forms"/>
+    <ds:schemaRef ds:uri="http://schemas.microsoft.com/office/2006/metadata/properties"/>
+    <ds:schemaRef ds:uri="http://schemas.microsoft.com/office/infopath/2007/PartnerControls"/>
   </ds:schemaRefs>
 </ds:datastoreItem>
 </file>